--- a/Class 12/Software engineering/SE-UNIT 3.docx
+++ b/Class 12/Software engineering/SE-UNIT 3.docx
@@ -1,103 +1,471 @@
 
 <file path=word/document.xml><?xml version="1.0" encoding="utf-8"?>
-<w:document xmlns:wpc="http://schemas.microsoft.com/office/word/2010/wordprocessingCanvas" xmlns:cx="http://schemas.microsoft.com/office/drawing/2014/chartex" xmlns:cx1="http://schemas.microsoft.com/office/drawing/2015/9/8/chartex" xmlns:cx2="http://schemas.microsoft.com/office/drawing/2015/10/21/chartex" xmlns:cx3="http://schemas.microsoft.com/office/drawing/2016/5/9/chartex" xmlns:cx4="http://schemas.microsoft.com/office/drawing/2016/5/10/chartex" xmlns:cx5="http://schemas.microsoft.com/office/drawing/2016/5/11/chartex" xmlns:cx6="http://schemas.microsoft.com/office/drawing/2016/5/12/chartex" xmlns:cx7="http://schemas.microsoft.com/office/drawing/2016/5/13/chartex" xmlns:cx8="http://schemas.microsoft.com/office/drawing/2016/5/14/chartex" xmlns:mc="http://schemas.openxmlformats.org/markup-compatibility/2006" xmlns:aink="http://schemas.microsoft.com/office/drawing/2016/ink" xmlns:am3d="http://schemas.microsoft.com/office/drawing/2017/model3d" xmlns:o="urn:schemas-microsoft-com:office:office" xmlns:oel="http://schemas.microsoft.com/office/2019/extlst" xmlns:r="http://schemas.openxmlformats.org/officeDocument/2006/relationships" xmlns:m="http://schemas.openxmlformats.org/officeDocument/2006/math" xmlns:v="urn:schemas-microsoft-com:vml" xmlns:wp14="http://schemas.microsoft.com/office/word/2010/wordprocessingDrawing" xmlns:wp="http://schemas.openxmlformats.org/drawingml/2006/wordprocessingDrawing" xmlns:w10="urn:schemas-microsoft-com:office:word" xmlns:w="http://schemas.openxmlformats.org/wordprocessingml/2006/main" xmlns:w14="http://schemas.microsoft.com/office/word/2010/wordml" xmlns:w15="http://schemas.microsoft.com/office/word/2012/wordml" xmlns:w16cex="http://schemas.microsoft.com/office/word/2018/wordml/cex" xmlns:w16cid="http://schemas.microsoft.com/office/word/2016/wordml/cid" xmlns:w16="http://schemas.microsoft.com/office/word/2018/wordml" xmlns:w16du="http://schemas.microsoft.com/office/word/2023/wordml/word16du" xmlns:w16sdtdh="http://schemas.microsoft.com/office/word/2020/wordml/sdtdatahash" xmlns:w16sdtfl="http://schemas.microsoft.com/office/word/2024/wordml/sdtformatlock" xmlns:w16se="http://schemas.microsoft.com/office/word/2015/wordml/symex" xmlns:wpg="http://schemas.microsoft.com/office/word/2010/wordprocessingGroup" xmlns:wpi="http://schemas.microsoft.com/office/word/2010/wordprocessingInk" xmlns:wne="http://schemas.microsoft.com/office/word/2006/wordml" xmlns:wps="http://schemas.microsoft.com/office/word/2010/wordprocessingShape" mc:Ignorable="w14 w15 w16se w16cid w16 w16cex w16sdtdh w16sdtfl w16du wp14">
+<w:document xmlns:wpc="http://schemas.microsoft.com/office/word/2010/wordprocessingCanvas" xmlns:cx="http://schemas.microsoft.com/office/drawing/2014/chartex" xmlns:mc="http://schemas.openxmlformats.org/markup-compatibility/2006" xmlns:o="urn:schemas-microsoft-com:office:office" xmlns:r="http://schemas.openxmlformats.org/officeDocument/2006/relationships" xmlns:m="http://schemas.openxmlformats.org/officeDocument/2006/math" xmlns:v="urn:schemas-microsoft-com:vml" xmlns:wp14="http://schemas.microsoft.com/office/word/2010/wordprocessingDrawing" xmlns:wp="http://schemas.openxmlformats.org/drawingml/2006/wordprocessingDrawing" xmlns:w10="urn:schemas-microsoft-com:office:word" xmlns:w="http://schemas.openxmlformats.org/wordprocessingml/2006/main" xmlns:w14="http://schemas.microsoft.com/office/word/2010/wordml" xmlns:w15="http://schemas.microsoft.com/office/word/2012/wordml" xmlns:w16se="http://schemas.microsoft.com/office/word/2015/wordml/symex" xmlns:wpg="http://schemas.microsoft.com/office/word/2010/wordprocessingGroup" xmlns:wpi="http://schemas.microsoft.com/office/word/2010/wordprocessingInk" xmlns:wne="http://schemas.microsoft.com/office/word/2006/wordml" xmlns:wps="http://schemas.microsoft.com/office/word/2010/wordprocessingShape" mc:Ignorable="w14 w15 w16se wp14">
   <w:body>
     <w:p>
       <w:pPr>
-        <w:pStyle w:val="Heading1"/>
-        <w:spacing w:before="0"/>
-        <w:rPr>
-          <w:sz w:val="28"/>
-          <w:szCs w:val="22"/>
-        </w:rPr>
-      </w:pPr>
-      <w:r>
-        <w:rPr>
-          <w:sz w:val="28"/>
-          <w:szCs w:val="22"/>
-        </w:rPr>
-        <w:t>Unit 3. Software Development Life Cycle</w:t>
-      </w:r>
-    </w:p>
-    <w:p>
-      <w:pPr>
-        <w:rPr>
-          <w:rFonts w:ascii="Times New Roman" w:hAnsi="Times New Roman" w:cs="Times New Roman"/>
+        <w:ind w:left="2880" w:firstLine="720"/>
+        <w:rPr>
+          <w:sz w:val="40"/>
+          <w:szCs w:val="44"/>
+        </w:rPr>
+      </w:pPr>
+      <w:r>
+        <w:rPr>
+          <w:sz w:val="40"/>
+          <w:szCs w:val="44"/>
+        </w:rPr>
+        <w:t xml:space="preserve">     Unit 3</w:t>
+      </w:r>
+      <w:r>
+        <w:rPr>
+          <w:sz w:val="40"/>
+          <w:szCs w:val="44"/>
+        </w:rPr>
+        <w:t xml:space="preserve"> </w:t>
+      </w:r>
+    </w:p>
+    <w:p>
+      <w:pPr>
+        <w:rPr>
+          <w:sz w:val="40"/>
+          <w:szCs w:val="44"/>
+        </w:rPr>
+      </w:pPr>
+      <w:r>
+        <w:rPr>
+          <w:sz w:val="40"/>
+          <w:szCs w:val="44"/>
+        </w:rPr>
+        <w:t xml:space="preserve">              </w:t>
+      </w:r>
+      <w:r>
+        <w:rPr>
+          <w:sz w:val="40"/>
+          <w:szCs w:val="44"/>
+        </w:rPr>
+        <w:t>Software Development Life Cycle</w:t>
+      </w:r>
+    </w:p>
+    <w:p>
+      <w:pPr>
+        <w:spacing w:after="0" w:line="240" w:lineRule="auto"/>
+        <w:jc w:val="both"/>
+        <w:rPr>
+          <w:rFonts w:cs="Arial"/>
           <w:color w:val="000000"/>
-          <w:sz w:val="22"/>
           <w:szCs w:val="22"/>
           <w:shd w:val="clear" w:color="auto" w:fill="FFFFFF"/>
         </w:rPr>
       </w:pPr>
       <w:r>
         <w:rPr>
-          <w:rFonts w:ascii="Times New Roman" w:hAnsi="Times New Roman" w:cs="Times New Roman"/>
-          <w:color w:val="000000"/>
-          <w:sz w:val="22"/>
-          <w:szCs w:val="22"/>
-          <w:shd w:val="clear" w:color="auto" w:fill="FFFFFF"/>
-        </w:rPr>
-        <w:t xml:space="preserve">Software Development Life Cycle (SDLC) is a process used by the software industry to design, develop and test high quality </w:t>
-      </w:r>
-      <w:r>
-        <w:rPr>
-          <w:rFonts w:ascii="Times New Roman" w:hAnsi="Times New Roman" w:cs="Times New Roman"/>
-          <w:color w:val="000000"/>
-          <w:sz w:val="22"/>
-          <w:szCs w:val="22"/>
-          <w:shd w:val="clear" w:color="auto" w:fill="FFFFFF"/>
-        </w:rPr>
-        <w:t>software’s</w:t>
-      </w:r>
-      <w:r>
-        <w:rPr>
-          <w:rFonts w:ascii="Times New Roman" w:hAnsi="Times New Roman" w:cs="Times New Roman"/>
-          <w:color w:val="000000"/>
-          <w:sz w:val="22"/>
-          <w:szCs w:val="22"/>
-          <w:shd w:val="clear" w:color="auto" w:fill="FFFFFF"/>
-        </w:rPr>
-        <w:t>. The SDLC aims to produce a high-quality software that meets or exceeds customer expectations, reaches completion within times and cost estimates.</w:t>
-      </w:r>
-    </w:p>
-    <w:p>
-      <w:pPr>
-        <w:pStyle w:val="Heading2"/>
-        <w:spacing w:before="0"/>
-        <w:rPr>
-          <w:sz w:val="22"/>
-          <w:szCs w:val="22"/>
-          <w:shd w:val="clear" w:color="auto" w:fill="FFFFFF"/>
-        </w:rPr>
-      </w:pPr>
-      <w:r>
-        <w:rPr>
-          <w:sz w:val="22"/>
-          <w:szCs w:val="22"/>
-          <w:shd w:val="clear" w:color="auto" w:fill="FFFFFF"/>
-        </w:rPr>
-        <w:t>3.1 Importance and Need of SDLC</w:t>
-      </w:r>
-    </w:p>
-    <w:p>
-      <w:pPr>
-        <w:rPr>
-          <w:rFonts w:ascii="Times New Roman" w:hAnsi="Times New Roman" w:cs="Times New Roman"/>
+          <w:rFonts w:cs="Arial"/>
           <w:b/>
           <w:bCs/>
-          <w:sz w:val="22"/>
-          <w:szCs w:val="22"/>
-        </w:rPr>
-      </w:pPr>
-      <w:r>
-        <w:rPr>
-          <w:rFonts w:ascii="Times New Roman" w:hAnsi="Times New Roman" w:cs="Times New Roman"/>
+          <w:i/>
+          <w:iCs/>
+          <w:color w:val="161616"/>
+          <w:szCs w:val="22"/>
+          <w:u w:val="single"/>
+          <w:shd w:val="clear" w:color="auto" w:fill="FFFFFF"/>
+        </w:rPr>
+        <w:t xml:space="preserve">The software development lifecycle (SDLC) is a structured and iterative methodology used by development teams to build, deliver and maintain high-quality and cost-effective software systems. </w:t>
+      </w:r>
+      <w:r>
+        <w:rPr>
+          <w:rFonts w:cs="Arial"/>
           <w:b/>
           <w:bCs/>
-          <w:sz w:val="22"/>
-          <w:szCs w:val="22"/>
-        </w:rPr>
-        <w:t>Importance of SDLC</w:t>
+          <w:i/>
+          <w:iCs/>
+          <w:color w:val="000000"/>
+          <w:szCs w:val="22"/>
+          <w:u w:val="single"/>
+          <w:shd w:val="clear" w:color="auto" w:fill="FFFFFF"/>
+        </w:rPr>
+        <w:t>The SDLC aims to produce a high-quality software that meets or exceeds customer expectations, reaches completion within times and cost estimates</w:t>
+      </w:r>
+      <w:r>
+        <w:rPr>
+          <w:rFonts w:cs="Arial"/>
+          <w:color w:val="000000"/>
+          <w:szCs w:val="22"/>
+          <w:shd w:val="clear" w:color="auto" w:fill="FFFFFF"/>
+        </w:rPr>
+        <w:t>.</w:t>
+      </w:r>
+    </w:p>
+    <w:p>
+      <w:pPr>
+        <w:shd w:val="clear" w:color="auto" w:fill="FFFFFF"/>
+        <w:spacing w:after="0" w:line="240" w:lineRule="auto"/>
+        <w:jc w:val="both"/>
+        <w:textAlignment w:val="baseline"/>
+        <w:rPr>
+          <w:rFonts w:eastAsia="Times New Roman" w:cs="Arial"/>
+          <w:color w:val="161616"/>
+          <w:szCs w:val="22"/>
+          <w:lang w:bidi="ne-NP"/>
+        </w:rPr>
+      </w:pPr>
+      <w:r>
+        <w:rPr>
+          <w:rFonts w:eastAsia="Times New Roman" w:cs="Arial"/>
+          <w:color w:val="161616"/>
+          <w:szCs w:val="22"/>
+          <w:lang w:bidi="ne-NP"/>
+        </w:rPr>
+        <w:t>The SDLC helps development teams create software that meets stakeholder needs, project requirements and customer expectations.</w:t>
+      </w:r>
+      <w:r>
+        <w:rPr>
+          <w:rFonts w:eastAsia="Times New Roman" w:cs="Arial"/>
+          <w:color w:val="161616"/>
+          <w:szCs w:val="22"/>
+          <w:lang w:bidi="ne-NP"/>
+        </w:rPr>
+        <w:t xml:space="preserve"> </w:t>
+      </w:r>
+      <w:r>
+        <w:rPr>
+          <w:rFonts w:eastAsia="Times New Roman" w:cs="Arial"/>
+          <w:color w:val="161616"/>
+          <w:szCs w:val="22"/>
+          <w:lang w:bidi="ne-NP"/>
+        </w:rPr>
+        <w:t>There are various SDLC models, such as the waterfall model, agile</w:t>
+      </w:r>
+      <w:r>
+        <w:rPr>
+          <w:rFonts w:eastAsia="Times New Roman" w:cs="Arial"/>
+          <w:color w:val="161616"/>
+          <w:szCs w:val="22"/>
+          <w:lang w:bidi="ne-NP"/>
+        </w:rPr>
+        <w:t xml:space="preserve"> model</w:t>
+      </w:r>
+      <w:r>
+        <w:rPr>
+          <w:rFonts w:eastAsia="Times New Roman" w:cs="Arial"/>
+          <w:color w:val="161616"/>
+          <w:szCs w:val="22"/>
+          <w:lang w:bidi="ne-NP"/>
+        </w:rPr>
+        <w:t xml:space="preserve">, </w:t>
+      </w:r>
+      <w:r>
+        <w:rPr>
+          <w:rFonts w:eastAsia="Times New Roman" w:cs="Arial"/>
+          <w:color w:val="161616"/>
+          <w:szCs w:val="22"/>
+          <w:lang w:bidi="ne-NP"/>
+        </w:rPr>
+        <w:t>etc.</w:t>
+      </w:r>
+    </w:p>
+    <w:p>
+      <w:pPr>
+        <w:pStyle w:val="Heading2"/>
+        <w:spacing w:before="0" w:line="240" w:lineRule="auto"/>
+        <w:rPr>
+          <w:sz w:val="30"/>
+          <w:szCs w:val="30"/>
+          <w:shd w:val="clear" w:color="auto" w:fill="FFFFFF"/>
+        </w:rPr>
+      </w:pPr>
+      <w:r>
+        <w:rPr>
+          <w:sz w:val="30"/>
+          <w:szCs w:val="30"/>
+          <w:shd w:val="clear" w:color="auto" w:fill="FFFFFF"/>
+        </w:rPr>
+        <w:t>3.1 Importance and Need of SDLC</w:t>
+      </w:r>
+    </w:p>
+    <w:p>
+      <w:pPr>
+        <w:pStyle w:val="NormalWeb"/>
+        <w:spacing w:before="0" w:beforeAutospacing="0" w:after="0" w:afterAutospacing="0"/>
+        <w:jc w:val="both"/>
+        <w:rPr>
+          <w:rFonts w:ascii="Arial" w:hAnsi="Arial" w:cs="Arial"/>
+          <w:sz w:val="22"/>
+          <w:szCs w:val="22"/>
+        </w:rPr>
+      </w:pPr>
+      <w:r>
+        <w:rPr>
+          <w:rFonts w:ascii="Arial" w:hAnsi="Arial" w:cs="Arial"/>
+          <w:sz w:val="22"/>
+          <w:szCs w:val="22"/>
+        </w:rPr>
+        <w:t xml:space="preserve">The </w:t>
+      </w:r>
+      <w:r>
+        <w:rPr>
+          <w:rStyle w:val="Strong"/>
+          <w:rFonts w:ascii="Arial" w:hAnsi="Arial" w:cs="Arial"/>
+          <w:sz w:val="22"/>
+          <w:szCs w:val="22"/>
+        </w:rPr>
+        <w:t>Software Development Life Cycle (SDLC)</w:t>
+      </w:r>
+      <w:r>
+        <w:rPr>
+          <w:rFonts w:ascii="Arial" w:hAnsi="Arial" w:cs="Arial"/>
+          <w:sz w:val="22"/>
+          <w:szCs w:val="22"/>
+        </w:rPr>
+        <w:t xml:space="preserve"> is important because it provides a </w:t>
+      </w:r>
+      <w:r>
+        <w:rPr>
+          <w:rStyle w:val="Strong"/>
+          <w:rFonts w:ascii="Arial" w:hAnsi="Arial" w:cs="Arial"/>
+          <w:sz w:val="22"/>
+          <w:szCs w:val="22"/>
+        </w:rPr>
+        <w:t>structured and systematic process</w:t>
+      </w:r>
+      <w:r>
+        <w:rPr>
+          <w:rFonts w:ascii="Arial" w:hAnsi="Arial" w:cs="Arial"/>
+          <w:sz w:val="22"/>
+          <w:szCs w:val="22"/>
+        </w:rPr>
+        <w:t xml:space="preserve"> for developing high-quality software. Here are the main reasons why it matters:</w:t>
+      </w:r>
+    </w:p>
+    <w:p>
+      <w:pPr>
+        <w:pStyle w:val="NormalWeb"/>
+        <w:numPr>
+          <w:ilvl w:val="0"/>
+          <w:numId w:val="13"/>
+        </w:numPr>
+        <w:spacing w:before="0" w:beforeAutospacing="0" w:after="0" w:afterAutospacing="0"/>
+        <w:jc w:val="both"/>
+        <w:rPr>
+          <w:rFonts w:ascii="Arial" w:hAnsi="Arial" w:cs="Arial"/>
+          <w:sz w:val="22"/>
+          <w:szCs w:val="22"/>
+        </w:rPr>
+      </w:pPr>
+      <w:r>
+        <w:rPr>
+          <w:rStyle w:val="Strong"/>
+          <w:rFonts w:ascii="Arial" w:hAnsi="Arial" w:cs="Arial"/>
+          <w:sz w:val="22"/>
+          <w:szCs w:val="22"/>
+        </w:rPr>
+        <w:t>Clarity of Requirements</w:t>
+      </w:r>
+      <w:r>
+        <w:rPr>
+          <w:rFonts w:ascii="Arial" w:hAnsi="Arial" w:cs="Arial"/>
+          <w:sz w:val="22"/>
+          <w:szCs w:val="22"/>
+        </w:rPr>
+        <w:t xml:space="preserve"> – SDLC ensures that the client’s needs are clearly gathered and understood before development begins, reducing confusion later.</w:t>
+      </w:r>
+    </w:p>
+    <w:p>
+      <w:pPr>
+        <w:pStyle w:val="NormalWeb"/>
+        <w:numPr>
+          <w:ilvl w:val="0"/>
+          <w:numId w:val="13"/>
+        </w:numPr>
+        <w:spacing w:before="0" w:beforeAutospacing="0" w:after="0" w:afterAutospacing="0"/>
+        <w:jc w:val="both"/>
+        <w:rPr>
+          <w:rFonts w:ascii="Arial" w:hAnsi="Arial" w:cs="Arial"/>
+          <w:sz w:val="22"/>
+          <w:szCs w:val="22"/>
+        </w:rPr>
+      </w:pPr>
+      <w:r>
+        <w:rPr>
+          <w:rStyle w:val="Strong"/>
+          <w:rFonts w:ascii="Arial" w:hAnsi="Arial" w:cs="Arial"/>
+          <w:sz w:val="22"/>
+          <w:szCs w:val="22"/>
+        </w:rPr>
+        <w:t>Better Planning &amp; Organization</w:t>
+      </w:r>
+      <w:r>
+        <w:rPr>
+          <w:rFonts w:ascii="Arial" w:hAnsi="Arial" w:cs="Arial"/>
+          <w:sz w:val="22"/>
+          <w:szCs w:val="22"/>
+        </w:rPr>
+        <w:t xml:space="preserve"> – By breaking the process into phases, teams can manage time, cost, and resources effectively.</w:t>
+      </w:r>
+    </w:p>
+    <w:p>
+      <w:pPr>
+        <w:pStyle w:val="NormalWeb"/>
+        <w:numPr>
+          <w:ilvl w:val="0"/>
+          <w:numId w:val="13"/>
+        </w:numPr>
+        <w:spacing w:before="0" w:beforeAutospacing="0" w:after="0" w:afterAutospacing="0"/>
+        <w:jc w:val="both"/>
+        <w:rPr>
+          <w:rFonts w:ascii="Arial" w:hAnsi="Arial" w:cs="Arial"/>
+          <w:sz w:val="22"/>
+          <w:szCs w:val="22"/>
+        </w:rPr>
+      </w:pPr>
+      <w:r>
+        <w:rPr>
+          <w:rStyle w:val="Strong"/>
+          <w:rFonts w:ascii="Arial" w:hAnsi="Arial" w:cs="Arial"/>
+          <w:sz w:val="22"/>
+          <w:szCs w:val="22"/>
+        </w:rPr>
+        <w:t>Improved Quality</w:t>
+      </w:r>
+      <w:r>
+        <w:rPr>
+          <w:rFonts w:ascii="Arial" w:hAnsi="Arial" w:cs="Arial"/>
+          <w:sz w:val="22"/>
+          <w:szCs w:val="22"/>
+        </w:rPr>
+        <w:t xml:space="preserve"> – Regular reviews and testing at each stage help detect and fix issues early, leading to reliable and high-quality software.</w:t>
+      </w:r>
+    </w:p>
+    <w:p>
+      <w:pPr>
+        <w:pStyle w:val="NormalWeb"/>
+        <w:numPr>
+          <w:ilvl w:val="0"/>
+          <w:numId w:val="13"/>
+        </w:numPr>
+        <w:spacing w:before="0" w:beforeAutospacing="0" w:after="0" w:afterAutospacing="0"/>
+        <w:jc w:val="both"/>
+        <w:rPr>
+          <w:rFonts w:ascii="Arial" w:hAnsi="Arial" w:cs="Arial"/>
+          <w:sz w:val="22"/>
+          <w:szCs w:val="22"/>
+        </w:rPr>
+      </w:pPr>
+      <w:r>
+        <w:rPr>
+          <w:rStyle w:val="Strong"/>
+          <w:rFonts w:ascii="Arial" w:hAnsi="Arial" w:cs="Arial"/>
+          <w:sz w:val="22"/>
+          <w:szCs w:val="22"/>
+        </w:rPr>
+        <w:t>Cost &amp; Time Efficiency</w:t>
+      </w:r>
+      <w:r>
+        <w:rPr>
+          <w:rFonts w:ascii="Arial" w:hAnsi="Arial" w:cs="Arial"/>
+          <w:sz w:val="22"/>
+          <w:szCs w:val="22"/>
+        </w:rPr>
+        <w:t xml:space="preserve"> – Early identification of problems saves money and effort compared to fixing them after deployment.</w:t>
+      </w:r>
+    </w:p>
+    <w:p>
+      <w:pPr>
+        <w:pStyle w:val="NormalWeb"/>
+        <w:numPr>
+          <w:ilvl w:val="0"/>
+          <w:numId w:val="13"/>
+        </w:numPr>
+        <w:spacing w:before="0" w:beforeAutospacing="0" w:after="0" w:afterAutospacing="0"/>
+        <w:jc w:val="both"/>
+        <w:rPr>
+          <w:rFonts w:ascii="Arial" w:hAnsi="Arial" w:cs="Arial"/>
+          <w:sz w:val="22"/>
+          <w:szCs w:val="22"/>
+        </w:rPr>
+      </w:pPr>
+      <w:r>
+        <w:rPr>
+          <w:rStyle w:val="Strong"/>
+          <w:rFonts w:ascii="Arial" w:hAnsi="Arial" w:cs="Arial"/>
+          <w:sz w:val="22"/>
+          <w:szCs w:val="22"/>
+        </w:rPr>
+        <w:t>Risk Management</w:t>
+      </w:r>
+      <w:r>
+        <w:rPr>
+          <w:rFonts w:ascii="Arial" w:hAnsi="Arial" w:cs="Arial"/>
+          <w:sz w:val="22"/>
+          <w:szCs w:val="22"/>
+        </w:rPr>
+        <w:t xml:space="preserve"> – Structured stages allow teams to foresee potential risks and handle them before they become big issues.</w:t>
+      </w:r>
+    </w:p>
+    <w:p>
+      <w:pPr>
+        <w:pStyle w:val="NormalWeb"/>
+        <w:numPr>
+          <w:ilvl w:val="0"/>
+          <w:numId w:val="13"/>
+        </w:numPr>
+        <w:spacing w:before="0" w:beforeAutospacing="0" w:after="0" w:afterAutospacing="0"/>
+        <w:jc w:val="both"/>
+        <w:rPr>
+          <w:rFonts w:ascii="Arial" w:hAnsi="Arial" w:cs="Arial"/>
+          <w:sz w:val="22"/>
+          <w:szCs w:val="22"/>
+        </w:rPr>
+      </w:pPr>
+      <w:r>
+        <w:rPr>
+          <w:rStyle w:val="Strong"/>
+          <w:rFonts w:ascii="Arial" w:hAnsi="Arial" w:cs="Arial"/>
+          <w:sz w:val="22"/>
+          <w:szCs w:val="22"/>
+        </w:rPr>
+        <w:t>Customer Satisfaction</w:t>
+      </w:r>
+      <w:r>
+        <w:rPr>
+          <w:rFonts w:ascii="Arial" w:hAnsi="Arial" w:cs="Arial"/>
+          <w:sz w:val="22"/>
+          <w:szCs w:val="22"/>
+        </w:rPr>
+        <w:t xml:space="preserve"> – Since the end product aligns with client requirements and is well-tested, it increases user trust and satisfaction.</w:t>
+      </w:r>
+    </w:p>
+    <w:p>
+      <w:pPr>
+        <w:pStyle w:val="NormalWeb"/>
+        <w:numPr>
+          <w:ilvl w:val="0"/>
+          <w:numId w:val="13"/>
+        </w:numPr>
+        <w:spacing w:before="0" w:beforeAutospacing="0" w:after="0" w:afterAutospacing="0"/>
+        <w:jc w:val="both"/>
+        <w:rPr>
+          <w:rFonts w:ascii="Arial" w:hAnsi="Arial" w:cs="Arial"/>
+          <w:sz w:val="22"/>
+          <w:szCs w:val="22"/>
+        </w:rPr>
+      </w:pPr>
+      <w:r>
+        <w:rPr>
+          <w:rStyle w:val="Strong"/>
+          <w:rFonts w:ascii="Arial" w:hAnsi="Arial" w:cs="Arial"/>
+          <w:sz w:val="22"/>
+          <w:szCs w:val="22"/>
+        </w:rPr>
+        <w:t>Maintainability &amp; Scalability</w:t>
+      </w:r>
+      <w:r>
+        <w:rPr>
+          <w:rFonts w:ascii="Arial" w:hAnsi="Arial" w:cs="Arial"/>
+          <w:sz w:val="22"/>
+          <w:szCs w:val="22"/>
+        </w:rPr>
+        <w:t xml:space="preserve"> – SDLC ensures proper documentation and structured design, making the software easier to maintain, upgrade, or scale in the future.</w:t>
       </w:r>
     </w:p>
     <w:p>
@@ -105,24 +473,32 @@
         <w:pStyle w:val="ListParagraph"/>
         <w:numPr>
           <w:ilvl w:val="0"/>
-          <w:numId w:val="2"/>
+          <w:numId w:val="13"/>
         </w:numPr>
-        <w:rPr>
-          <w:rFonts w:ascii="Times New Roman" w:hAnsi="Times New Roman" w:cs="Times New Roman"/>
+        <w:spacing w:after="0" w:line="240" w:lineRule="auto"/>
+        <w:rPr>
+          <w:rFonts w:eastAsia="Times New Roman" w:cs="Arial"/>
+          <w:szCs w:val="22"/>
+          <w:lang w:bidi="ne-NP"/>
+        </w:rPr>
+      </w:pPr>
+      <w:r>
+        <w:rPr>
+          <w:rFonts w:eastAsia="Times New Roman" w:cs="Arial"/>
           <w:b/>
           <w:bCs/>
-          <w:sz w:val="22"/>
-          <w:szCs w:val="22"/>
-        </w:rPr>
-      </w:pPr>
-      <w:r>
-        <w:rPr>
-          <w:rFonts w:ascii="Verdana" w:eastAsia="Times New Roman" w:hAnsi="Verdana" w:cs="Times New Roman"/>
-          <w:color w:val="222222"/>
-          <w:sz w:val="22"/>
-          <w:szCs w:val="22"/>
-        </w:rPr>
-        <w:t>It acts as a guide to the project and meet client’s objectives.</w:t>
+          <w:szCs w:val="22"/>
+          <w:lang w:bidi="ne-NP"/>
+        </w:rPr>
+        <w:t>Efficient Resource Use</w:t>
+      </w:r>
+      <w:r>
+        <w:rPr>
+          <w:rFonts w:eastAsia="Times New Roman" w:cs="Arial"/>
+          <w:szCs w:val="22"/>
+          <w:lang w:bidi="ne-NP"/>
+        </w:rPr>
+        <w:t xml:space="preserve"> – Helps in proper planning of time, cost, and manpower.</w:t>
       </w:r>
     </w:p>
     <w:p>
@@ -130,166 +506,545 @@
         <w:pStyle w:val="ListParagraph"/>
         <w:numPr>
           <w:ilvl w:val="0"/>
-          <w:numId w:val="2"/>
+          <w:numId w:val="13"/>
         </w:numPr>
-        <w:rPr>
-          <w:rFonts w:ascii="Times New Roman" w:hAnsi="Times New Roman" w:cs="Times New Roman"/>
+        <w:spacing w:after="0" w:line="240" w:lineRule="auto"/>
+        <w:rPr>
+          <w:rFonts w:eastAsia="Times New Roman" w:cs="Arial"/>
+          <w:szCs w:val="22"/>
+          <w:lang w:bidi="ne-NP"/>
+        </w:rPr>
+      </w:pPr>
+      <w:r>
+        <w:rPr>
+          <w:rFonts w:eastAsia="Times New Roman" w:cs="Arial"/>
           <w:b/>
           <w:bCs/>
-          <w:sz w:val="22"/>
-          <w:szCs w:val="22"/>
-        </w:rPr>
-      </w:pPr>
-      <w:r>
-        <w:rPr>
-          <w:rFonts w:ascii="Verdana" w:eastAsia="Times New Roman" w:hAnsi="Verdana" w:cs="Times New Roman"/>
-          <w:color w:val="222222"/>
-          <w:sz w:val="22"/>
-          <w:szCs w:val="22"/>
-        </w:rPr>
-        <w:t>It helps in evaluating, scheduling and estimating deliverables.</w:t>
-      </w:r>
-    </w:p>
-    <w:p>
-      <w:pPr>
-        <w:pStyle w:val="ListParagraph"/>
+          <w:szCs w:val="22"/>
+          <w:lang w:bidi="ne-NP"/>
+        </w:rPr>
+        <w:t>Better Communication</w:t>
+      </w:r>
+      <w:r>
+        <w:rPr>
+          <w:rFonts w:eastAsia="Times New Roman" w:cs="Arial"/>
+          <w:szCs w:val="22"/>
+          <w:lang w:bidi="ne-NP"/>
+        </w:rPr>
+        <w:t xml:space="preserve"> – Creates a common framework for clients, developers, and testers to coordinate effectively.</w:t>
+      </w:r>
+    </w:p>
+    <w:p>
+      <w:pPr>
+        <w:pStyle w:val="NormalWeb"/>
+        <w:spacing w:before="0" w:beforeAutospacing="0" w:after="0" w:afterAutospacing="0"/>
+        <w:jc w:val="both"/>
+      </w:pPr>
+    </w:p>
+    <w:p>
+      <w:pPr>
+        <w:pStyle w:val="NormalWeb"/>
+        <w:spacing w:before="0" w:beforeAutospacing="0" w:after="0" w:afterAutospacing="0"/>
+        <w:jc w:val="both"/>
+        <w:rPr>
+          <w:rFonts w:ascii="Arial" w:hAnsi="Arial" w:cs="Arial"/>
+          <w:sz w:val="22"/>
+          <w:szCs w:val="22"/>
+        </w:rPr>
+      </w:pPr>
+      <w:r>
+        <w:rPr>
+          <w:rFonts w:ascii="Arial" w:hAnsi="Arial" w:cs="Arial"/>
+          <w:sz w:val="22"/>
+          <w:szCs w:val="22"/>
+        </w:rPr>
+        <w:t xml:space="preserve">In short: </w:t>
+      </w:r>
+      <w:r>
+        <w:rPr>
+          <w:rStyle w:val="Strong"/>
+          <w:rFonts w:ascii="Arial" w:hAnsi="Arial" w:cs="Arial"/>
+          <w:b w:val="0"/>
+          <w:bCs w:val="0"/>
+          <w:sz w:val="22"/>
+          <w:szCs w:val="22"/>
+        </w:rPr>
+        <w:t>SDLC is important because</w:t>
+      </w:r>
+      <w:r>
+        <w:rPr>
+          <w:rStyle w:val="Strong"/>
+          <w:rFonts w:ascii="Arial" w:hAnsi="Arial" w:cs="Arial"/>
+          <w:b w:val="0"/>
+          <w:bCs w:val="0"/>
+          <w:sz w:val="22"/>
+          <w:szCs w:val="22"/>
+        </w:rPr>
+        <w:t xml:space="preserve"> </w:t>
+      </w:r>
+      <w:bookmarkStart w:id="0" w:name="_GoBack"/>
+      <w:bookmarkEnd w:id="0"/>
+      <w:r>
+        <w:rPr>
+          <w:rStyle w:val="Strong"/>
+          <w:rFonts w:ascii="Arial" w:hAnsi="Arial" w:cs="Arial"/>
+          <w:b w:val="0"/>
+          <w:bCs w:val="0"/>
+          <w:sz w:val="22"/>
+          <w:szCs w:val="22"/>
+        </w:rPr>
+        <w:t>it gives a roadmap that helps software projects succeed—on time, within budget, and with good quality.</w:t>
+      </w:r>
+    </w:p>
+    <w:p>
+      <w:pPr>
+        <w:pStyle w:val="NormalWeb"/>
+        <w:shd w:val="clear" w:color="auto" w:fill="FFFFFF"/>
+        <w:spacing w:before="0" w:beforeAutospacing="0" w:after="0" w:afterAutospacing="0"/>
+        <w:jc w:val="both"/>
+        <w:rPr>
+          <w:rFonts w:ascii="Segoe UI" w:hAnsi="Segoe UI" w:cs="Segoe UI"/>
+          <w:color w:val="000000" w:themeColor="text1"/>
+          <w:sz w:val="22"/>
+          <w:szCs w:val="22"/>
+        </w:rPr>
+      </w:pPr>
+      <w:r>
+        <w:rPr>
+          <w:rFonts w:ascii="Segoe UI" w:hAnsi="Segoe UI" w:cs="Segoe UI"/>
+          <w:color w:val="000000" w:themeColor="text1"/>
+          <w:sz w:val="22"/>
+          <w:szCs w:val="22"/>
+        </w:rPr>
+        <w:t xml:space="preserve">NOTE: </w:t>
+      </w:r>
+      <w:r>
+        <w:rPr>
+          <w:rFonts w:ascii="Segoe UI" w:hAnsi="Segoe UI" w:cs="Segoe UI"/>
+          <w:color w:val="000000" w:themeColor="text1"/>
+          <w:sz w:val="22"/>
+          <w:szCs w:val="22"/>
+        </w:rPr>
+        <w:t xml:space="preserve"> Write same answers</w:t>
+      </w:r>
+      <w:r>
+        <w:rPr>
+          <w:rFonts w:ascii="Segoe UI" w:hAnsi="Segoe UI" w:cs="Segoe UI"/>
+          <w:color w:val="000000" w:themeColor="text1"/>
+          <w:sz w:val="22"/>
+          <w:szCs w:val="22"/>
+        </w:rPr>
+        <w:t xml:space="preserve"> for both importance and needs of SDLC.</w:t>
+      </w:r>
+    </w:p>
+    <w:p>
+      <w:pPr>
+        <w:rPr>
+          <w:sz w:val="24"/>
+          <w:szCs w:val="28"/>
+          <w:u w:val="single"/>
+        </w:rPr>
+      </w:pPr>
+      <w:r>
+        <w:rPr>
+          <w:rStyle w:val="Strong"/>
+          <w:sz w:val="24"/>
+          <w:szCs w:val="28"/>
+          <w:u w:val="single"/>
+        </w:rPr>
+        <w:t>Phases of System Development Life Cycle (SDLC)</w:t>
+      </w:r>
+    </w:p>
+    <w:p>
+      <w:pPr>
+        <w:pStyle w:val="NormalWeb"/>
         <w:numPr>
           <w:ilvl w:val="0"/>
-          <w:numId w:val="2"/>
+          <w:numId w:val="18"/>
         </w:numPr>
-        <w:rPr>
-          <w:rFonts w:ascii="Times New Roman" w:hAnsi="Times New Roman" w:cs="Times New Roman"/>
-          <w:b/>
-          <w:bCs/>
-          <w:sz w:val="22"/>
-          <w:szCs w:val="22"/>
-        </w:rPr>
-      </w:pPr>
-      <w:r>
-        <w:rPr>
-          <w:rFonts w:ascii="Verdana" w:eastAsia="Times New Roman" w:hAnsi="Verdana" w:cs="Times New Roman"/>
-          <w:color w:val="222222"/>
-          <w:sz w:val="22"/>
-          <w:szCs w:val="22"/>
-        </w:rPr>
-        <w:t>It provides a framework for a standard set of activities.</w:t>
-      </w:r>
-    </w:p>
-    <w:p>
-      <w:pPr>
-        <w:pStyle w:val="ListParagraph"/>
+        <w:spacing w:before="0" w:beforeAutospacing="0" w:after="0" w:afterAutospacing="0"/>
+      </w:pPr>
+      <w:r>
+        <w:rPr>
+          <w:rStyle w:val="Strong"/>
+        </w:rPr>
+        <w:t>Planning Phase</w:t>
+      </w:r>
+    </w:p>
+    <w:p>
+      <w:pPr>
+        <w:pStyle w:val="NormalWeb"/>
         <w:numPr>
           <w:ilvl w:val="0"/>
-          <w:numId w:val="2"/>
+          <w:numId w:val="20"/>
         </w:numPr>
-        <w:rPr>
-          <w:rFonts w:ascii="Times New Roman" w:hAnsi="Times New Roman" w:cs="Times New Roman"/>
-          <w:b/>
-          <w:bCs/>
-          <w:sz w:val="22"/>
-          <w:szCs w:val="22"/>
-        </w:rPr>
-      </w:pPr>
-      <w:r>
-        <w:rPr>
-          <w:rFonts w:ascii="Verdana" w:eastAsia="Times New Roman" w:hAnsi="Verdana" w:cs="Times New Roman"/>
-          <w:color w:val="222222"/>
-          <w:sz w:val="22"/>
-          <w:szCs w:val="22"/>
-        </w:rPr>
-        <w:t>It ensures correct and timely delivery to the client.</w:t>
-      </w:r>
-    </w:p>
-    <w:p>
-      <w:pPr>
-        <w:shd w:val="clear" w:color="auto" w:fill="FFFFFF"/>
-        <w:spacing w:after="0" w:line="240" w:lineRule="auto"/>
-        <w:rPr>
-          <w:rFonts w:ascii="Verdana" w:eastAsia="Times New Roman" w:hAnsi="Verdana" w:cs="Times New Roman"/>
-          <w:b/>
-          <w:bCs/>
-          <w:color w:val="222222"/>
-          <w:sz w:val="22"/>
-          <w:szCs w:val="22"/>
-        </w:rPr>
-      </w:pPr>
-      <w:r>
-        <w:rPr>
-          <w:rFonts w:ascii="Verdana" w:eastAsia="Times New Roman" w:hAnsi="Verdana" w:cs="Times New Roman"/>
-          <w:b/>
-          <w:bCs/>
-          <w:color w:val="222222"/>
-          <w:sz w:val="22"/>
-          <w:szCs w:val="22"/>
-        </w:rPr>
-        <w:t>Need of SDLC</w:t>
+        <w:spacing w:before="0" w:beforeAutospacing="0" w:after="0" w:afterAutospacing="0"/>
+      </w:pPr>
+      <w:r>
+        <w:t>Define the problem and objectives.</w:t>
       </w:r>
     </w:p>
     <w:p>
       <w:pPr>
         <w:pStyle w:val="NormalWeb"/>
-        <w:shd w:val="clear" w:color="auto" w:fill="FFFFFF"/>
-        <w:spacing w:before="0" w:beforeAutospacing="0"/>
-        <w:jc w:val="both"/>
-        <w:rPr>
-          <w:rFonts w:ascii="Segoe UI" w:hAnsi="Segoe UI" w:cs="Segoe UI"/>
-          <w:color w:val="000000" w:themeColor="text1"/>
-          <w:sz w:val="22"/>
-          <w:szCs w:val="22"/>
-        </w:rPr>
-      </w:pPr>
-      <w:r>
-        <w:rPr>
-          <w:rFonts w:ascii="Segoe UI" w:hAnsi="Segoe UI" w:cs="Segoe UI"/>
-          <w:color w:val="000000" w:themeColor="text1"/>
-          <w:sz w:val="22"/>
-          <w:szCs w:val="22"/>
-        </w:rPr>
-        <w:t>The development team must determine a suitable life cycle model for a particular plan and then observe to it.</w:t>
-      </w:r>
-      <w:r>
-        <w:rPr>
-          <w:rFonts w:ascii="Segoe UI" w:hAnsi="Segoe UI" w:cs="Segoe UI"/>
-          <w:color w:val="000000" w:themeColor="text1"/>
-          <w:sz w:val="22"/>
-          <w:szCs w:val="22"/>
-        </w:rPr>
-        <w:t xml:space="preserve"> </w:t>
-      </w:r>
-      <w:r>
-        <w:rPr>
-          <w:rFonts w:ascii="Segoe UI" w:hAnsi="Segoe UI" w:cs="Segoe UI"/>
-          <w:color w:val="000000" w:themeColor="text1"/>
-          <w:sz w:val="22"/>
-          <w:szCs w:val="22"/>
-        </w:rPr>
-        <w:t>Without using an exact life cycle model, the development of a software product would not be in a systematic and disciplined manner. When a team is developing a software product, there must be a clear understanding among team representative about when and what to do. Otherwise, it would point to chaos and project failure. This problem can be defined by using an example. Suppose a software development issue is divided into various parts and the parts are assigned to the team members. From then on, suppose the team representative is allowed the freedom to develop the roles assigned to them in whatever way they like. It is possible that one representative might start writing the code for his part, another might choose to prepare the test documents first, and some other engineer might begin with the design phase of the roles assigned to him. This would be one of the perfect methods for project failure.</w:t>
+        <w:numPr>
+          <w:ilvl w:val="0"/>
+          <w:numId w:val="20"/>
+        </w:numPr>
+        <w:spacing w:before="0" w:beforeAutospacing="0" w:after="0" w:afterAutospacing="0"/>
+      </w:pPr>
+      <w:r>
+        <w:t>Decide project scope, schedule, budget, and resources.</w:t>
       </w:r>
     </w:p>
     <w:p>
       <w:pPr>
         <w:pStyle w:val="NormalWeb"/>
-        <w:shd w:val="clear" w:color="auto" w:fill="FFFFFF"/>
-        <w:spacing w:before="0" w:beforeAutospacing="0"/>
-        <w:jc w:val="both"/>
-        <w:rPr>
-          <w:rFonts w:ascii="Segoe UI" w:hAnsi="Segoe UI" w:cs="Segoe UI"/>
-          <w:color w:val="000000" w:themeColor="text1"/>
-          <w:sz w:val="22"/>
-          <w:szCs w:val="22"/>
-        </w:rPr>
+        <w:numPr>
+          <w:ilvl w:val="0"/>
+          <w:numId w:val="20"/>
+        </w:numPr>
+        <w:spacing w:before="0" w:beforeAutospacing="0" w:after="0" w:afterAutospacing="0"/>
+      </w:pPr>
+      <w:r>
+        <w:t>Conduct feasibility study (technical, economic, operational).</w:t>
+      </w:r>
+    </w:p>
+    <w:p>
+      <w:pPr>
+        <w:pStyle w:val="NormalWeb"/>
+        <w:numPr>
+          <w:ilvl w:val="0"/>
+          <w:numId w:val="18"/>
+        </w:numPr>
+        <w:spacing w:before="0" w:beforeAutospacing="0" w:after="0" w:afterAutospacing="0"/>
+      </w:pPr>
+      <w:r>
+        <w:rPr>
+          <w:rStyle w:val="Strong"/>
+        </w:rPr>
+        <w:t>System Analysis Phase</w:t>
+      </w:r>
+    </w:p>
+    <w:p>
+      <w:pPr>
+        <w:pStyle w:val="NormalWeb"/>
+        <w:numPr>
+          <w:ilvl w:val="0"/>
+          <w:numId w:val="21"/>
+        </w:numPr>
+        <w:spacing w:before="0" w:beforeAutospacing="0" w:after="0" w:afterAutospacing="0"/>
+      </w:pPr>
+      <w:r>
+        <w:t>Gather and study requirements from users.</w:t>
+      </w:r>
+    </w:p>
+    <w:p>
+      <w:pPr>
+        <w:pStyle w:val="NormalWeb"/>
+        <w:numPr>
+          <w:ilvl w:val="0"/>
+          <w:numId w:val="21"/>
+        </w:numPr>
+        <w:spacing w:before="0" w:beforeAutospacing="0" w:after="0" w:afterAutospacing="0"/>
+      </w:pPr>
+      <w:r>
+        <w:t>Analyze existing system (if any).</w:t>
+      </w:r>
+    </w:p>
+    <w:p>
+      <w:pPr>
+        <w:pStyle w:val="NormalWeb"/>
+        <w:numPr>
+          <w:ilvl w:val="0"/>
+          <w:numId w:val="21"/>
+        </w:numPr>
+        <w:spacing w:before="0" w:beforeAutospacing="0" w:after="0" w:afterAutospacing="0"/>
+      </w:pPr>
+      <w:r>
+        <w:t xml:space="preserve">Prepare </w:t>
+      </w:r>
+      <w:r>
+        <w:rPr>
+          <w:rStyle w:val="Strong"/>
+        </w:rPr>
+        <w:t>System Requirement Specification (SRS)</w:t>
+      </w:r>
+      <w:r>
+        <w:t xml:space="preserve"> document.</w:t>
+      </w:r>
+    </w:p>
+    <w:p>
+      <w:pPr>
+        <w:pStyle w:val="NormalWeb"/>
+        <w:numPr>
+          <w:ilvl w:val="0"/>
+          <w:numId w:val="18"/>
+        </w:numPr>
+        <w:spacing w:before="0" w:beforeAutospacing="0" w:after="0" w:afterAutospacing="0"/>
+      </w:pPr>
+      <w:r>
+        <w:rPr>
+          <w:rStyle w:val="Strong"/>
+        </w:rPr>
+        <w:t>System Design Phase</w:t>
+      </w:r>
+    </w:p>
+    <w:p>
+      <w:pPr>
+        <w:pStyle w:val="NormalWeb"/>
+        <w:numPr>
+          <w:ilvl w:val="0"/>
+          <w:numId w:val="22"/>
+        </w:numPr>
+        <w:spacing w:before="0" w:beforeAutospacing="0" w:after="0" w:afterAutospacing="0"/>
+      </w:pPr>
+      <w:r>
+        <w:t>Create a blueprint of the system.</w:t>
+      </w:r>
+    </w:p>
+    <w:p>
+      <w:pPr>
+        <w:pStyle w:val="NormalWeb"/>
+        <w:numPr>
+          <w:ilvl w:val="0"/>
+          <w:numId w:val="22"/>
+        </w:numPr>
+        <w:spacing w:before="0" w:beforeAutospacing="0" w:after="0" w:afterAutospacing="0"/>
+      </w:pPr>
+      <w:r>
+        <w:t>Design database, user interfaces, inputs/outputs, and architecture.</w:t>
+      </w:r>
+    </w:p>
+    <w:p>
+      <w:pPr>
+        <w:pStyle w:val="NormalWeb"/>
+        <w:numPr>
+          <w:ilvl w:val="0"/>
+          <w:numId w:val="22"/>
+        </w:numPr>
+        <w:spacing w:before="0" w:beforeAutospacing="0" w:after="0" w:afterAutospacing="0"/>
+      </w:pPr>
+      <w:r>
+        <w:t>Prepare detailed design for coding.</w:t>
+      </w:r>
+    </w:p>
+    <w:p>
+      <w:pPr>
+        <w:pStyle w:val="NormalWeb"/>
+        <w:numPr>
+          <w:ilvl w:val="0"/>
+          <w:numId w:val="18"/>
+        </w:numPr>
+        <w:spacing w:before="0" w:beforeAutospacing="0" w:after="0" w:afterAutospacing="0"/>
+      </w:pPr>
+      <w:r>
+        <w:rPr>
+          <w:rStyle w:val="Strong"/>
+        </w:rPr>
+        <w:t>Development (Coding) Phase</w:t>
+      </w:r>
+    </w:p>
+    <w:p>
+      <w:pPr>
+        <w:pStyle w:val="NormalWeb"/>
+        <w:numPr>
+          <w:ilvl w:val="0"/>
+          <w:numId w:val="23"/>
+        </w:numPr>
+        <w:spacing w:before="0" w:beforeAutospacing="0" w:after="0" w:afterAutospacing="0"/>
+      </w:pPr>
+      <w:r>
+        <w:t>Convert design into actual software using programming languages.</w:t>
+      </w:r>
+    </w:p>
+    <w:p>
+      <w:pPr>
+        <w:pStyle w:val="NormalWeb"/>
+        <w:numPr>
+          <w:ilvl w:val="0"/>
+          <w:numId w:val="23"/>
+        </w:numPr>
+        <w:spacing w:before="0" w:beforeAutospacing="0" w:after="0" w:afterAutospacing="0"/>
+      </w:pPr>
+      <w:r>
+        <w:t>Write clean, efficient, and secure code.</w:t>
+      </w:r>
+    </w:p>
+    <w:p>
+      <w:pPr>
+        <w:pStyle w:val="NormalWeb"/>
+        <w:numPr>
+          <w:ilvl w:val="0"/>
+          <w:numId w:val="18"/>
+        </w:numPr>
+        <w:spacing w:before="0" w:beforeAutospacing="0" w:after="0" w:afterAutospacing="0"/>
+      </w:pPr>
+      <w:r>
+        <w:rPr>
+          <w:rStyle w:val="Strong"/>
+        </w:rPr>
+        <w:t>Testing Phase</w:t>
+      </w:r>
+    </w:p>
+    <w:p>
+      <w:pPr>
+        <w:pStyle w:val="NormalWeb"/>
+        <w:numPr>
+          <w:ilvl w:val="0"/>
+          <w:numId w:val="24"/>
+        </w:numPr>
+        <w:spacing w:before="0" w:beforeAutospacing="0" w:after="0" w:afterAutospacing="0"/>
+      </w:pPr>
+      <w:r>
+        <w:t>Test the system for errors, bugs, and performance issues.</w:t>
+      </w:r>
+    </w:p>
+    <w:p>
+      <w:pPr>
+        <w:pStyle w:val="NormalWeb"/>
+        <w:numPr>
+          <w:ilvl w:val="0"/>
+          <w:numId w:val="24"/>
+        </w:numPr>
+        <w:spacing w:before="0" w:beforeAutospacing="0" w:after="0" w:afterAutospacing="0"/>
+      </w:pPr>
+      <w:r>
+        <w:lastRenderedPageBreak/>
+        <w:t>Conduct unit testing, integration testing, system testing, and user acceptance testing (UAT).</w:t>
+      </w:r>
+    </w:p>
+    <w:p>
+      <w:pPr>
+        <w:pStyle w:val="NormalWeb"/>
+        <w:numPr>
+          <w:ilvl w:val="0"/>
+          <w:numId w:val="18"/>
+        </w:numPr>
+        <w:spacing w:before="0" w:beforeAutospacing="0" w:after="0" w:afterAutospacing="0"/>
+      </w:pPr>
+      <w:r>
+        <w:rPr>
+          <w:rStyle w:val="Strong"/>
+        </w:rPr>
+        <w:t>Implementation (Deployment) Phase</w:t>
+      </w:r>
+    </w:p>
+    <w:p>
+      <w:pPr>
+        <w:pStyle w:val="NormalWeb"/>
+        <w:numPr>
+          <w:ilvl w:val="0"/>
+          <w:numId w:val="25"/>
+        </w:numPr>
+        <w:spacing w:before="0" w:beforeAutospacing="0" w:after="0" w:afterAutospacing="0"/>
+      </w:pPr>
+      <w:r>
+        <w:t>Install the system in the real environment.</w:t>
+      </w:r>
+    </w:p>
+    <w:p>
+      <w:pPr>
+        <w:pStyle w:val="NormalWeb"/>
+        <w:numPr>
+          <w:ilvl w:val="0"/>
+          <w:numId w:val="25"/>
+        </w:numPr>
+        <w:spacing w:before="0" w:beforeAutospacing="0" w:after="0" w:afterAutospacing="0"/>
+      </w:pPr>
+      <w:r>
+        <w:t>Train users and provide manuals.</w:t>
+      </w:r>
+    </w:p>
+    <w:p>
+      <w:pPr>
+        <w:pStyle w:val="NormalWeb"/>
+        <w:numPr>
+          <w:ilvl w:val="0"/>
+          <w:numId w:val="25"/>
+        </w:numPr>
+        <w:spacing w:before="0" w:beforeAutospacing="0" w:after="0" w:afterAutospacing="0"/>
+      </w:pPr>
+      <w:r>
+        <w:t>Migrate data from old system (if any).</w:t>
+      </w:r>
+    </w:p>
+    <w:p>
+      <w:pPr>
+        <w:pStyle w:val="NormalWeb"/>
+        <w:numPr>
+          <w:ilvl w:val="0"/>
+          <w:numId w:val="18"/>
+        </w:numPr>
+        <w:spacing w:before="0" w:beforeAutospacing="0" w:after="0" w:afterAutospacing="0"/>
+      </w:pPr>
+      <w:r>
+        <w:rPr>
+          <w:rStyle w:val="Strong"/>
+        </w:rPr>
+        <w:t>Maintenance Phase</w:t>
+      </w:r>
+    </w:p>
+    <w:p>
+      <w:pPr>
+        <w:pStyle w:val="NormalWeb"/>
+        <w:numPr>
+          <w:ilvl w:val="0"/>
+          <w:numId w:val="26"/>
+        </w:numPr>
+        <w:spacing w:before="0" w:beforeAutospacing="0" w:after="0" w:afterAutospacing="0"/>
+      </w:pPr>
+      <w:r>
+        <w:t>Fix issues after deployment.</w:t>
+      </w:r>
+    </w:p>
+    <w:p>
+      <w:pPr>
+        <w:pStyle w:val="NormalWeb"/>
+        <w:numPr>
+          <w:ilvl w:val="0"/>
+          <w:numId w:val="26"/>
+        </w:numPr>
+        <w:spacing w:before="0" w:beforeAutospacing="0" w:after="0" w:afterAutospacing="0"/>
+      </w:pPr>
+      <w:r>
+        <w:t>Provide updates, patches, and enhancements.</w:t>
+      </w:r>
+    </w:p>
+    <w:p>
+      <w:pPr>
+        <w:pStyle w:val="NormalWeb"/>
+        <w:numPr>
+          <w:ilvl w:val="0"/>
+          <w:numId w:val="26"/>
+        </w:numPr>
+        <w:spacing w:before="0" w:beforeAutospacing="0" w:after="0" w:afterAutospacing="0"/>
+      </w:pPr>
+      <w:r>
+        <w:t>Ensure system works smoothly in the long run.</w:t>
+      </w:r>
+    </w:p>
+    <w:p>
+      <w:pPr>
+        <w:pStyle w:val="NormalWeb"/>
+        <w:spacing w:before="0" w:beforeAutospacing="0" w:after="0" w:afterAutospacing="0"/>
+      </w:pPr>
+    </w:p>
+    <w:p>
+      <w:pPr>
+        <w:pStyle w:val="NormalWeb"/>
+        <w:spacing w:before="0" w:beforeAutospacing="0" w:after="0" w:afterAutospacing="0"/>
       </w:pPr>
       <w:r>
         <w:rPr>
           <w:noProof/>
-          <w:sz w:val="22"/>
-          <w:szCs w:val="22"/>
+          <w:lang w:bidi="ne-NP"/>
         </w:rPr>
         <w:drawing>
-          <wp:inline distT="0" distB="0" distL="0" distR="0" wp14:anchorId="3297CB13" wp14:editId="5BEA0587">
-            <wp:extent cx="3013320" cy="1793827"/>
-            <wp:effectExtent l="0" t="0" r="0" b="0"/>
-            <wp:docPr id="1" name="Picture 1"/>
+          <wp:inline distT="0" distB="0" distL="0" distR="0" wp14:anchorId="02280537" wp14:editId="545CB3D8">
+            <wp:extent cx="3478203" cy="2622550"/>
+            <wp:effectExtent l="0" t="0" r="8255" b="6350"/>
+            <wp:docPr id="9" name="Picture 9" descr="C:\Users\HP\Desktop\ab.JPG"/>
             <wp:cNvGraphicFramePr>
               <a:graphicFrameLocks xmlns:a="http://schemas.openxmlformats.org/drawingml/2006/main" noChangeAspect="1"/>
             </wp:cNvGraphicFramePr>
@@ -297,23 +1052,36 @@
               <a:graphicData uri="http://schemas.openxmlformats.org/drawingml/2006/picture">
                 <pic:pic xmlns:pic="http://schemas.openxmlformats.org/drawingml/2006/picture">
                   <pic:nvPicPr>
-                    <pic:cNvPr id="1" name=""/>
-                    <pic:cNvPicPr/>
+                    <pic:cNvPr id="0" name="Picture 25" descr="C:\Users\HP\Desktop\ab.JPG"/>
+                    <pic:cNvPicPr>
+                      <a:picLocks noChangeAspect="1" noChangeArrowheads="1"/>
+                    </pic:cNvPicPr>
                   </pic:nvPicPr>
                   <pic:blipFill>
-                    <a:blip r:embed="rId5"/>
+                    <a:blip r:embed="rId5" cstate="print">
+                      <a:extLst>
+                        <a:ext uri="{28A0092B-C50C-407E-A947-70E740481C1C}">
+                          <a14:useLocalDpi xmlns:a14="http://schemas.microsoft.com/office/drawing/2010/main" val="0"/>
+                        </a:ext>
+                      </a:extLst>
+                    </a:blip>
+                    <a:srcRect/>
                     <a:stretch>
                       <a:fillRect/>
                     </a:stretch>
                   </pic:blipFill>
-                  <pic:spPr>
+                  <pic:spPr bwMode="auto">
                     <a:xfrm>
                       <a:off x="0" y="0"/>
-                      <a:ext cx="3044656" cy="1812481"/>
+                      <a:ext cx="3482667" cy="2625916"/>
                     </a:xfrm>
                     <a:prstGeom prst="rect">
                       <a:avLst/>
                     </a:prstGeom>
+                    <a:noFill/>
+                    <a:ln>
+                      <a:noFill/>
+                    </a:ln>
                   </pic:spPr>
                 </pic:pic>
               </a:graphicData>
@@ -324,184 +1092,374 @@
     </w:p>
     <w:p>
       <w:pPr>
+        <w:pStyle w:val="NormalWeb"/>
+        <w:shd w:val="clear" w:color="auto" w:fill="FFFFFF"/>
+        <w:spacing w:before="0" w:beforeAutospacing="0" w:after="0" w:afterAutospacing="0"/>
+        <w:jc w:val="both"/>
+        <w:rPr>
+          <w:rFonts w:ascii="Segoe UI" w:hAnsi="Segoe UI" w:cs="Segoe UI"/>
+          <w:color w:val="000000" w:themeColor="text1"/>
+          <w:sz w:val="22"/>
+          <w:szCs w:val="22"/>
+        </w:rPr>
+      </w:pPr>
+    </w:p>
+    <w:p>
+      <w:pPr>
         <w:pStyle w:val="Heading2"/>
-        <w:spacing w:before="0"/>
-        <w:rPr>
-          <w:sz w:val="22"/>
-          <w:szCs w:val="22"/>
-        </w:rPr>
-      </w:pPr>
-      <w:r>
-        <w:rPr>
-          <w:sz w:val="22"/>
-          <w:szCs w:val="22"/>
+        <w:spacing w:before="0" w:line="240" w:lineRule="auto"/>
+        <w:rPr>
+          <w:sz w:val="30"/>
+          <w:szCs w:val="30"/>
+        </w:rPr>
+      </w:pPr>
+      <w:r>
+        <w:rPr>
+          <w:sz w:val="30"/>
+          <w:szCs w:val="30"/>
         </w:rPr>
         <w:t>3.2 System Study</w:t>
       </w:r>
     </w:p>
     <w:p>
       <w:pPr>
-        <w:spacing w:after="0" w:line="420" w:lineRule="atLeast"/>
+        <w:spacing w:after="0" w:line="240" w:lineRule="auto"/>
         <w:jc w:val="both"/>
-        <w:outlineLvl w:val="2"/>
-        <w:rPr>
-          <w:rFonts w:ascii="Georgia" w:eastAsia="Times New Roman" w:hAnsi="Georgia" w:cs="Times New Roman"/>
-          <w:color w:val="000000"/>
-          <w:spacing w:val="-8"/>
-          <w:sz w:val="22"/>
-          <w:szCs w:val="22"/>
-        </w:rPr>
-      </w:pPr>
-      <w:r>
-        <w:rPr>
-          <w:rFonts w:ascii="Georgia" w:eastAsia="Times New Roman" w:hAnsi="Georgia" w:cs="Times New Roman"/>
-          <w:color w:val="000000"/>
-          <w:spacing w:val="-8"/>
-          <w:sz w:val="22"/>
-          <w:szCs w:val="22"/>
+        <w:rPr>
+          <w:rFonts w:cs="Arial"/>
+          <w:b/>
+          <w:bCs/>
+          <w:i/>
+          <w:iCs/>
+          <w:szCs w:val="22"/>
+          <w:u w:val="single"/>
           <w:bdr w:val="none" w:sz="0" w:space="0" w:color="auto" w:frame="1"/>
         </w:rPr>
-        <w:t>System study is the process of</w:t>
-      </w:r>
-      <w:r>
-        <w:rPr>
-          <w:rFonts w:ascii="Georgia" w:eastAsia="Times New Roman" w:hAnsi="Georgia" w:cs="Times New Roman"/>
-          <w:color w:val="000000"/>
-          <w:spacing w:val="-8"/>
-          <w:sz w:val="22"/>
-          <w:szCs w:val="22"/>
+      </w:pPr>
+      <w:r>
+        <w:rPr>
+          <w:rFonts w:cs="Arial"/>
+          <w:b/>
+          <w:bCs/>
+          <w:i/>
+          <w:iCs/>
+          <w:szCs w:val="22"/>
+          <w:u w:val="single"/>
+        </w:rPr>
+        <w:t>System study in SDLC is the process of investigating and analyzing the existing system and requirements to design a clear, feasible, and efficient new system.</w:t>
+      </w:r>
+    </w:p>
+    <w:p>
+      <w:pPr>
+        <w:spacing w:after="0" w:line="240" w:lineRule="auto"/>
+        <w:jc w:val="both"/>
+        <w:rPr>
+          <w:rFonts w:cs="Arial"/>
+          <w:szCs w:val="18"/>
+        </w:rPr>
+      </w:pPr>
+      <w:r>
+        <w:rPr>
+          <w:rFonts w:cs="Arial"/>
+          <w:szCs w:val="18"/>
           <w:bdr w:val="none" w:sz="0" w:space="0" w:color="auto" w:frame="1"/>
         </w:rPr>
-        <w:t xml:space="preserve"> studying of an existing system,</w:t>
-      </w:r>
-      <w:r>
-        <w:rPr>
-          <w:rFonts w:ascii="Georgia" w:eastAsia="Times New Roman" w:hAnsi="Georgia" w:cs="Times New Roman"/>
-          <w:color w:val="000000"/>
-          <w:spacing w:val="-8"/>
-          <w:sz w:val="22"/>
-          <w:szCs w:val="22"/>
+        <w:t>I</w:t>
+      </w:r>
+      <w:r>
+        <w:rPr>
+          <w:rFonts w:cs="Arial"/>
+          <w:szCs w:val="18"/>
           <w:bdr w:val="none" w:sz="0" w:space="0" w:color="auto" w:frame="1"/>
         </w:rPr>
-        <w:t xml:space="preserve"> </w:t>
-      </w:r>
-      <w:r>
-        <w:rPr>
-          <w:rFonts w:ascii="Georgia" w:eastAsia="Times New Roman" w:hAnsi="Georgia" w:cs="Times New Roman"/>
-          <w:color w:val="000000"/>
-          <w:spacing w:val="-8"/>
-          <w:sz w:val="22"/>
-          <w:szCs w:val="22"/>
-          <w:bdr w:val="none" w:sz="0" w:space="0" w:color="auto" w:frame="1"/>
-        </w:rPr>
-        <w:t>documenting of existing system and identifying current deficiencies and establishing new goals.</w:t>
-      </w:r>
-      <w:r>
-        <w:rPr>
-          <w:rFonts w:ascii="Georgia" w:eastAsia="Times New Roman" w:hAnsi="Georgia" w:cs="Times New Roman"/>
-          <w:color w:val="000000"/>
-          <w:spacing w:val="-8"/>
-          <w:sz w:val="22"/>
-          <w:szCs w:val="22"/>
-        </w:rPr>
-        <w:t xml:space="preserve"> </w:t>
-      </w:r>
-      <w:r>
-        <w:rPr>
-          <w:rFonts w:ascii="Georgia" w:eastAsia="Times New Roman" w:hAnsi="Georgia" w:cs="Times New Roman"/>
-          <w:color w:val="000000"/>
-          <w:spacing w:val="-8"/>
-          <w:sz w:val="22"/>
-          <w:szCs w:val="22"/>
-          <w:bdr w:val="none" w:sz="0" w:space="0" w:color="auto" w:frame="1"/>
-        </w:rPr>
-        <w:t>A detailed study to determine whether, to what extent, and how automatic data-processing equipment should be used; it usually includes an analysis of the existing system and the design of the new system, including the development of system specifications which provide a basis for the selection of equipment.</w:t>
-      </w:r>
-    </w:p>
-    <w:p>
-      <w:pPr>
-        <w:rPr>
-          <w:sz w:val="22"/>
-          <w:szCs w:val="22"/>
-        </w:rPr>
-      </w:pPr>
-    </w:p>
-    <w:p>
-      <w:pPr>
-        <w:pStyle w:val="Heading2"/>
-        <w:spacing w:before="0"/>
-        <w:rPr>
-          <w:sz w:val="22"/>
-          <w:szCs w:val="22"/>
-        </w:rPr>
-      </w:pPr>
-      <w:r>
-        <w:rPr>
-          <w:sz w:val="22"/>
-          <w:szCs w:val="22"/>
-        </w:rPr>
-        <w:t>3.3 Feasibility Study</w:t>
-      </w:r>
-    </w:p>
-    <w:p>
-      <w:pPr>
-        <w:jc w:val="both"/>
-        <w:rPr>
-          <w:rFonts w:ascii="Times New Roman" w:hAnsi="Times New Roman" w:cs="Times New Roman"/>
-          <w:sz w:val="22"/>
-          <w:szCs w:val="22"/>
-        </w:rPr>
-      </w:pPr>
-      <w:r>
-        <w:rPr>
-          <w:rFonts w:ascii="Times New Roman" w:hAnsi="Times New Roman" w:cs="Times New Roman"/>
-          <w:sz w:val="22"/>
-          <w:szCs w:val="22"/>
-        </w:rPr>
-        <w:t>As the name suggests, feasibility study is a study to reveal whether a project is feasible or not. It is conducted in order to objectively uncover the strengths and weaknesses of a proposed project or an existing business. It can help to identify and assess the opportunities and threats present in the natural environment, the resources required for the project, and the prospects for success.</w:t>
-      </w:r>
-    </w:p>
-    <w:p>
-      <w:pPr>
-        <w:rPr>
-          <w:rFonts w:ascii="Times New Roman" w:hAnsi="Times New Roman" w:cs="Times New Roman"/>
-          <w:sz w:val="22"/>
-          <w:szCs w:val="22"/>
-        </w:rPr>
-      </w:pPr>
-      <w:r>
-        <w:rPr>
-          <w:rFonts w:ascii="Times New Roman" w:hAnsi="Times New Roman" w:cs="Times New Roman"/>
-          <w:sz w:val="22"/>
-          <w:szCs w:val="22"/>
-        </w:rPr>
-        <w:t>It is conducted in order to find answers to the following questions:</w:t>
-      </w:r>
-    </w:p>
-    <w:p>
-      <w:pPr>
+        <w:t>t usually includes an analysis of the existing system and the design of the new system, including the development of system specifications which provide a basis for the selection of equipment.</w:t>
+      </w:r>
+    </w:p>
+    <w:p>
+      <w:pPr>
+        <w:pStyle w:val="NormalWeb"/>
+        <w:spacing w:before="0" w:beforeAutospacing="0" w:after="0" w:afterAutospacing="0"/>
+      </w:pPr>
+      <w:r>
+        <w:t xml:space="preserve">It generally has </w:t>
+      </w:r>
+      <w:r>
+        <w:rPr>
+          <w:rStyle w:val="Strong"/>
+        </w:rPr>
+        <w:t>two main parts</w:t>
+      </w:r>
+      <w:r>
+        <w:t>:</w:t>
+      </w:r>
+    </w:p>
+    <w:p>
+      <w:pPr>
+        <w:pStyle w:val="NormalWeb"/>
         <w:numPr>
           <w:ilvl w:val="0"/>
-          <w:numId w:val="3"/>
+          <w:numId w:val="15"/>
         </w:numPr>
-        <w:shd w:val="clear" w:color="auto" w:fill="FFFFFF"/>
-        <w:spacing w:after="100" w:afterAutospacing="1" w:line="240" w:lineRule="auto"/>
-        <w:rPr>
-          <w:rFonts w:ascii="Times New Roman" w:eastAsia="Times New Roman" w:hAnsi="Times New Roman" w:cs="Times New Roman"/>
-          <w:color w:val="000000" w:themeColor="text1"/>
-          <w:sz w:val="22"/>
-          <w:szCs w:val="22"/>
-        </w:rPr>
-      </w:pPr>
-      <w:r>
-        <w:rPr>
-          <w:rFonts w:ascii="Times New Roman" w:eastAsia="Times New Roman" w:hAnsi="Times New Roman" w:cs="Times New Roman"/>
-          <w:color w:val="000000" w:themeColor="text1"/>
-          <w:sz w:val="22"/>
-          <w:szCs w:val="22"/>
+        <w:spacing w:before="0" w:beforeAutospacing="0" w:after="0" w:afterAutospacing="0"/>
+      </w:pPr>
+      <w:r>
+        <w:rPr>
+          <w:rStyle w:val="Strong"/>
+        </w:rPr>
+        <w:t>Preliminary Study (Initial Investigation)</w:t>
+      </w:r>
+    </w:p>
+    <w:p>
+      <w:pPr>
+        <w:pStyle w:val="NormalWeb"/>
+        <w:numPr>
+          <w:ilvl w:val="0"/>
+          <w:numId w:val="16"/>
+        </w:numPr>
+        <w:spacing w:before="0" w:beforeAutospacing="0" w:after="0" w:afterAutospacing="0"/>
+      </w:pPr>
+      <w:r>
+        <w:t>Understands the problem or need.</w:t>
+      </w:r>
+    </w:p>
+    <w:p>
+      <w:pPr>
+        <w:pStyle w:val="NormalWeb"/>
+        <w:numPr>
+          <w:ilvl w:val="0"/>
+          <w:numId w:val="16"/>
+        </w:numPr>
+        <w:spacing w:before="0" w:beforeAutospacing="0" w:after="0" w:afterAutospacing="0"/>
+      </w:pPr>
+      <w:r>
+        <w:t>Identifies the objectives of the proposed system.</w:t>
+      </w:r>
+    </w:p>
+    <w:p>
+      <w:pPr>
+        <w:pStyle w:val="NormalWeb"/>
+        <w:numPr>
+          <w:ilvl w:val="0"/>
+          <w:numId w:val="16"/>
+        </w:numPr>
+        <w:spacing w:before="0" w:beforeAutospacing="0" w:after="0" w:afterAutospacing="0"/>
+      </w:pPr>
+      <w:r>
+        <w:t>Checks feasibility (technical, economic, operational).</w:t>
+      </w:r>
+    </w:p>
+    <w:p>
+      <w:pPr>
+        <w:pStyle w:val="NormalWeb"/>
+        <w:numPr>
+          <w:ilvl w:val="0"/>
+          <w:numId w:val="16"/>
+        </w:numPr>
+        <w:spacing w:before="0" w:beforeAutospacing="0" w:after="0" w:afterAutospacing="0"/>
+      </w:pPr>
+      <w:r>
+        <w:t>Helps decide whether to proceed with the project.</w:t>
+      </w:r>
+    </w:p>
+    <w:p>
+      <w:pPr>
+        <w:pStyle w:val="NormalWeb"/>
+        <w:numPr>
+          <w:ilvl w:val="0"/>
+          <w:numId w:val="15"/>
+        </w:numPr>
+        <w:spacing w:before="0" w:beforeAutospacing="0" w:after="0" w:afterAutospacing="0"/>
+      </w:pPr>
+      <w:r>
+        <w:rPr>
+          <w:rStyle w:val="Strong"/>
+        </w:rPr>
+        <w:t>Detailed Study (System Analysis)</w:t>
+      </w:r>
+    </w:p>
+    <w:p>
+      <w:pPr>
+        <w:pStyle w:val="NormalWeb"/>
+        <w:numPr>
+          <w:ilvl w:val="0"/>
+          <w:numId w:val="17"/>
+        </w:numPr>
+        <w:spacing w:before="0" w:beforeAutospacing="0" w:after="0" w:afterAutospacing="0"/>
+      </w:pPr>
+      <w:r>
+        <w:t>Collects detailed information from users, documents, and existing systems.</w:t>
+      </w:r>
+    </w:p>
+    <w:p>
+      <w:pPr>
+        <w:pStyle w:val="NormalWeb"/>
+        <w:numPr>
+          <w:ilvl w:val="0"/>
+          <w:numId w:val="17"/>
+        </w:numPr>
+        <w:spacing w:before="0" w:beforeAutospacing="0" w:after="0" w:afterAutospacing="0"/>
+      </w:pPr>
+      <w:r>
+        <w:t>Defines user requirements clearly.</w:t>
+      </w:r>
+    </w:p>
+    <w:p>
+      <w:pPr>
+        <w:pStyle w:val="NormalWeb"/>
+        <w:numPr>
+          <w:ilvl w:val="0"/>
+          <w:numId w:val="17"/>
+        </w:numPr>
+        <w:spacing w:before="0" w:beforeAutospacing="0" w:after="0" w:afterAutospacing="0"/>
+      </w:pPr>
+      <w:r>
+        <w:t>Analyzes current problems and suggests improvements.</w:t>
+      </w:r>
+    </w:p>
+    <w:p>
+      <w:pPr>
+        <w:pStyle w:val="NormalWeb"/>
+        <w:numPr>
+          <w:ilvl w:val="0"/>
+          <w:numId w:val="17"/>
+        </w:numPr>
+        <w:spacing w:before="0" w:beforeAutospacing="0" w:after="0" w:afterAutospacing="0"/>
+      </w:pPr>
+      <w:r>
+        <w:t>Prepares a System Requirement Specification (SRS) document.</w:t>
+      </w:r>
+    </w:p>
+    <w:p>
+      <w:pPr>
+        <w:spacing w:after="0" w:line="240" w:lineRule="auto"/>
+        <w:rPr>
+          <w:rFonts w:cs="Arial"/>
+          <w:szCs w:val="22"/>
+        </w:rPr>
+      </w:pPr>
+    </w:p>
+    <w:p>
+      <w:pPr>
+        <w:pStyle w:val="NormalWeb"/>
+        <w:spacing w:before="0" w:beforeAutospacing="0" w:after="0" w:afterAutospacing="0"/>
+      </w:pPr>
+    </w:p>
+    <w:p>
+      <w:pPr>
+        <w:pStyle w:val="Heading2"/>
+        <w:spacing w:before="0" w:line="240" w:lineRule="auto"/>
+        <w:rPr>
+          <w:sz w:val="22"/>
+          <w:szCs w:val="22"/>
+        </w:rPr>
+      </w:pPr>
+      <w:r>
+        <w:rPr>
+          <w:sz w:val="22"/>
+          <w:szCs w:val="22"/>
+        </w:rPr>
+        <w:t>3.3 Feasibility Study</w:t>
+      </w:r>
+    </w:p>
+    <w:p>
+      <w:pPr>
+        <w:spacing w:after="0" w:line="240" w:lineRule="auto"/>
+        <w:jc w:val="both"/>
+        <w:rPr>
+          <w:rFonts w:cs="Arial"/>
+          <w:sz w:val="24"/>
+        </w:rPr>
+      </w:pPr>
+      <w:r>
+        <w:rPr>
+          <w:rFonts w:cs="Arial"/>
+          <w:sz w:val="24"/>
+        </w:rPr>
+        <w:t xml:space="preserve">In the </w:t>
+      </w:r>
+      <w:r>
+        <w:rPr>
+          <w:rStyle w:val="Strong"/>
+          <w:rFonts w:cs="Arial"/>
+          <w:sz w:val="24"/>
+        </w:rPr>
+        <w:t>Software Development Life Cycle (SDLC)</w:t>
+      </w:r>
+      <w:r>
+        <w:rPr>
+          <w:rFonts w:cs="Arial"/>
+          <w:sz w:val="24"/>
+        </w:rPr>
+        <w:t xml:space="preserve">, the </w:t>
+      </w:r>
+      <w:r>
+        <w:rPr>
+          <w:rStyle w:val="Strong"/>
+          <w:rFonts w:cs="Arial"/>
+          <w:sz w:val="24"/>
+        </w:rPr>
+        <w:t>feasibility study</w:t>
+      </w:r>
+      <w:r>
+        <w:rPr>
+          <w:rFonts w:cs="Arial"/>
+          <w:sz w:val="24"/>
+        </w:rPr>
+        <w:t xml:space="preserve"> is an important </w:t>
+      </w:r>
+      <w:r>
+        <w:rPr>
+          <w:rStyle w:val="Strong"/>
+          <w:rFonts w:cs="Arial"/>
+          <w:sz w:val="24"/>
+        </w:rPr>
+        <w:t>early phase</w:t>
+      </w:r>
+      <w:r>
+        <w:rPr>
+          <w:rFonts w:cs="Arial"/>
+          <w:sz w:val="24"/>
+        </w:rPr>
+        <w:t xml:space="preserve"> that determines whether a proposed software project is </w:t>
+      </w:r>
+      <w:r>
+        <w:rPr>
+          <w:rStyle w:val="Strong"/>
+          <w:rFonts w:cs="Arial"/>
+          <w:sz w:val="24"/>
+        </w:rPr>
+        <w:t>practical, achievable, and worth pursuing</w:t>
+      </w:r>
+      <w:r>
+        <w:rPr>
+          <w:rFonts w:cs="Arial"/>
+          <w:sz w:val="24"/>
+        </w:rPr>
+        <w:t xml:space="preserve">. </w:t>
+      </w:r>
+      <w:r>
+        <w:rPr>
+          <w:rFonts w:cs="Arial"/>
+          <w:sz w:val="24"/>
+        </w:rPr>
+        <w:t>As the name suggests, feasibility study is a study to reveal whether a project is feasible or not. It is conducted in order to objectively uncover the strengths and weaknesses of a proposed project or an existing business. It can help to identify and assess the opportunities and threats present in the natural environment, the resources required for the project, and the prospects for success.</w:t>
+      </w:r>
+    </w:p>
+    <w:p>
+      <w:pPr>
+        <w:spacing w:after="0" w:line="240" w:lineRule="auto"/>
+        <w:rPr>
+          <w:rFonts w:cs="Arial"/>
+          <w:sz w:val="24"/>
+        </w:rPr>
+      </w:pPr>
+      <w:r>
+        <w:rPr>
+          <w:rFonts w:cs="Arial"/>
+          <w:sz w:val="24"/>
         </w:rPr>
         <w:lastRenderedPageBreak/>
-        <w:t>Does the company possess the required resources and technology?</w:t>
+        <w:t>It is conducted in order to find answers to the following questions:</w:t>
       </w:r>
     </w:p>
     <w:p>
@@ -513,30 +1471,63 @@
         <w:shd w:val="clear" w:color="auto" w:fill="FFFFFF"/>
         <w:spacing w:after="0" w:line="240" w:lineRule="auto"/>
         <w:rPr>
+          <w:rFonts w:eastAsia="Times New Roman" w:cs="Arial"/>
+          <w:color w:val="000000" w:themeColor="text1"/>
+          <w:sz w:val="24"/>
+        </w:rPr>
+      </w:pPr>
+      <w:r>
+        <w:rPr>
+          <w:rFonts w:eastAsia="Times New Roman" w:cs="Arial"/>
+          <w:color w:val="000000" w:themeColor="text1"/>
+          <w:sz w:val="24"/>
+        </w:rPr>
+        <w:t>Does the company possess the required resources and technology?</w:t>
+      </w:r>
+    </w:p>
+    <w:p>
+      <w:pPr>
+        <w:numPr>
+          <w:ilvl w:val="0"/>
+          <w:numId w:val="3"/>
+        </w:numPr>
+        <w:shd w:val="clear" w:color="auto" w:fill="FFFFFF"/>
+        <w:spacing w:after="0" w:line="240" w:lineRule="auto"/>
+        <w:rPr>
+          <w:rFonts w:eastAsia="Times New Roman" w:cs="Arial"/>
+          <w:color w:val="000000" w:themeColor="text1"/>
+          <w:sz w:val="24"/>
+        </w:rPr>
+      </w:pPr>
+      <w:r>
+        <w:rPr>
+          <w:rFonts w:eastAsia="Times New Roman" w:cs="Arial"/>
+          <w:color w:val="000000" w:themeColor="text1"/>
+          <w:sz w:val="24"/>
+        </w:rPr>
+        <w:t>Will the company receive a sufficiently high return on its investment?</w:t>
+      </w:r>
+    </w:p>
+    <w:p>
+      <w:pPr>
+        <w:shd w:val="clear" w:color="auto" w:fill="FFFFFF"/>
+        <w:spacing w:after="0" w:line="240" w:lineRule="auto"/>
+        <w:ind w:left="720"/>
+        <w:rPr>
           <w:rFonts w:ascii="Times New Roman" w:eastAsia="Times New Roman" w:hAnsi="Times New Roman" w:cs="Times New Roman"/>
           <w:color w:val="000000" w:themeColor="text1"/>
-          <w:sz w:val="22"/>
-          <w:szCs w:val="22"/>
-        </w:rPr>
-      </w:pPr>
-      <w:r>
-        <w:rPr>
-          <w:rFonts w:ascii="Times New Roman" w:eastAsia="Times New Roman" w:hAnsi="Times New Roman" w:cs="Times New Roman"/>
-          <w:color w:val="000000" w:themeColor="text1"/>
-          <w:sz w:val="22"/>
-          <w:szCs w:val="22"/>
-        </w:rPr>
-        <w:t>Will the company receive a sufficiently high return on its investment?</w:t>
-      </w:r>
-    </w:p>
-    <w:p>
-      <w:pPr>
+          <w:szCs w:val="22"/>
+        </w:rPr>
+      </w:pPr>
+    </w:p>
+    <w:p>
+      <w:pPr>
+        <w:spacing w:after="0" w:line="240" w:lineRule="auto"/>
         <w:rPr>
           <w:rFonts w:ascii="Times New Roman" w:hAnsi="Times New Roman" w:cs="Times New Roman"/>
           <w:b/>
           <w:bCs/>
           <w:color w:val="000000" w:themeColor="text1"/>
-          <w:sz w:val="22"/>
           <w:szCs w:val="22"/>
         </w:rPr>
       </w:pPr>
@@ -546,7 +1537,6 @@
           <w:b/>
           <w:bCs/>
           <w:color w:val="000000" w:themeColor="text1"/>
-          <w:sz w:val="22"/>
           <w:szCs w:val="22"/>
         </w:rPr>
         <w:t>Types of Feasibility Study</w:t>
@@ -554,229 +1544,379 @@
     </w:p>
     <w:p>
       <w:pPr>
+        <w:rPr>
+          <w:b/>
+          <w:bCs/>
+        </w:rPr>
+      </w:pPr>
+      <w:r>
+        <w:rPr>
+          <w:b/>
+          <w:bCs/>
+        </w:rPr>
+        <w:t xml:space="preserve">1. </w:t>
+      </w:r>
+      <w:r>
+        <w:rPr>
+          <w:b/>
+          <w:bCs/>
+        </w:rPr>
+        <w:t>Technical Feasibility</w:t>
+      </w:r>
+    </w:p>
+    <w:p>
+      <w:pPr>
+        <w:pStyle w:val="ListParagraph"/>
         <w:numPr>
           <w:ilvl w:val="0"/>
-          <w:numId w:val="5"/>
+          <w:numId w:val="34"/>
         </w:numPr>
-        <w:shd w:val="clear" w:color="auto" w:fill="FFFFFF"/>
-        <w:spacing w:after="150" w:line="240" w:lineRule="auto"/>
-        <w:rPr>
-          <w:rFonts w:ascii="Times New Roman" w:eastAsia="Times New Roman" w:hAnsi="Times New Roman" w:cs="Times New Roman"/>
-          <w:color w:val="000000" w:themeColor="text1"/>
-          <w:sz w:val="22"/>
-          <w:szCs w:val="22"/>
-        </w:rPr>
-      </w:pPr>
-      <w:r>
+      </w:pPr>
+      <w:r>
+        <w:t>Checks whether the technology, tools, and skills required for the project are available.</w:t>
+      </w:r>
+    </w:p>
+    <w:p>
+      <w:pPr>
+        <w:pStyle w:val="ListParagraph"/>
+        <w:numPr>
+          <w:ilvl w:val="0"/>
+          <w:numId w:val="34"/>
+        </w:numPr>
+      </w:pPr>
+      <w:r>
+        <w:t>Determines if the hardware and software can support the new system.</w:t>
+      </w:r>
+      <w:r>
+        <w:br/>
+        <w:t>Example:</w:t>
+      </w:r>
+    </w:p>
+    <w:p>
+      <w:pPr>
+        <w:pStyle w:val="ListParagraph"/>
+        <w:ind w:left="360"/>
+      </w:pPr>
+      <w:r>
+        <w:t>Can our existing servers and programming tools handle the new online payment system?</w:t>
+      </w:r>
+    </w:p>
+    <w:p>
+      <w:pPr>
+        <w:rPr>
+          <w:b/>
+          <w:bCs/>
+        </w:rPr>
+      </w:pPr>
+      <w:r>
+        <w:rPr>
+          <w:b/>
+          <w:bCs/>
+        </w:rPr>
+        <w:t>2. Economic Feasibility (Cost–Benefit Analysis)</w:t>
+      </w:r>
+    </w:p>
+    <w:p>
+      <w:pPr>
+        <w:pStyle w:val="ListParagraph"/>
+        <w:numPr>
+          <w:ilvl w:val="0"/>
+          <w:numId w:val="35"/>
+        </w:numPr>
+      </w:pPr>
+      <w:r>
+        <w:t>Evaluates whether the project is financially worthwhile.</w:t>
+      </w:r>
+    </w:p>
+    <w:p>
+      <w:pPr>
+        <w:pStyle w:val="ListParagraph"/>
+        <w:numPr>
+          <w:ilvl w:val="0"/>
+          <w:numId w:val="35"/>
+        </w:numPr>
+      </w:pPr>
+      <w:r>
+        <w:t>Compares expected costs (development, maintenance, training, etc.) with expected benefits (increased efficiency, reduced costs, higher revenue).</w:t>
+      </w:r>
+      <w:r>
+        <w:br/>
+        <w:t>Example:</w:t>
+      </w:r>
+      <w:r>
+        <w:br/>
+        <w:t>Will the new system save more money than it costs to build?</w:t>
+      </w:r>
+    </w:p>
+    <w:p>
+      <w:pPr>
+        <w:rPr>
+          <w:b/>
+          <w:bCs/>
+        </w:rPr>
+      </w:pPr>
+      <w:r>
+        <w:rPr>
+          <w:b/>
+          <w:bCs/>
+        </w:rPr>
+        <w:t xml:space="preserve"> 3. Operational Feasibility</w:t>
+      </w:r>
+    </w:p>
+    <w:p>
+      <w:pPr>
+        <w:pStyle w:val="ListParagraph"/>
+        <w:numPr>
+          <w:ilvl w:val="0"/>
+          <w:numId w:val="36"/>
+        </w:numPr>
+      </w:pPr>
+      <w:r>
+        <w:t>Assesses whether the system will function effectively in the organization’s environment.</w:t>
+      </w:r>
+    </w:p>
+    <w:p>
+      <w:pPr>
+        <w:pStyle w:val="ListParagraph"/>
+        <w:numPr>
+          <w:ilvl w:val="0"/>
+          <w:numId w:val="36"/>
+        </w:numPr>
+      </w:pPr>
+      <w:r>
+        <w:t>Checks if users will accept and use</w:t>
+      </w:r>
+      <w:r>
+        <w:t xml:space="preserve"> the new system.</w:t>
+      </w:r>
+    </w:p>
+    <w:p>
+      <w:pPr>
+        <w:pStyle w:val="ListParagraph"/>
+        <w:ind w:left="450"/>
+      </w:pPr>
+      <w:r>
+        <w:t>Example:</w:t>
+      </w:r>
+      <w:r>
+        <w:br/>
+        <w:t>Will employees be comfortable using the new software interface?</w:t>
+      </w:r>
+    </w:p>
+    <w:p>
+      <w:pPr>
+        <w:rPr>
+          <w:b/>
+          <w:bCs/>
+        </w:rPr>
+      </w:pPr>
+      <w:r>
+        <w:rPr>
+          <w:b/>
+          <w:bCs/>
+        </w:rPr>
+        <w:t>4. Legal Feasibility</w:t>
+      </w:r>
+    </w:p>
+    <w:p>
+      <w:pPr>
+        <w:pStyle w:val="ListParagraph"/>
+        <w:numPr>
+          <w:ilvl w:val="0"/>
+          <w:numId w:val="37"/>
+        </w:numPr>
+      </w:pPr>
+      <w:r>
+        <w:t>Ensures the project complies with all laws and regulations, such as data protection, copyrig</w:t>
+      </w:r>
+      <w:r>
+        <w:t>ht, or software licensing laws.</w:t>
+      </w:r>
+    </w:p>
+    <w:p>
+      <w:pPr>
+        <w:pStyle w:val="ListParagraph"/>
+        <w:ind w:left="450"/>
+      </w:pPr>
+      <w:r>
+        <w:t>Example:</w:t>
+      </w:r>
+      <w:r>
+        <w:br/>
+        <w:t>Does the software meet data privacy requirements?</w:t>
+      </w:r>
+    </w:p>
+    <w:p>
+      <w:pPr>
+        <w:rPr>
+          <w:b/>
+          <w:bCs/>
+        </w:rPr>
+      </w:pPr>
+      <w:r>
+        <w:rPr>
+          <w:b/>
+          <w:bCs/>
+        </w:rPr>
+        <w:t>5. Schedule Feasibility</w:t>
+      </w:r>
+    </w:p>
+    <w:p>
+      <w:pPr>
+        <w:pStyle w:val="ListParagraph"/>
+        <w:numPr>
+          <w:ilvl w:val="0"/>
+          <w:numId w:val="37"/>
+        </w:numPr>
+      </w:pPr>
+      <w:r>
+        <w:t>Determines whether the project can be completed within the required time frame.</w:t>
+      </w:r>
+    </w:p>
+    <w:p>
+      <w:pPr>
+        <w:pStyle w:val="ListParagraph"/>
+        <w:numPr>
+          <w:ilvl w:val="0"/>
+          <w:numId w:val="37"/>
+        </w:numPr>
+      </w:pPr>
+      <w:r>
+        <w:t xml:space="preserve">Considers deadlines, resource </w:t>
+      </w:r>
+      <w:r>
+        <w:t>availability, and dependencies.</w:t>
+      </w:r>
+    </w:p>
+    <w:p>
+      <w:pPr>
+        <w:pStyle w:val="ListParagraph"/>
+        <w:ind w:left="450"/>
+      </w:pPr>
+      <w:r>
+        <w:t>Example:</w:t>
+      </w:r>
+      <w:r>
+        <w:br/>
+        <w:t>Can the system be developed and deployed before the next fiscal year starts?</w:t>
+      </w:r>
+    </w:p>
+    <w:p>
+      <w:pPr>
+        <w:rPr>
+          <w:b/>
+          <w:bCs/>
+        </w:rPr>
+      </w:pPr>
+      <w:r>
+        <w:rPr>
+          <w:b/>
+          <w:bCs/>
+        </w:rPr>
+        <w:t>6. Organizational (Behavioral) Feasibility</w:t>
+      </w:r>
+    </w:p>
+    <w:p>
+      <w:pPr>
+        <w:pStyle w:val="ListParagraph"/>
+        <w:numPr>
+          <w:ilvl w:val="0"/>
+          <w:numId w:val="38"/>
+        </w:numPr>
+      </w:pPr>
+      <w:r>
+        <w:t>Evaluates whether the project fits the organizational culture, structure, and objectives.</w:t>
+      </w:r>
+    </w:p>
+    <w:p>
+      <w:pPr>
+        <w:pStyle w:val="ListParagraph"/>
+        <w:numPr>
+          <w:ilvl w:val="0"/>
+          <w:numId w:val="38"/>
+        </w:numPr>
+      </w:pPr>
+      <w:r>
+        <w:t>Considers how the new system affects staff, workflows, and management practices</w:t>
+      </w:r>
+      <w:r>
+        <w:t>.</w:t>
+      </w:r>
+    </w:p>
+    <w:p>
+      <w:pPr>
+        <w:pStyle w:val="ListParagraph"/>
+        <w:ind w:left="450"/>
+      </w:pPr>
+      <w:r>
+        <w:t>Example:</w:t>
+      </w:r>
+      <w:r>
+        <w:br/>
+        <w:t>Will introducing automation align with the company’s policies and employee roles?</w:t>
+      </w:r>
+    </w:p>
+    <w:p/>
+    <w:p>
+      <w:pPr>
+        <w:spacing w:after="0" w:line="240" w:lineRule="auto"/>
         <w:rPr>
           <w:rFonts w:ascii="Times New Roman" w:eastAsia="Times New Roman" w:hAnsi="Times New Roman" w:cs="Times New Roman"/>
           <w:b/>
           <w:bCs/>
           <w:color w:val="000000" w:themeColor="text1"/>
-          <w:sz w:val="22"/>
-          <w:szCs w:val="22"/>
-        </w:rPr>
-        <w:t>Economic Feasibility</w:t>
-      </w:r>
-      <w:r>
-        <w:rPr>
-          <w:rFonts w:ascii="Times New Roman" w:eastAsia="Times New Roman" w:hAnsi="Times New Roman" w:cs="Times New Roman"/>
-          <w:color w:val="000000" w:themeColor="text1"/>
-          <w:sz w:val="22"/>
-          <w:szCs w:val="22"/>
-        </w:rPr>
-        <w:t> – Whether the project can be completed within the budget.</w:t>
-      </w:r>
-    </w:p>
-    <w:p>
-      <w:pPr>
-        <w:numPr>
-          <w:ilvl w:val="0"/>
-          <w:numId w:val="5"/>
-        </w:numPr>
-        <w:shd w:val="clear" w:color="auto" w:fill="FFFFFF"/>
-        <w:spacing w:after="150" w:line="240" w:lineRule="auto"/>
-        <w:rPr>
-          <w:rFonts w:ascii="Times New Roman" w:eastAsia="Times New Roman" w:hAnsi="Times New Roman" w:cs="Times New Roman"/>
-          <w:color w:val="000000" w:themeColor="text1"/>
-          <w:sz w:val="22"/>
-          <w:szCs w:val="22"/>
-        </w:rPr>
-      </w:pPr>
-      <w:r>
+          <w:szCs w:val="22"/>
+        </w:rPr>
+      </w:pPr>
+    </w:p>
+    <w:p>
+      <w:pPr>
+        <w:spacing w:after="0" w:line="240" w:lineRule="auto"/>
         <w:rPr>
           <w:rFonts w:ascii="Times New Roman" w:eastAsia="Times New Roman" w:hAnsi="Times New Roman" w:cs="Times New Roman"/>
           <w:b/>
           <w:bCs/>
           <w:color w:val="000000" w:themeColor="text1"/>
-          <w:sz w:val="22"/>
-          <w:szCs w:val="22"/>
-        </w:rPr>
-        <w:t>Operational Feasibility </w:t>
-      </w:r>
-      <w:r>
-        <w:rPr>
-          <w:rFonts w:ascii="Times New Roman" w:eastAsia="Times New Roman" w:hAnsi="Times New Roman" w:cs="Times New Roman"/>
-          <w:color w:val="000000" w:themeColor="text1"/>
-          <w:sz w:val="22"/>
-          <w:szCs w:val="22"/>
-        </w:rPr>
-        <w:softHyphen/>
-        <w:t>– Whether the problem can be solved with the existing and proposed system in the user’s environment.</w:t>
-      </w:r>
-    </w:p>
-    <w:p>
-      <w:pPr>
-        <w:numPr>
-          <w:ilvl w:val="0"/>
-          <w:numId w:val="5"/>
-        </w:numPr>
-        <w:shd w:val="clear" w:color="auto" w:fill="FFFFFF"/>
-        <w:spacing w:after="150" w:line="240" w:lineRule="auto"/>
-        <w:rPr>
-          <w:rFonts w:ascii="Times New Roman" w:eastAsia="Times New Roman" w:hAnsi="Times New Roman" w:cs="Times New Roman"/>
-          <w:color w:val="000000" w:themeColor="text1"/>
-          <w:sz w:val="22"/>
-          <w:szCs w:val="22"/>
-        </w:rPr>
-      </w:pPr>
-      <w:r>
-        <w:rPr>
-          <w:rFonts w:ascii="Times New Roman" w:eastAsia="Times New Roman" w:hAnsi="Times New Roman" w:cs="Times New Roman"/>
-          <w:b/>
-          <w:bCs/>
-          <w:color w:val="000000" w:themeColor="text1"/>
-          <w:sz w:val="22"/>
-          <w:szCs w:val="22"/>
-        </w:rPr>
-        <w:t>Organizational Feasibility </w:t>
-      </w:r>
-      <w:r>
-        <w:rPr>
-          <w:rFonts w:ascii="Times New Roman" w:eastAsia="Times New Roman" w:hAnsi="Times New Roman" w:cs="Times New Roman"/>
-          <w:color w:val="000000" w:themeColor="text1"/>
-          <w:sz w:val="22"/>
-          <w:szCs w:val="22"/>
-        </w:rPr>
-        <w:t>– Can the project be handled consistently with the company policies/objectives.</w:t>
-      </w:r>
-    </w:p>
-    <w:p>
-      <w:pPr>
-        <w:numPr>
-          <w:ilvl w:val="0"/>
-          <w:numId w:val="5"/>
-        </w:numPr>
-        <w:shd w:val="clear" w:color="auto" w:fill="FFFFFF"/>
-        <w:spacing w:after="150" w:line="240" w:lineRule="auto"/>
-        <w:rPr>
-          <w:rFonts w:ascii="Times New Roman" w:eastAsia="Times New Roman" w:hAnsi="Times New Roman" w:cs="Times New Roman"/>
-          <w:color w:val="000000" w:themeColor="text1"/>
-          <w:sz w:val="22"/>
-          <w:szCs w:val="22"/>
-        </w:rPr>
-      </w:pPr>
-      <w:r>
-        <w:rPr>
-          <w:rFonts w:ascii="Times New Roman" w:eastAsia="Times New Roman" w:hAnsi="Times New Roman" w:cs="Times New Roman"/>
-          <w:b/>
-          <w:bCs/>
-          <w:color w:val="000000" w:themeColor="text1"/>
-          <w:sz w:val="22"/>
-          <w:szCs w:val="22"/>
-        </w:rPr>
-        <w:t>Technical Feasibility</w:t>
-      </w:r>
-      <w:r>
-        <w:rPr>
-          <w:rFonts w:ascii="Times New Roman" w:eastAsia="Times New Roman" w:hAnsi="Times New Roman" w:cs="Times New Roman"/>
-          <w:color w:val="000000" w:themeColor="text1"/>
-          <w:sz w:val="22"/>
-          <w:szCs w:val="22"/>
-        </w:rPr>
-        <w:t> – Can the problem be solved with the present computer system and the resources available.</w:t>
-      </w:r>
-    </w:p>
-    <w:p>
-      <w:pPr>
-        <w:numPr>
-          <w:ilvl w:val="0"/>
-          <w:numId w:val="5"/>
-        </w:numPr>
-        <w:shd w:val="clear" w:color="auto" w:fill="FFFFFF"/>
+          <w:szCs w:val="22"/>
+        </w:rPr>
+      </w:pPr>
+    </w:p>
+    <w:p>
+      <w:pPr>
+        <w:pStyle w:val="Heading2"/>
+        <w:spacing w:before="0" w:line="240" w:lineRule="auto"/>
+        <w:rPr>
+          <w:rFonts w:eastAsia="Times New Roman"/>
+          <w:sz w:val="22"/>
+          <w:szCs w:val="22"/>
+          <w:highlight w:val="yellow"/>
+        </w:rPr>
+      </w:pPr>
+      <w:r>
+        <w:rPr>
+          <w:rFonts w:eastAsia="Times New Roman"/>
+          <w:sz w:val="22"/>
+          <w:szCs w:val="22"/>
+          <w:highlight w:val="yellow"/>
+        </w:rPr>
+        <w:lastRenderedPageBreak/>
+        <w:t>3.4 System Requirements and Analysis</w:t>
+      </w:r>
+    </w:p>
+    <w:p>
+      <w:pPr>
         <w:spacing w:after="0" w:line="240" w:lineRule="auto"/>
         <w:rPr>
-          <w:rFonts w:ascii="Times New Roman" w:eastAsia="Times New Roman" w:hAnsi="Times New Roman" w:cs="Times New Roman"/>
-          <w:color w:val="000000" w:themeColor="text1"/>
-          <w:sz w:val="22"/>
-          <w:szCs w:val="22"/>
-        </w:rPr>
-      </w:pPr>
-      <w:r>
-        <w:rPr>
-          <w:rFonts w:ascii="Times New Roman" w:eastAsia="Times New Roman" w:hAnsi="Times New Roman" w:cs="Times New Roman"/>
-          <w:b/>
-          <w:bCs/>
-          <w:color w:val="000000" w:themeColor="text1"/>
-          <w:sz w:val="22"/>
-          <w:szCs w:val="22"/>
-        </w:rPr>
-        <w:t>Schedule Feasibility </w:t>
-      </w:r>
-      <w:r>
-        <w:rPr>
-          <w:rFonts w:ascii="Times New Roman" w:eastAsia="Times New Roman" w:hAnsi="Times New Roman" w:cs="Times New Roman"/>
-          <w:color w:val="000000" w:themeColor="text1"/>
-          <w:sz w:val="22"/>
-          <w:szCs w:val="22"/>
-        </w:rPr>
-        <w:t>– Whether the project can be completed within the given timeframe or not.</w:t>
-      </w:r>
-    </w:p>
-    <w:p>
-      <w:pPr>
-        <w:rPr>
-          <w:rFonts w:ascii="Times New Roman" w:eastAsia="Times New Roman" w:hAnsi="Times New Roman" w:cs="Times New Roman"/>
-          <w:b/>
-          <w:bCs/>
-          <w:color w:val="000000" w:themeColor="text1"/>
-          <w:sz w:val="22"/>
-          <w:szCs w:val="22"/>
-        </w:rPr>
-      </w:pPr>
-    </w:p>
-    <w:p>
-      <w:pPr>
-        <w:pStyle w:val="Heading2"/>
-        <w:spacing w:before="0"/>
-        <w:rPr>
-          <w:rFonts w:eastAsia="Times New Roman"/>
-          <w:sz w:val="22"/>
-          <w:szCs w:val="22"/>
-        </w:rPr>
-      </w:pPr>
-      <w:r>
-        <w:rPr>
-          <w:rFonts w:eastAsia="Times New Roman"/>
-          <w:sz w:val="22"/>
-          <w:szCs w:val="22"/>
-        </w:rPr>
-        <w:t>3.4 System Requirements and Analysis</w:t>
-      </w:r>
-    </w:p>
-    <w:p>
-      <w:pPr>
-        <w:rPr>
           <w:rFonts w:ascii="Times New Roman" w:hAnsi="Times New Roman" w:cs="Times New Roman"/>
-          <w:sz w:val="22"/>
           <w:szCs w:val="22"/>
         </w:rPr>
       </w:pPr>
       <w:r>
         <w:rPr>
           <w:noProof/>
-          <w:sz w:val="22"/>
-          <w:szCs w:val="22"/>
+          <w:szCs w:val="22"/>
+          <w:highlight w:val="yellow"/>
+          <w:lang w:bidi="ne-NP"/>
         </w:rPr>
         <w:drawing>
           <wp:inline distT="0" distB="0" distL="0" distR="0" wp14:anchorId="15C6E11D" wp14:editId="5888ABDD">
@@ -819,7 +1959,8 @@
       <w:pPr>
         <w:pStyle w:val="NormalWeb"/>
         <w:shd w:val="clear" w:color="auto" w:fill="FFFFFF"/>
-        <w:spacing w:before="0" w:beforeAutospacing="0" w:after="300" w:afterAutospacing="0"/>
+        <w:spacing w:before="0" w:beforeAutospacing="0" w:after="0" w:afterAutospacing="0"/>
+        <w:jc w:val="both"/>
         <w:rPr>
           <w:sz w:val="22"/>
           <w:szCs w:val="22"/>
@@ -837,7 +1978,8 @@
       <w:pPr>
         <w:pStyle w:val="NormalWeb"/>
         <w:shd w:val="clear" w:color="auto" w:fill="FFFFFF"/>
-        <w:spacing w:before="0" w:beforeAutospacing="0" w:after="300" w:afterAutospacing="0"/>
+        <w:spacing w:before="0" w:beforeAutospacing="0" w:after="0" w:afterAutospacing="0"/>
+        <w:jc w:val="both"/>
         <w:rPr>
           <w:rStyle w:val="Strong"/>
           <w:sz w:val="22"/>
@@ -857,31 +1999,55 @@
           <w:sz w:val="22"/>
           <w:szCs w:val="22"/>
         </w:rPr>
-        <w:t>Requirement</w:t>
-      </w:r>
-      <w:r>
+        <w:t>Requirement.</w:t>
+      </w:r>
+    </w:p>
+    <w:p>
+      <w:pPr>
+        <w:pStyle w:val="NormalWeb"/>
+        <w:shd w:val="clear" w:color="auto" w:fill="FFFFFF"/>
+        <w:spacing w:before="0" w:beforeAutospacing="0" w:after="0" w:afterAutospacing="0"/>
+        <w:jc w:val="both"/>
         <w:rPr>
           <w:rStyle w:val="Strong"/>
-          <w:sz w:val="22"/>
-          <w:szCs w:val="22"/>
-        </w:rPr>
-        <w:t>.</w:t>
+          <w:rFonts w:eastAsiaTheme="majorEastAsia"/>
+        </w:rPr>
+      </w:pPr>
+    </w:p>
+    <w:p>
+      <w:pPr>
+        <w:jc w:val="both"/>
+        <w:rPr>
+          <w:b/>
+          <w:bCs/>
+          <w:i/>
+          <w:iCs/>
+          <w:u w:val="single"/>
+        </w:rPr>
+      </w:pPr>
+      <w:r>
+        <w:rPr>
+          <w:b/>
+          <w:bCs/>
+          <w:i/>
+          <w:iCs/>
+          <w:u w:val="single"/>
+        </w:rPr>
+        <w:t>System Requirement and Analysis is the second phase in the Software Development Life Cycle (SDLC). It comes after the Feasibility Study and before System Design. The main goal of this phase is to gather, analyze, and document all the requirements of the system that needs to be developed. It ensures developers clearly understand what the client wants and how the system should function.</w:t>
       </w:r>
     </w:p>
     <w:p>
       <w:pPr>
         <w:shd w:val="clear" w:color="auto" w:fill="FFFFFF"/>
-        <w:spacing w:after="300" w:line="240" w:lineRule="auto"/>
+        <w:spacing w:after="0" w:line="240" w:lineRule="auto"/>
         <w:rPr>
           <w:rFonts w:ascii="Times New Roman" w:eastAsia="Times New Roman" w:hAnsi="Times New Roman" w:cs="Times New Roman"/>
-          <w:sz w:val="22"/>
           <w:szCs w:val="22"/>
         </w:rPr>
       </w:pPr>
       <w:r>
         <w:rPr>
           <w:rFonts w:ascii="Times New Roman" w:eastAsia="Times New Roman" w:hAnsi="Times New Roman" w:cs="Times New Roman"/>
-          <w:sz w:val="22"/>
           <w:szCs w:val="22"/>
         </w:rPr>
         <w:t>Requirement Analysis begins with:</w:t>
@@ -897,7 +2063,6 @@
         <w:spacing w:after="0" w:line="240" w:lineRule="auto"/>
         <w:rPr>
           <w:rFonts w:ascii="Times New Roman" w:eastAsia="Times New Roman" w:hAnsi="Times New Roman" w:cs="Times New Roman"/>
-          <w:sz w:val="22"/>
           <w:szCs w:val="22"/>
         </w:rPr>
       </w:pPr>
@@ -906,7 +2071,6 @@
           <w:rFonts w:ascii="Times New Roman" w:eastAsia="Times New Roman" w:hAnsi="Times New Roman" w:cs="Times New Roman"/>
           <w:b/>
           <w:bCs/>
-          <w:sz w:val="22"/>
           <w:szCs w:val="22"/>
         </w:rPr>
         <w:t>Requirement Gathering</w:t>
@@ -914,7 +2078,6 @@
       <w:r>
         <w:rPr>
           <w:rFonts w:ascii="Times New Roman" w:eastAsia="Times New Roman" w:hAnsi="Times New Roman" w:cs="Times New Roman"/>
-          <w:sz w:val="22"/>
           <w:szCs w:val="22"/>
         </w:rPr>
         <w:t>, which is also known as Elicitation.</w:t>
@@ -930,24 +2093,37 @@
         <w:spacing w:after="0" w:line="240" w:lineRule="auto"/>
         <w:rPr>
           <w:rFonts w:ascii="Times New Roman" w:eastAsia="Times New Roman" w:hAnsi="Times New Roman" w:cs="Times New Roman"/>
-          <w:sz w:val="22"/>
-          <w:szCs w:val="22"/>
-        </w:rPr>
-      </w:pPr>
-      <w:r>
-        <w:rPr>
-          <w:rFonts w:ascii="Times New Roman" w:eastAsia="Times New Roman" w:hAnsi="Times New Roman" w:cs="Times New Roman"/>
-          <w:sz w:val="22"/>
-          <w:szCs w:val="22"/>
-        </w:rPr>
-        <w:t>It is followed by </w:t>
-      </w:r>
+          <w:szCs w:val="22"/>
+        </w:rPr>
+      </w:pPr>
       <w:r>
         <w:rPr>
           <w:rFonts w:ascii="Times New Roman" w:eastAsia="Times New Roman" w:hAnsi="Times New Roman" w:cs="Times New Roman"/>
           <w:b/>
           <w:bCs/>
-          <w:sz w:val="22"/>
+          <w:szCs w:val="22"/>
+        </w:rPr>
+        <w:t>Requirement Analysis:</w:t>
+      </w:r>
+      <w:r>
+        <w:rPr>
+          <w:rFonts w:ascii="Times New Roman" w:eastAsia="Times New Roman" w:hAnsi="Times New Roman" w:cs="Times New Roman"/>
+          <w:szCs w:val="22"/>
+        </w:rPr>
+        <w:t xml:space="preserve"> </w:t>
+      </w:r>
+      <w:r>
+        <w:rPr>
+          <w:rFonts w:ascii="Times New Roman" w:eastAsia="Times New Roman" w:hAnsi="Times New Roman" w:cs="Times New Roman"/>
+          <w:szCs w:val="22"/>
+        </w:rPr>
+        <w:t>It is followed by </w:t>
+      </w:r>
+      <w:r>
+        <w:rPr>
+          <w:rFonts w:ascii="Times New Roman" w:eastAsia="Times New Roman" w:hAnsi="Times New Roman" w:cs="Times New Roman"/>
+          <w:b/>
+          <w:bCs/>
           <w:szCs w:val="22"/>
         </w:rPr>
         <w:t>Analyzing</w:t>
@@ -955,7 +2131,6 @@
       <w:r>
         <w:rPr>
           <w:rFonts w:ascii="Times New Roman" w:eastAsia="Times New Roman" w:hAnsi="Times New Roman" w:cs="Times New Roman"/>
-          <w:sz w:val="22"/>
           <w:szCs w:val="22"/>
         </w:rPr>
         <w:t> the collected requirements to understand the feasibility and correctness of converting the requirements into a possible product.</w:t>
@@ -971,41 +2146,155 @@
         <w:spacing w:after="0" w:line="240" w:lineRule="auto"/>
         <w:rPr>
           <w:rFonts w:ascii="Times New Roman" w:eastAsia="Times New Roman" w:hAnsi="Times New Roman" w:cs="Times New Roman"/>
-          <w:sz w:val="22"/>
-          <w:szCs w:val="22"/>
-        </w:rPr>
-      </w:pPr>
-      <w:r>
-        <w:rPr>
-          <w:rFonts w:ascii="Times New Roman" w:eastAsia="Times New Roman" w:hAnsi="Times New Roman" w:cs="Times New Roman"/>
-          <w:sz w:val="22"/>
-          <w:szCs w:val="22"/>
-        </w:rPr>
-        <w:t>Then, </w:t>
-      </w:r>
-      <w:r>
-        <w:rPr>
-          <w:rFonts w:ascii="Times New Roman" w:eastAsia="Times New Roman" w:hAnsi="Times New Roman" w:cs="Times New Roman"/>
-          <w:b/>
-          <w:bCs/>
-          <w:sz w:val="22"/>
-          <w:szCs w:val="22"/>
-        </w:rPr>
-        <w:t>Documenting</w:t>
-      </w:r>
-      <w:r>
-        <w:rPr>
-          <w:rFonts w:ascii="Times New Roman" w:eastAsia="Times New Roman" w:hAnsi="Times New Roman" w:cs="Times New Roman"/>
-          <w:sz w:val="22"/>
-          <w:szCs w:val="22"/>
-        </w:rPr>
-        <w:t> the gathered requirements</w:t>
+          <w:szCs w:val="22"/>
+        </w:rPr>
+      </w:pPr>
+      <w:r>
+        <w:t xml:space="preserve"> </w:t>
+      </w:r>
+      <w:r>
+        <w:rPr>
+          <w:rStyle w:val="Strong"/>
+        </w:rPr>
+        <w:t xml:space="preserve">Requirement Specification: </w:t>
+      </w:r>
+      <w:r>
+        <w:t xml:space="preserve">Create a detailed document called the </w:t>
+      </w:r>
+      <w:r>
+        <w:rPr>
+          <w:rStyle w:val="Strong"/>
+        </w:rPr>
+        <w:t>SRS (Software Requirement Specification)</w:t>
+      </w:r>
+      <w:r>
+        <w:t>.</w:t>
+      </w:r>
+    </w:p>
+    <w:p>
+      <w:pPr>
+        <w:shd w:val="clear" w:color="auto" w:fill="FFFFFF"/>
+        <w:spacing w:after="0" w:line="240" w:lineRule="auto"/>
+        <w:ind w:left="720"/>
+      </w:pPr>
+      <w:r>
+        <w:t>It includes:</w:t>
+      </w:r>
+    </w:p>
+    <w:p>
+      <w:pPr>
+        <w:pStyle w:val="ListParagraph"/>
+        <w:numPr>
+          <w:ilvl w:val="0"/>
+          <w:numId w:val="45"/>
+        </w:numPr>
+        <w:shd w:val="clear" w:color="auto" w:fill="FFFFFF"/>
+        <w:spacing w:after="0" w:line="240" w:lineRule="auto"/>
+      </w:pPr>
+      <w:r>
+        <w:rPr>
+          <w:rStyle w:val="Strong"/>
+        </w:rPr>
+        <w:t>Functional requirements</w:t>
+      </w:r>
+      <w:r>
+        <w:t xml:space="preserve"> – what the system should do</w:t>
+      </w:r>
+    </w:p>
+    <w:p>
+      <w:pPr>
+        <w:pStyle w:val="ListParagraph"/>
+        <w:numPr>
+          <w:ilvl w:val="0"/>
+          <w:numId w:val="45"/>
+        </w:numPr>
+        <w:shd w:val="clear" w:color="auto" w:fill="FFFFFF"/>
+        <w:spacing w:after="0" w:line="240" w:lineRule="auto"/>
+      </w:pPr>
+      <w:r>
+        <w:rPr>
+          <w:rStyle w:val="Strong"/>
+        </w:rPr>
+        <w:t>Non-functional requirements</w:t>
+      </w:r>
+      <w:r>
+        <w:t xml:space="preserve"> – performance, reliability, security, usability, etc.</w:t>
+      </w:r>
+    </w:p>
+    <w:p>
+      <w:pPr>
+        <w:pStyle w:val="ListParagraph"/>
+        <w:numPr>
+          <w:ilvl w:val="0"/>
+          <w:numId w:val="45"/>
+        </w:numPr>
+        <w:shd w:val="clear" w:color="auto" w:fill="FFFFFF"/>
+        <w:spacing w:after="0" w:line="240" w:lineRule="auto"/>
+      </w:pPr>
+      <w:r>
+        <w:rPr>
+          <w:rStyle w:val="Strong"/>
+        </w:rPr>
+        <w:t>Interfaces</w:t>
+      </w:r>
+      <w:r>
+        <w:t xml:space="preserve"> – how the system interacts with users or other systems</w:t>
+      </w:r>
+    </w:p>
+    <w:p>
+      <w:pPr>
+        <w:pStyle w:val="ListParagraph"/>
+        <w:numPr>
+          <w:ilvl w:val="0"/>
+          <w:numId w:val="7"/>
+        </w:numPr>
+        <w:shd w:val="clear" w:color="auto" w:fill="FFFFFF"/>
+        <w:spacing w:after="0" w:line="240" w:lineRule="auto"/>
+        <w:rPr>
+          <w:rStyle w:val="Strong"/>
+          <w:b w:val="0"/>
+          <w:bCs w:val="0"/>
+        </w:rPr>
+      </w:pPr>
+      <w:r>
+        <w:rPr>
+          <w:rStyle w:val="Strong"/>
+        </w:rPr>
+        <w:t>Validation</w:t>
+      </w:r>
+    </w:p>
+    <w:p>
+      <w:pPr>
+        <w:pStyle w:val="ListParagraph"/>
+        <w:numPr>
+          <w:ilvl w:val="0"/>
+          <w:numId w:val="46"/>
+        </w:numPr>
+        <w:shd w:val="clear" w:color="auto" w:fill="FFFFFF"/>
+        <w:spacing w:after="0" w:line="240" w:lineRule="auto"/>
+      </w:pPr>
+      <w:r>
+        <w:t>Confirm with stakeholders that the documented requirements correctly reflect their needs.</w:t>
+      </w:r>
+    </w:p>
+    <w:p>
+      <w:pPr>
+        <w:pStyle w:val="ListParagraph"/>
+        <w:numPr>
+          <w:ilvl w:val="0"/>
+          <w:numId w:val="46"/>
+        </w:numPr>
+        <w:shd w:val="clear" w:color="auto" w:fill="FFFFFF"/>
+        <w:spacing w:after="0" w:line="240" w:lineRule="auto"/>
+      </w:pPr>
+      <w:r>
+        <w:t>Any missing or incorrect requirements are corrected before moving to design.</w:t>
       </w:r>
     </w:p>
     <w:p>
       <w:pPr>
         <w:pStyle w:val="Heading2"/>
-        <w:spacing w:before="0"/>
+        <w:spacing w:before="0" w:line="240" w:lineRule="auto"/>
         <w:rPr>
           <w:sz w:val="22"/>
           <w:szCs w:val="22"/>
@@ -1021,9 +2310,9 @@
     </w:p>
     <w:p>
       <w:pPr>
+        <w:spacing w:after="0" w:line="240" w:lineRule="auto"/>
         <w:rPr>
           <w:rFonts w:ascii="Times New Roman" w:hAnsi="Times New Roman" w:cs="Times New Roman"/>
-          <w:sz w:val="22"/>
           <w:szCs w:val="22"/>
           <w:shd w:val="clear" w:color="auto" w:fill="FFFFFF"/>
         </w:rPr>
@@ -1031,7 +2320,6 @@
       <w:r>
         <w:rPr>
           <w:rFonts w:ascii="Times New Roman" w:hAnsi="Times New Roman" w:cs="Times New Roman"/>
-          <w:sz w:val="22"/>
           <w:szCs w:val="22"/>
           <w:shd w:val="clear" w:color="auto" w:fill="FFFFFF"/>
         </w:rPr>
@@ -1043,7 +2331,6 @@
           <w:rFonts w:ascii="Times New Roman" w:hAnsi="Times New Roman" w:cs="Times New Roman"/>
           <w:i w:val="0"/>
           <w:iCs w:val="0"/>
-          <w:sz w:val="22"/>
           <w:szCs w:val="22"/>
           <w:shd w:val="clear" w:color="auto" w:fill="FFFFFF"/>
         </w:rPr>
@@ -1052,7 +2339,6 @@
       <w:r>
         <w:rPr>
           <w:rFonts w:ascii="Times New Roman" w:hAnsi="Times New Roman" w:cs="Times New Roman"/>
-          <w:sz w:val="22"/>
           <w:szCs w:val="22"/>
           <w:shd w:val="clear" w:color="auto" w:fill="FFFFFF"/>
         </w:rPr>
@@ -1061,10 +2347,10 @@
     </w:p>
     <w:p>
       <w:pPr>
+        <w:spacing w:after="0" w:line="240" w:lineRule="auto"/>
         <w:jc w:val="both"/>
         <w:rPr>
           <w:rFonts w:ascii="Times New Roman" w:hAnsi="Times New Roman" w:cs="Times New Roman"/>
-          <w:sz w:val="22"/>
           <w:szCs w:val="22"/>
           <w:shd w:val="clear" w:color="auto" w:fill="FFFFFF"/>
         </w:rPr>
@@ -1073,7 +2359,6 @@
         <w:rPr>
           <w:rFonts w:ascii="Times New Roman" w:hAnsi="Times New Roman" w:cs="Times New Roman"/>
           <w:color w:val="000000"/>
-          <w:sz w:val="22"/>
           <w:szCs w:val="22"/>
           <w:shd w:val="clear" w:color="auto" w:fill="FFFFFF"/>
         </w:rPr>
@@ -1085,7 +2370,6 @@
           <w:b/>
           <w:bCs/>
           <w:color w:val="000000"/>
-          <w:sz w:val="22"/>
           <w:szCs w:val="22"/>
           <w:shd w:val="clear" w:color="auto" w:fill="FFFFFF"/>
         </w:rPr>
@@ -1095,7 +2379,6 @@
         <w:rPr>
           <w:rFonts w:ascii="Times New Roman" w:hAnsi="Times New Roman" w:cs="Times New Roman"/>
           <w:color w:val="000000"/>
-          <w:sz w:val="22"/>
           <w:szCs w:val="22"/>
           <w:shd w:val="clear" w:color="auto" w:fill="FFFFFF"/>
         </w:rPr>
@@ -1104,7 +2387,6 @@
       <w:r>
         <w:rPr>
           <w:rFonts w:ascii="Times New Roman" w:hAnsi="Times New Roman" w:cs="Times New Roman"/>
-          <w:sz w:val="22"/>
           <w:szCs w:val="22"/>
           <w:shd w:val="clear" w:color="auto" w:fill="FFFFFF"/>
         </w:rPr>
@@ -1113,9 +2395,9 @@
     </w:p>
     <w:p>
       <w:pPr>
+        <w:spacing w:after="0" w:line="240" w:lineRule="auto"/>
         <w:rPr>
           <w:rFonts w:ascii="Times New Roman" w:hAnsi="Times New Roman" w:cs="Times New Roman"/>
-          <w:sz w:val="22"/>
           <w:szCs w:val="22"/>
           <w:shd w:val="clear" w:color="auto" w:fill="FFFFFF"/>
         </w:rPr>
@@ -1123,7 +2405,6 @@
       <w:r>
         <w:rPr>
           <w:rFonts w:ascii="Times New Roman" w:hAnsi="Times New Roman" w:cs="Times New Roman"/>
-          <w:sz w:val="22"/>
           <w:szCs w:val="22"/>
           <w:shd w:val="clear" w:color="auto" w:fill="FFFFFF"/>
         </w:rPr>
@@ -1137,9 +2418,9 @@
           <w:ilvl w:val="0"/>
           <w:numId w:val="8"/>
         </w:numPr>
+        <w:spacing w:after="0" w:line="240" w:lineRule="auto"/>
         <w:rPr>
           <w:rFonts w:ascii="Times New Roman" w:hAnsi="Times New Roman" w:cs="Times New Roman"/>
-          <w:sz w:val="22"/>
           <w:szCs w:val="22"/>
         </w:rPr>
       </w:pPr>
@@ -1147,7 +2428,6 @@
         <w:rPr>
           <w:rStyle w:val="Strong"/>
           <w:rFonts w:ascii="Times New Roman" w:hAnsi="Times New Roman" w:cs="Times New Roman"/>
-          <w:sz w:val="22"/>
           <w:szCs w:val="22"/>
           <w:shd w:val="clear" w:color="auto" w:fill="FFFFFF"/>
         </w:rPr>
@@ -1156,7 +2436,6 @@
       <w:r>
         <w:rPr>
           <w:rFonts w:ascii="Times New Roman" w:hAnsi="Times New Roman" w:cs="Times New Roman"/>
-          <w:sz w:val="22"/>
           <w:szCs w:val="22"/>
           <w:shd w:val="clear" w:color="auto" w:fill="FFFFFF"/>
         </w:rPr>
@@ -1170,9 +2449,9 @@
           <w:ilvl w:val="0"/>
           <w:numId w:val="8"/>
         </w:numPr>
+        <w:spacing w:after="0" w:line="240" w:lineRule="auto"/>
         <w:rPr>
           <w:rFonts w:ascii="Times New Roman" w:hAnsi="Times New Roman" w:cs="Times New Roman"/>
-          <w:sz w:val="22"/>
           <w:szCs w:val="22"/>
         </w:rPr>
       </w:pPr>
@@ -1180,17 +2459,14 @@
         <w:rPr>
           <w:rStyle w:val="Strong"/>
           <w:rFonts w:ascii="Times New Roman" w:eastAsiaTheme="majorEastAsia" w:hAnsi="Times New Roman" w:cs="Times New Roman"/>
-          <w:sz w:val="22"/>
           <w:szCs w:val="22"/>
           <w:shd w:val="clear" w:color="auto" w:fill="FFFFFF"/>
         </w:rPr>
-        <w:lastRenderedPageBreak/>
         <w:t> Completeness:</w:t>
       </w:r>
       <w:r>
         <w:rPr>
           <w:rFonts w:ascii="Times New Roman" w:hAnsi="Times New Roman" w:cs="Times New Roman"/>
-          <w:sz w:val="22"/>
           <w:szCs w:val="22"/>
           <w:shd w:val="clear" w:color="auto" w:fill="FFFFFF"/>
         </w:rPr>
@@ -1199,7 +2475,6 @@
       <w:r>
         <w:rPr>
           <w:rFonts w:ascii="Times New Roman" w:hAnsi="Times New Roman" w:cs="Times New Roman"/>
-          <w:sz w:val="22"/>
           <w:szCs w:val="22"/>
         </w:rPr>
         <w:t>The SRS is complete if all essential requirements, whether relating to functionality, performance, design, constraints, attributes, or external interfaces.</w:t>
@@ -1212,9 +2487,9 @@
           <w:ilvl w:val="0"/>
           <w:numId w:val="8"/>
         </w:numPr>
+        <w:spacing w:after="0" w:line="240" w:lineRule="auto"/>
         <w:rPr>
           <w:rFonts w:ascii="Times New Roman" w:hAnsi="Times New Roman" w:cs="Times New Roman"/>
-          <w:sz w:val="22"/>
           <w:szCs w:val="22"/>
         </w:rPr>
       </w:pPr>
@@ -1222,7 +2497,6 @@
         <w:rPr>
           <w:rStyle w:val="Strong"/>
           <w:rFonts w:ascii="Times New Roman" w:hAnsi="Times New Roman" w:cs="Times New Roman"/>
-          <w:sz w:val="22"/>
           <w:szCs w:val="22"/>
           <w:shd w:val="clear" w:color="auto" w:fill="FFFFFF"/>
         </w:rPr>
@@ -1236,9 +2510,9 @@
           <w:ilvl w:val="0"/>
           <w:numId w:val="8"/>
         </w:numPr>
+        <w:spacing w:after="0" w:line="240" w:lineRule="auto"/>
         <w:rPr>
           <w:rFonts w:ascii="Times New Roman" w:hAnsi="Times New Roman" w:cs="Times New Roman"/>
-          <w:sz w:val="22"/>
           <w:szCs w:val="22"/>
         </w:rPr>
       </w:pPr>
@@ -1246,7 +2520,6 @@
         <w:rPr>
           <w:rStyle w:val="Strong"/>
           <w:rFonts w:ascii="Times New Roman" w:hAnsi="Times New Roman" w:cs="Times New Roman"/>
-          <w:sz w:val="22"/>
           <w:szCs w:val="22"/>
           <w:shd w:val="clear" w:color="auto" w:fill="FFFFFF"/>
         </w:rPr>
@@ -1255,11 +2528,26 @@
       <w:r>
         <w:rPr>
           <w:rFonts w:ascii="Times New Roman" w:hAnsi="Times New Roman" w:cs="Times New Roman"/>
-          <w:sz w:val="22"/>
           <w:szCs w:val="22"/>
           <w:shd w:val="clear" w:color="auto" w:fill="FFFFFF"/>
         </w:rPr>
-        <w:t> SRS is unambiguous when every fixed requirement has only one interpretation. </w:t>
+        <w:t> SRS is unambiguous</w:t>
+      </w:r>
+      <w:r>
+        <w:rPr>
+          <w:rFonts w:ascii="Times New Roman" w:hAnsi="Times New Roman" w:cs="Times New Roman"/>
+          <w:szCs w:val="22"/>
+          <w:shd w:val="clear" w:color="auto" w:fill="FFFFFF"/>
+        </w:rPr>
+        <w:t xml:space="preserve"> (clear)</w:t>
+      </w:r>
+      <w:r>
+        <w:rPr>
+          <w:rFonts w:ascii="Times New Roman" w:hAnsi="Times New Roman" w:cs="Times New Roman"/>
+          <w:szCs w:val="22"/>
+          <w:shd w:val="clear" w:color="auto" w:fill="FFFFFF"/>
+        </w:rPr>
+        <w:t xml:space="preserve"> when every fixed requirement has only one interpretation. </w:t>
       </w:r>
     </w:p>
     <w:p>
@@ -1270,7 +2558,7 @@
           <w:numId w:val="8"/>
         </w:numPr>
         <w:shd w:val="clear" w:color="auto" w:fill="FFFFFF"/>
-        <w:spacing w:before="0" w:beforeAutospacing="0"/>
+        <w:spacing w:before="0" w:beforeAutospacing="0" w:after="0" w:afterAutospacing="0"/>
         <w:jc w:val="both"/>
         <w:rPr>
           <w:sz w:val="22"/>
@@ -1301,7 +2589,7 @@
           <w:numId w:val="8"/>
         </w:numPr>
         <w:shd w:val="clear" w:color="auto" w:fill="FFFFFF"/>
-        <w:spacing w:before="0" w:beforeAutospacing="0"/>
+        <w:spacing w:before="0" w:beforeAutospacing="0" w:after="0" w:afterAutospacing="0"/>
         <w:jc w:val="both"/>
         <w:rPr>
           <w:sz w:val="22"/>
@@ -1332,7 +2620,7 @@
           <w:numId w:val="8"/>
         </w:numPr>
         <w:shd w:val="clear" w:color="auto" w:fill="FFFFFF"/>
-        <w:spacing w:before="0" w:beforeAutospacing="0"/>
+        <w:spacing w:before="0" w:beforeAutospacing="0" w:after="0" w:afterAutospacing="0"/>
         <w:jc w:val="both"/>
         <w:rPr>
           <w:sz w:val="22"/>
@@ -1345,6 +2633,7 @@
           <w:sz w:val="22"/>
           <w:szCs w:val="22"/>
         </w:rPr>
+        <w:lastRenderedPageBreak/>
         <w:t>Traceability:</w:t>
       </w:r>
       <w:r>
@@ -1363,7 +2652,7 @@
           <w:numId w:val="8"/>
         </w:numPr>
         <w:shd w:val="clear" w:color="auto" w:fill="FFFFFF"/>
-        <w:spacing w:before="0" w:beforeAutospacing="0"/>
+        <w:spacing w:before="0" w:beforeAutospacing="0" w:after="0" w:afterAutospacing="0"/>
         <w:jc w:val="both"/>
         <w:rPr>
           <w:sz w:val="22"/>
@@ -1394,7 +2683,7 @@
           <w:numId w:val="8"/>
         </w:numPr>
         <w:shd w:val="clear" w:color="auto" w:fill="FFFFFF"/>
-        <w:spacing w:before="0" w:beforeAutospacing="0"/>
+        <w:spacing w:before="0" w:beforeAutospacing="0" w:after="0" w:afterAutospacing="0"/>
         <w:jc w:val="both"/>
         <w:rPr>
           <w:color w:val="333333"/>
@@ -1429,7 +2718,7 @@
     <w:p>
       <w:pPr>
         <w:pStyle w:val="Heading2"/>
-        <w:spacing w:before="0"/>
+        <w:spacing w:before="0" w:line="240" w:lineRule="auto"/>
         <w:rPr>
           <w:sz w:val="22"/>
           <w:szCs w:val="22"/>
@@ -1445,16 +2734,15 @@
     </w:p>
     <w:p>
       <w:pPr>
+        <w:spacing w:after="0" w:line="240" w:lineRule="auto"/>
         <w:rPr>
           <w:rFonts w:ascii="Times New Roman" w:hAnsi="Times New Roman" w:cs="Times New Roman"/>
-          <w:sz w:val="22"/>
           <w:szCs w:val="22"/>
         </w:rPr>
       </w:pPr>
       <w:r>
         <w:rPr>
           <w:rFonts w:ascii="Times New Roman" w:hAnsi="Times New Roman" w:cs="Times New Roman"/>
-          <w:sz w:val="22"/>
           <w:szCs w:val="22"/>
         </w:rPr>
         <w:t>System Design is the process of designing the architecture, components, and interfaces for a system so that it meets the end-user requirements.</w:t>
@@ -1462,7 +2750,6 @@
       <w:r>
         <w:rPr>
           <w:rFonts w:ascii="Times New Roman" w:hAnsi="Times New Roman" w:cs="Times New Roman"/>
-          <w:sz w:val="22"/>
           <w:szCs w:val="22"/>
         </w:rPr>
         <w:t xml:space="preserve"> </w:t>
@@ -1471,7 +2758,6 @@
         <w:rPr>
           <w:rFonts w:ascii="Nunito" w:hAnsi="Nunito"/>
           <w:color w:val="000000"/>
-          <w:sz w:val="22"/>
           <w:szCs w:val="22"/>
         </w:rPr>
         <w:t>It is the phase where the SRS document is converted into a format that can be implemented and decides how the system will operate.</w:t>
@@ -1480,7 +2766,7 @@
     <w:p>
       <w:pPr>
         <w:pStyle w:val="NormalWeb"/>
-        <w:spacing w:before="0" w:beforeAutospacing="0" w:after="144" w:afterAutospacing="0"/>
+        <w:spacing w:before="0" w:beforeAutospacing="0" w:after="0" w:afterAutospacing="0"/>
         <w:jc w:val="both"/>
         <w:rPr>
           <w:rFonts w:ascii="Nunito" w:hAnsi="Nunito"/>
@@ -1502,7 +2788,7 @@
     <w:p>
       <w:pPr>
         <w:pStyle w:val="Heading2"/>
-        <w:spacing w:before="0"/>
+        <w:spacing w:before="0" w:line="240" w:lineRule="auto"/>
         <w:rPr>
           <w:rFonts w:ascii="Times New Roman" w:hAnsi="Times New Roman" w:cs="Times New Roman"/>
           <w:color w:val="000000"/>
@@ -1525,7 +2811,7 @@
     <w:p>
       <w:pPr>
         <w:pStyle w:val="NormalWeb"/>
-        <w:spacing w:before="0" w:beforeAutospacing="0" w:after="144" w:afterAutospacing="0"/>
+        <w:spacing w:before="0" w:beforeAutospacing="0" w:after="0" w:afterAutospacing="0"/>
         <w:jc w:val="both"/>
         <w:rPr>
           <w:rFonts w:ascii="Nunito" w:hAnsi="Nunito"/>
@@ -1655,7 +2941,7 @@
     <w:p>
       <w:pPr>
         <w:pStyle w:val="Heading2"/>
-        <w:spacing w:before="0"/>
+        <w:spacing w:before="0" w:line="240" w:lineRule="auto"/>
         <w:rPr>
           <w:rFonts w:ascii="Times New Roman" w:hAnsi="Times New Roman" w:cs="Times New Roman"/>
           <w:color w:val="000000"/>
@@ -1678,7 +2964,7 @@
     <w:p>
       <w:pPr>
         <w:pStyle w:val="NormalWeb"/>
-        <w:spacing w:before="0" w:beforeAutospacing="0" w:after="144" w:afterAutospacing="0"/>
+        <w:spacing w:before="0" w:beforeAutospacing="0" w:after="0" w:afterAutospacing="0"/>
         <w:jc w:val="both"/>
         <w:rPr>
           <w:rFonts w:ascii="Nunito" w:hAnsi="Nunito"/>
@@ -1862,7 +3148,7 @@
     <w:p>
       <w:pPr>
         <w:pStyle w:val="NormalWeb"/>
-        <w:spacing w:before="0" w:beforeAutospacing="0" w:after="144" w:afterAutospacing="0"/>
+        <w:spacing w:before="0" w:beforeAutospacing="0" w:after="0" w:afterAutospacing="0"/>
         <w:jc w:val="both"/>
         <w:rPr>
           <w:rFonts w:ascii="Nunito" w:hAnsi="Nunito"/>
@@ -1876,11 +3162,11 @@
           <w:noProof/>
           <w:sz w:val="22"/>
           <w:szCs w:val="22"/>
-        </w:rPr>
-        <w:lastRenderedPageBreak/>
+          <w:lang w:bidi="ne-NP"/>
+        </w:rPr>
         <w:drawing>
-          <wp:inline distT="0" distB="0" distL="0" distR="0" wp14:anchorId="49317767" wp14:editId="039E3E26">
-            <wp:extent cx="4994275" cy="2654186"/>
+          <wp:inline distT="0" distB="0" distL="0" distR="0" wp14:anchorId="49317767" wp14:editId="54333F25">
+            <wp:extent cx="3259162" cy="1968729"/>
             <wp:effectExtent l="0" t="0" r="0" b="0"/>
             <wp:docPr id="7" name="Picture 7" descr="Diagram&#10;&#10;Description automatically generated"/>
             <wp:cNvGraphicFramePr>
@@ -1911,7 +3197,7 @@
                   <pic:spPr bwMode="auto">
                     <a:xfrm>
                       <a:off x="0" y="0"/>
-                      <a:ext cx="5034539" cy="2675584"/>
+                      <a:ext cx="3275267" cy="1978457"/>
                     </a:xfrm>
                     <a:prstGeom prst="rect">
                       <a:avLst/>
@@ -1931,7 +3217,7 @@
     <w:p>
       <w:pPr>
         <w:pStyle w:val="Heading2"/>
-        <w:spacing w:before="0"/>
+        <w:spacing w:before="0" w:line="240" w:lineRule="auto"/>
         <w:rPr>
           <w:sz w:val="22"/>
           <w:szCs w:val="22"/>
@@ -1947,10 +3233,10 @@
     </w:p>
     <w:p>
       <w:pPr>
+        <w:spacing w:after="0" w:line="240" w:lineRule="auto"/>
         <w:rPr>
           <w:rFonts w:ascii="Times New Roman" w:hAnsi="Times New Roman" w:cs="Times New Roman"/>
           <w:color w:val="333333"/>
-          <w:sz w:val="22"/>
           <w:szCs w:val="22"/>
           <w:shd w:val="clear" w:color="auto" w:fill="FFFFFF"/>
         </w:rPr>
@@ -1959,7 +3245,6 @@
         <w:rPr>
           <w:rFonts w:ascii="Times New Roman" w:hAnsi="Times New Roman" w:cs="Times New Roman"/>
           <w:color w:val="333333"/>
-          <w:sz w:val="22"/>
           <w:szCs w:val="22"/>
           <w:shd w:val="clear" w:color="auto" w:fill="FFFFFF"/>
         </w:rPr>
@@ -1969,7 +3254,7 @@
     <w:p>
       <w:pPr>
         <w:pStyle w:val="Heading2"/>
-        <w:spacing w:before="0"/>
+        <w:spacing w:before="0" w:line="240" w:lineRule="auto"/>
         <w:rPr>
           <w:sz w:val="22"/>
           <w:szCs w:val="22"/>
@@ -1987,37 +3272,36 @@
     </w:p>
     <w:p>
       <w:pPr>
-        <w:pStyle w:val="Heading2"/>
-        <w:spacing w:before="0"/>
-        <w:rPr>
-          <w:sz w:val="22"/>
-          <w:szCs w:val="22"/>
+        <w:rPr>
           <w:shd w:val="clear" w:color="auto" w:fill="FFFFFF"/>
         </w:rPr>
       </w:pPr>
       <w:r>
+        <w:t>After the code is generated, it is tested against the requirements to make sure that the products are solving the needs addressed and gathered during the requirements stage.</w:t>
+      </w:r>
+    </w:p>
+    <w:p>
+      <w:pPr>
+        <w:pStyle w:val="NormalWeb"/>
+        <w:shd w:val="clear" w:color="auto" w:fill="FFFFFF"/>
+        <w:spacing w:before="0" w:beforeAutospacing="0" w:after="0" w:afterAutospacing="0"/>
+        <w:jc w:val="both"/>
         <w:rPr>
           <w:rFonts w:ascii="Segoe UI" w:hAnsi="Segoe UI" w:cs="Segoe UI"/>
           <w:color w:val="333333"/>
           <w:sz w:val="22"/>
           <w:szCs w:val="22"/>
         </w:rPr>
-        <w:t>After the code is generated, it is tested against the requirements to make sure that the products are solving the needs addressed and gathered during the requirements stage.</w:t>
-      </w:r>
-    </w:p>
-    <w:p>
-      <w:pPr>
-        <w:pStyle w:val="NormalWeb"/>
-        <w:shd w:val="clear" w:color="auto" w:fill="FFFFFF"/>
-        <w:spacing w:before="0" w:beforeAutospacing="0"/>
-        <w:jc w:val="both"/>
+      </w:pPr>
+      <w:r>
         <w:rPr>
           <w:rFonts w:ascii="Segoe UI" w:hAnsi="Segoe UI" w:cs="Segoe UI"/>
           <w:color w:val="333333"/>
           <w:sz w:val="22"/>
           <w:szCs w:val="22"/>
         </w:rPr>
-      </w:pPr>
+        <w:t xml:space="preserve">During this stage, unit testing, integration testing, system testing, acceptance testing </w:t>
+      </w:r>
       <w:r>
         <w:rPr>
           <w:rFonts w:ascii="Segoe UI" w:hAnsi="Segoe UI" w:cs="Segoe UI"/>
@@ -2025,13 +3309,22 @@
           <w:sz w:val="22"/>
           <w:szCs w:val="22"/>
         </w:rPr>
-        <w:t>During this stage, unit testing, integration testing, system testing, acceptance testing are done.</w:t>
+        <w:t>is</w:t>
+      </w:r>
+      <w:r>
+        <w:rPr>
+          <w:rFonts w:ascii="Segoe UI" w:hAnsi="Segoe UI" w:cs="Segoe UI"/>
+          <w:color w:val="333333"/>
+          <w:sz w:val="22"/>
+          <w:szCs w:val="22"/>
+        </w:rPr>
+        <w:t xml:space="preserve"> done.</w:t>
       </w:r>
     </w:p>
     <w:p>
       <w:pPr>
         <w:pStyle w:val="Heading2"/>
-        <w:spacing w:before="0"/>
+        <w:spacing w:before="0" w:line="240" w:lineRule="auto"/>
         <w:rPr>
           <w:sz w:val="22"/>
           <w:szCs w:val="22"/>
@@ -2047,16 +3340,15 @@
     </w:p>
     <w:p>
       <w:pPr>
+        <w:spacing w:after="0" w:line="240" w:lineRule="auto"/>
         <w:rPr>
           <w:rFonts w:ascii="Times New Roman" w:hAnsi="Times New Roman" w:cs="Times New Roman"/>
-          <w:sz w:val="22"/>
           <w:szCs w:val="22"/>
         </w:rPr>
       </w:pPr>
       <w:r>
         <w:rPr>
           <w:rFonts w:ascii="Times New Roman" w:hAnsi="Times New Roman" w:cs="Times New Roman"/>
-          <w:sz w:val="22"/>
           <w:szCs w:val="22"/>
         </w:rPr>
         <w:t xml:space="preserve">System </w:t>
@@ -2064,7 +3356,6 @@
       <w:r>
         <w:rPr>
           <w:rFonts w:ascii="Times New Roman" w:hAnsi="Times New Roman" w:cs="Times New Roman"/>
-          <w:sz w:val="22"/>
           <w:szCs w:val="22"/>
         </w:rPr>
         <w:t>implementation is the process of</w:t>
@@ -2072,7 +3363,6 @@
       <w:r>
         <w:rPr>
           <w:rFonts w:ascii="Times New Roman" w:hAnsi="Times New Roman" w:cs="Times New Roman"/>
-          <w:sz w:val="22"/>
           <w:szCs w:val="22"/>
         </w:rPr>
         <w:t xml:space="preserve"> making the new system operational and available to a prepare set of users (the deployment), and positioning on -going support and maintenance of the system.</w:t>
@@ -2080,18 +3370,19 @@
     </w:p>
     <w:p>
       <w:pPr>
+        <w:spacing w:after="0" w:line="240" w:lineRule="auto"/>
         <w:rPr>
           <w:rFonts w:ascii="Times New Roman" w:hAnsi="Times New Roman" w:cs="Times New Roman"/>
-          <w:sz w:val="22"/>
           <w:szCs w:val="22"/>
         </w:rPr>
       </w:pPr>
       <w:r>
         <w:rPr>
           <w:noProof/>
-          <w:sz w:val="22"/>
-          <w:szCs w:val="22"/>
-        </w:rPr>
+          <w:szCs w:val="22"/>
+          <w:lang w:bidi="ne-NP"/>
+        </w:rPr>
+        <w:lastRenderedPageBreak/>
         <w:drawing>
           <wp:inline distT="0" distB="0" distL="0" distR="0" wp14:anchorId="0ECEC68C" wp14:editId="06A30278">
             <wp:extent cx="3352800" cy="1114376"/>
@@ -2131,19 +3422,19 @@
     </w:p>
     <w:p>
       <w:pPr>
+        <w:spacing w:after="0" w:line="240" w:lineRule="auto"/>
         <w:rPr>
           <w:rFonts w:ascii="Times New Roman" w:hAnsi="Times New Roman" w:cs="Times New Roman"/>
-          <w:sz w:val="22"/>
-          <w:szCs w:val="22"/>
-        </w:rPr>
-      </w:pPr>
-    </w:p>
-    <w:p>
-      <w:pPr>
+          <w:szCs w:val="22"/>
+        </w:rPr>
+      </w:pPr>
+    </w:p>
+    <w:p>
+      <w:pPr>
+        <w:spacing w:after="0" w:line="240" w:lineRule="auto"/>
         <w:rPr>
           <w:rFonts w:ascii="Times New Roman" w:hAnsi="Times New Roman" w:cs="Times New Roman"/>
           <w:color w:val="111111"/>
-          <w:sz w:val="22"/>
           <w:szCs w:val="22"/>
         </w:rPr>
       </w:pPr>
@@ -2151,7 +3442,6 @@
         <w:rPr>
           <w:rFonts w:ascii="Times New Roman" w:hAnsi="Times New Roman" w:cs="Times New Roman"/>
           <w:color w:val="111111"/>
-          <w:sz w:val="22"/>
           <w:szCs w:val="22"/>
         </w:rPr>
         <w:t>This phase is initiated after the system has been tested and accepted by the user. In this phase, the system is installed to support the intended business functions. System performance is compared to performance objectives established during the planning phase. Implementation includes user notification, user training, installation of hardware, installation of software onto production computers, and integration of the system into daily work processes. This phase continues until the system is operating in production in accordance with the defined user requirements.</w:t>
@@ -2160,7 +3450,7 @@
     <w:p>
       <w:pPr>
         <w:pStyle w:val="Heading2"/>
-        <w:spacing w:before="0"/>
+        <w:spacing w:before="0" w:line="240" w:lineRule="auto"/>
         <w:rPr>
           <w:sz w:val="22"/>
           <w:szCs w:val="22"/>
@@ -2178,7 +3468,7 @@
       <w:pPr>
         <w:pStyle w:val="NormalWeb"/>
         <w:shd w:val="clear" w:color="auto" w:fill="FFFFFF"/>
-        <w:spacing w:before="0" w:beforeAutospacing="0"/>
+        <w:spacing w:before="0" w:beforeAutospacing="0" w:after="0" w:afterAutospacing="0"/>
         <w:jc w:val="both"/>
         <w:rPr>
           <w:sz w:val="22"/>
@@ -2222,6 +3512,7 @@
         </w:rPr>
         <w:t xml:space="preserve">It stands for all the modifications and </w:t>
       </w:r>
+      <w:proofErr w:type="spellStart"/>
       <w:r>
         <w:rPr>
           <w:rFonts w:ascii="Nunito" w:hAnsi="Nunito"/>
@@ -2229,8 +3520,9 @@
           <w:sz w:val="22"/>
           <w:szCs w:val="22"/>
         </w:rPr>
-        <w:t>updating</w:t>
-      </w:r>
+        <w:t>updations</w:t>
+      </w:r>
+      <w:proofErr w:type="spellEnd"/>
       <w:r>
         <w:rPr>
           <w:rFonts w:ascii="Nunito" w:hAnsi="Nunito"/>
@@ -2305,7 +3597,6 @@
           <w:sz w:val="22"/>
           <w:szCs w:val="22"/>
         </w:rPr>
-        <w:lastRenderedPageBreak/>
         <w:t>Client Requirements</w:t>
       </w:r>
       <w:r>
@@ -2398,7 +3689,7 @@
       <w:pPr>
         <w:pStyle w:val="NormalWeb"/>
         <w:shd w:val="clear" w:color="auto" w:fill="FFFFFF"/>
-        <w:spacing w:before="0" w:beforeAutospacing="0"/>
+        <w:spacing w:before="0" w:beforeAutospacing="0" w:after="0" w:afterAutospacing="0"/>
         <w:jc w:val="both"/>
         <w:rPr>
           <w:sz w:val="22"/>
@@ -2408,8 +3699,8 @@
     </w:p>
     <w:p>
       <w:pPr>
-        <w:rPr>
-          <w:sz w:val="22"/>
+        <w:spacing w:after="0" w:line="240" w:lineRule="auto"/>
+        <w:rPr>
           <w:szCs w:val="22"/>
         </w:rPr>
       </w:pPr>
@@ -2418,7 +3709,7 @@
       <w:pPr>
         <w:pStyle w:val="NormalWeb"/>
         <w:shd w:val="clear" w:color="auto" w:fill="FFFFFF"/>
-        <w:spacing w:before="0" w:beforeAutospacing="0"/>
+        <w:spacing w:before="0" w:beforeAutospacing="0" w:after="0" w:afterAutospacing="0"/>
         <w:jc w:val="both"/>
         <w:rPr>
           <w:rFonts w:ascii="Segoe UI" w:hAnsi="Segoe UI" w:cs="Segoe UI"/>
@@ -2430,26 +3721,26 @@
     </w:p>
     <w:p>
       <w:pPr>
-        <w:rPr>
-          <w:sz w:val="22"/>
-          <w:szCs w:val="22"/>
-        </w:rPr>
-      </w:pPr>
-    </w:p>
-    <w:p>
-      <w:pPr>
+        <w:spacing w:after="0" w:line="240" w:lineRule="auto"/>
+        <w:rPr>
+          <w:szCs w:val="22"/>
+        </w:rPr>
+      </w:pPr>
+    </w:p>
+    <w:p>
+      <w:pPr>
+        <w:spacing w:after="0" w:line="240" w:lineRule="auto"/>
         <w:rPr>
           <w:rFonts w:ascii="Times New Roman" w:hAnsi="Times New Roman" w:cs="Times New Roman"/>
-          <w:sz w:val="22"/>
-          <w:szCs w:val="22"/>
-        </w:rPr>
-      </w:pPr>
-    </w:p>
-    <w:p>
-      <w:pPr>
+          <w:szCs w:val="22"/>
+        </w:rPr>
+      </w:pPr>
+    </w:p>
+    <w:p>
+      <w:pPr>
+        <w:spacing w:after="0" w:line="240" w:lineRule="auto"/>
         <w:rPr>
           <w:rFonts w:ascii="Times New Roman" w:hAnsi="Times New Roman" w:cs="Times New Roman"/>
-          <w:sz w:val="22"/>
           <w:szCs w:val="22"/>
         </w:rPr>
       </w:pPr>
@@ -2458,15 +3749,964 @@
       <w:pgSz w:w="12240" w:h="15840"/>
       <w:pgMar w:top="720" w:right="720" w:bottom="720" w:left="720" w:header="720" w:footer="720" w:gutter="0"/>
       <w:cols w:space="720"/>
-      <w:docGrid w:linePitch="435"/>
+      <w:docGrid w:linePitch="360"/>
     </w:sectPr>
   </w:body>
 </w:document>
 </file>
 
 <file path=word/numbering.xml><?xml version="1.0" encoding="utf-8"?>
-<w:numbering xmlns:wpc="http://schemas.microsoft.com/office/word/2010/wordprocessingCanvas" xmlns:cx="http://schemas.microsoft.com/office/drawing/2014/chartex" xmlns:cx1="http://schemas.microsoft.com/office/drawing/2015/9/8/chartex" xmlns:cx2="http://schemas.microsoft.com/office/drawing/2015/10/21/chartex" xmlns:cx3="http://schemas.microsoft.com/office/drawing/2016/5/9/chartex" xmlns:cx4="http://schemas.microsoft.com/office/drawing/2016/5/10/chartex" xmlns:cx5="http://schemas.microsoft.com/office/drawing/2016/5/11/chartex" xmlns:cx6="http://schemas.microsoft.com/office/drawing/2016/5/12/chartex" xmlns:cx7="http://schemas.microsoft.com/office/drawing/2016/5/13/chartex" xmlns:cx8="http://schemas.microsoft.com/office/drawing/2016/5/14/chartex" xmlns:mc="http://schemas.openxmlformats.org/markup-compatibility/2006" xmlns:aink="http://schemas.microsoft.com/office/drawing/2016/ink" xmlns:am3d="http://schemas.microsoft.com/office/drawing/2017/model3d" xmlns:o="urn:schemas-microsoft-com:office:office" xmlns:oel="http://schemas.microsoft.com/office/2019/extlst" xmlns:r="http://schemas.openxmlformats.org/officeDocument/2006/relationships" xmlns:m="http://schemas.openxmlformats.org/officeDocument/2006/math" xmlns:v="urn:schemas-microsoft-com:vml" xmlns:wp14="http://schemas.microsoft.com/office/word/2010/wordprocessingDrawing" xmlns:wp="http://schemas.openxmlformats.org/drawingml/2006/wordprocessingDrawing" xmlns:w10="urn:schemas-microsoft-com:office:word" xmlns:w="http://schemas.openxmlformats.org/wordprocessingml/2006/main" xmlns:w14="http://schemas.microsoft.com/office/word/2010/wordml" xmlns:w15="http://schemas.microsoft.com/office/word/2012/wordml" xmlns:w16cex="http://schemas.microsoft.com/office/word/2018/wordml/cex" xmlns:w16cid="http://schemas.microsoft.com/office/word/2016/wordml/cid" xmlns:w16="http://schemas.microsoft.com/office/word/2018/wordml" xmlns:w16du="http://schemas.microsoft.com/office/word/2023/wordml/word16du" xmlns:w16sdtdh="http://schemas.microsoft.com/office/word/2020/wordml/sdtdatahash" xmlns:w16sdtfl="http://schemas.microsoft.com/office/word/2024/wordml/sdtformatlock" xmlns:w16se="http://schemas.microsoft.com/office/word/2015/wordml/symex" xmlns:wpg="http://schemas.microsoft.com/office/word/2010/wordprocessingGroup" xmlns:wpi="http://schemas.microsoft.com/office/word/2010/wordprocessingInk" xmlns:wne="http://schemas.microsoft.com/office/word/2006/wordml" xmlns:wps="http://schemas.microsoft.com/office/word/2010/wordprocessingShape" mc:Ignorable="w14 w15 w16se w16cid w16 w16cex w16sdtdh w16sdtfl w16du wp14">
+<w:numbering xmlns:wpc="http://schemas.microsoft.com/office/word/2010/wordprocessingCanvas" xmlns:cx="http://schemas.microsoft.com/office/drawing/2014/chartex" xmlns:mc="http://schemas.openxmlformats.org/markup-compatibility/2006" xmlns:o="urn:schemas-microsoft-com:office:office" xmlns:r="http://schemas.openxmlformats.org/officeDocument/2006/relationships" xmlns:m="http://schemas.openxmlformats.org/officeDocument/2006/math" xmlns:v="urn:schemas-microsoft-com:vml" xmlns:wp14="http://schemas.microsoft.com/office/word/2010/wordprocessingDrawing" xmlns:wp="http://schemas.openxmlformats.org/drawingml/2006/wordprocessingDrawing" xmlns:w10="urn:schemas-microsoft-com:office:word" xmlns:w="http://schemas.openxmlformats.org/wordprocessingml/2006/main" xmlns:w14="http://schemas.microsoft.com/office/word/2010/wordml" xmlns:w15="http://schemas.microsoft.com/office/word/2012/wordml" xmlns:w16se="http://schemas.microsoft.com/office/word/2015/wordml/symex" xmlns:wpg="http://schemas.microsoft.com/office/word/2010/wordprocessingGroup" xmlns:wpi="http://schemas.microsoft.com/office/word/2010/wordprocessingInk" xmlns:wne="http://schemas.microsoft.com/office/word/2006/wordml" xmlns:wps="http://schemas.microsoft.com/office/word/2010/wordprocessingShape" mc:Ignorable="w14 w15 w16se wp14">
   <w:abstractNum w:abstractNumId="0" w15:restartNumberingAfterBreak="0">
+    <w:nsid w:val="031C723D"/>
+    <w:multiLevelType w:val="hybridMultilevel"/>
+    <w:tmpl w:val="CE02AC2C"/>
+    <w:lvl w:ilvl="0" w:tplc="0409000F">
+      <w:start w:val="1"/>
+      <w:numFmt w:val="decimal"/>
+      <w:lvlText w:val="%1."/>
+      <w:lvlJc w:val="left"/>
+      <w:pPr>
+        <w:ind w:left="1440" w:hanging="360"/>
+      </w:pPr>
+    </w:lvl>
+    <w:lvl w:ilvl="1" w:tplc="04090019" w:tentative="1">
+      <w:start w:val="1"/>
+      <w:numFmt w:val="lowerLetter"/>
+      <w:lvlText w:val="%2."/>
+      <w:lvlJc w:val="left"/>
+      <w:pPr>
+        <w:ind w:left="2160" w:hanging="360"/>
+      </w:pPr>
+    </w:lvl>
+    <w:lvl w:ilvl="2" w:tplc="0409001B" w:tentative="1">
+      <w:start w:val="1"/>
+      <w:numFmt w:val="lowerRoman"/>
+      <w:lvlText w:val="%3."/>
+      <w:lvlJc w:val="right"/>
+      <w:pPr>
+        <w:ind w:left="2880" w:hanging="180"/>
+      </w:pPr>
+    </w:lvl>
+    <w:lvl w:ilvl="3" w:tplc="0409000F" w:tentative="1">
+      <w:start w:val="1"/>
+      <w:numFmt w:val="decimal"/>
+      <w:lvlText w:val="%4."/>
+      <w:lvlJc w:val="left"/>
+      <w:pPr>
+        <w:ind w:left="3600" w:hanging="360"/>
+      </w:pPr>
+    </w:lvl>
+    <w:lvl w:ilvl="4" w:tplc="04090019" w:tentative="1">
+      <w:start w:val="1"/>
+      <w:numFmt w:val="lowerLetter"/>
+      <w:lvlText w:val="%5."/>
+      <w:lvlJc w:val="left"/>
+      <w:pPr>
+        <w:ind w:left="4320" w:hanging="360"/>
+      </w:pPr>
+    </w:lvl>
+    <w:lvl w:ilvl="5" w:tplc="0409001B" w:tentative="1">
+      <w:start w:val="1"/>
+      <w:numFmt w:val="lowerRoman"/>
+      <w:lvlText w:val="%6."/>
+      <w:lvlJc w:val="right"/>
+      <w:pPr>
+        <w:ind w:left="5040" w:hanging="180"/>
+      </w:pPr>
+    </w:lvl>
+    <w:lvl w:ilvl="6" w:tplc="0409000F" w:tentative="1">
+      <w:start w:val="1"/>
+      <w:numFmt w:val="decimal"/>
+      <w:lvlText w:val="%7."/>
+      <w:lvlJc w:val="left"/>
+      <w:pPr>
+        <w:ind w:left="5760" w:hanging="360"/>
+      </w:pPr>
+    </w:lvl>
+    <w:lvl w:ilvl="7" w:tplc="04090019" w:tentative="1">
+      <w:start w:val="1"/>
+      <w:numFmt w:val="lowerLetter"/>
+      <w:lvlText w:val="%8."/>
+      <w:lvlJc w:val="left"/>
+      <w:pPr>
+        <w:ind w:left="6480" w:hanging="360"/>
+      </w:pPr>
+    </w:lvl>
+    <w:lvl w:ilvl="8" w:tplc="0409001B" w:tentative="1">
+      <w:start w:val="1"/>
+      <w:numFmt w:val="lowerRoman"/>
+      <w:lvlText w:val="%9."/>
+      <w:lvlJc w:val="right"/>
+      <w:pPr>
+        <w:ind w:left="7200" w:hanging="180"/>
+      </w:pPr>
+    </w:lvl>
+  </w:abstractNum>
+  <w:abstractNum w:abstractNumId="1" w15:restartNumberingAfterBreak="0">
+    <w:nsid w:val="03D07FF2"/>
+    <w:multiLevelType w:val="hybridMultilevel"/>
+    <w:tmpl w:val="99A00FD6"/>
+    <w:lvl w:ilvl="0" w:tplc="0409000B">
+      <w:start w:val="1"/>
+      <w:numFmt w:val="bullet"/>
+      <w:lvlText w:val=""/>
+      <w:lvlJc w:val="left"/>
+      <w:pPr>
+        <w:ind w:left="1080" w:hanging="360"/>
+      </w:pPr>
+      <w:rPr>
+        <w:rFonts w:ascii="Wingdings" w:hAnsi="Wingdings" w:hint="default"/>
+      </w:rPr>
+    </w:lvl>
+    <w:lvl w:ilvl="1" w:tplc="04090003" w:tentative="1">
+      <w:start w:val="1"/>
+      <w:numFmt w:val="bullet"/>
+      <w:lvlText w:val="o"/>
+      <w:lvlJc w:val="left"/>
+      <w:pPr>
+        <w:ind w:left="1800" w:hanging="360"/>
+      </w:pPr>
+      <w:rPr>
+        <w:rFonts w:ascii="Courier New" w:hAnsi="Courier New" w:cs="Courier New" w:hint="default"/>
+      </w:rPr>
+    </w:lvl>
+    <w:lvl w:ilvl="2" w:tplc="04090005" w:tentative="1">
+      <w:start w:val="1"/>
+      <w:numFmt w:val="bullet"/>
+      <w:lvlText w:val=""/>
+      <w:lvlJc w:val="left"/>
+      <w:pPr>
+        <w:ind w:left="2520" w:hanging="360"/>
+      </w:pPr>
+      <w:rPr>
+        <w:rFonts w:ascii="Wingdings" w:hAnsi="Wingdings" w:hint="default"/>
+      </w:rPr>
+    </w:lvl>
+    <w:lvl w:ilvl="3" w:tplc="04090001" w:tentative="1">
+      <w:start w:val="1"/>
+      <w:numFmt w:val="bullet"/>
+      <w:lvlText w:val=""/>
+      <w:lvlJc w:val="left"/>
+      <w:pPr>
+        <w:ind w:left="3240" w:hanging="360"/>
+      </w:pPr>
+      <w:rPr>
+        <w:rFonts w:ascii="Symbol" w:hAnsi="Symbol" w:hint="default"/>
+      </w:rPr>
+    </w:lvl>
+    <w:lvl w:ilvl="4" w:tplc="04090003" w:tentative="1">
+      <w:start w:val="1"/>
+      <w:numFmt w:val="bullet"/>
+      <w:lvlText w:val="o"/>
+      <w:lvlJc w:val="left"/>
+      <w:pPr>
+        <w:ind w:left="3960" w:hanging="360"/>
+      </w:pPr>
+      <w:rPr>
+        <w:rFonts w:ascii="Courier New" w:hAnsi="Courier New" w:cs="Courier New" w:hint="default"/>
+      </w:rPr>
+    </w:lvl>
+    <w:lvl w:ilvl="5" w:tplc="04090005" w:tentative="1">
+      <w:start w:val="1"/>
+      <w:numFmt w:val="bullet"/>
+      <w:lvlText w:val=""/>
+      <w:lvlJc w:val="left"/>
+      <w:pPr>
+        <w:ind w:left="4680" w:hanging="360"/>
+      </w:pPr>
+      <w:rPr>
+        <w:rFonts w:ascii="Wingdings" w:hAnsi="Wingdings" w:hint="default"/>
+      </w:rPr>
+    </w:lvl>
+    <w:lvl w:ilvl="6" w:tplc="04090001" w:tentative="1">
+      <w:start w:val="1"/>
+      <w:numFmt w:val="bullet"/>
+      <w:lvlText w:val=""/>
+      <w:lvlJc w:val="left"/>
+      <w:pPr>
+        <w:ind w:left="5400" w:hanging="360"/>
+      </w:pPr>
+      <w:rPr>
+        <w:rFonts w:ascii="Symbol" w:hAnsi="Symbol" w:hint="default"/>
+      </w:rPr>
+    </w:lvl>
+    <w:lvl w:ilvl="7" w:tplc="04090003" w:tentative="1">
+      <w:start w:val="1"/>
+      <w:numFmt w:val="bullet"/>
+      <w:lvlText w:val="o"/>
+      <w:lvlJc w:val="left"/>
+      <w:pPr>
+        <w:ind w:left="6120" w:hanging="360"/>
+      </w:pPr>
+      <w:rPr>
+        <w:rFonts w:ascii="Courier New" w:hAnsi="Courier New" w:cs="Courier New" w:hint="default"/>
+      </w:rPr>
+    </w:lvl>
+    <w:lvl w:ilvl="8" w:tplc="04090005" w:tentative="1">
+      <w:start w:val="1"/>
+      <w:numFmt w:val="bullet"/>
+      <w:lvlText w:val=""/>
+      <w:lvlJc w:val="left"/>
+      <w:pPr>
+        <w:ind w:left="6840" w:hanging="360"/>
+      </w:pPr>
+      <w:rPr>
+        <w:rFonts w:ascii="Wingdings" w:hAnsi="Wingdings" w:hint="default"/>
+      </w:rPr>
+    </w:lvl>
+  </w:abstractNum>
+  <w:abstractNum w:abstractNumId="2" w15:restartNumberingAfterBreak="0">
+    <w:nsid w:val="0A3840E7"/>
+    <w:multiLevelType w:val="multilevel"/>
+    <w:tmpl w:val="2F5C3730"/>
+    <w:lvl w:ilvl="0">
+      <w:start w:val="1"/>
+      <w:numFmt w:val="bullet"/>
+      <w:lvlText w:val=""/>
+      <w:lvlJc w:val="left"/>
+      <w:pPr>
+        <w:tabs>
+          <w:tab w:val="num" w:pos="720"/>
+        </w:tabs>
+        <w:ind w:left="720" w:hanging="360"/>
+      </w:pPr>
+      <w:rPr>
+        <w:rFonts w:ascii="Symbol" w:hAnsi="Symbol" w:hint="default"/>
+        <w:sz w:val="20"/>
+      </w:rPr>
+    </w:lvl>
+    <w:lvl w:ilvl="1" w:tentative="1">
+      <w:start w:val="1"/>
+      <w:numFmt w:val="bullet"/>
+      <w:lvlText w:val="o"/>
+      <w:lvlJc w:val="left"/>
+      <w:pPr>
+        <w:tabs>
+          <w:tab w:val="num" w:pos="1440"/>
+        </w:tabs>
+        <w:ind w:left="1440" w:hanging="360"/>
+      </w:pPr>
+      <w:rPr>
+        <w:rFonts w:ascii="Courier New" w:hAnsi="Courier New" w:hint="default"/>
+        <w:sz w:val="20"/>
+      </w:rPr>
+    </w:lvl>
+    <w:lvl w:ilvl="2" w:tentative="1">
+      <w:start w:val="1"/>
+      <w:numFmt w:val="bullet"/>
+      <w:lvlText w:val=""/>
+      <w:lvlJc w:val="left"/>
+      <w:pPr>
+        <w:tabs>
+          <w:tab w:val="num" w:pos="2160"/>
+        </w:tabs>
+        <w:ind w:left="2160" w:hanging="360"/>
+      </w:pPr>
+      <w:rPr>
+        <w:rFonts w:ascii="Wingdings" w:hAnsi="Wingdings" w:hint="default"/>
+        <w:sz w:val="20"/>
+      </w:rPr>
+    </w:lvl>
+    <w:lvl w:ilvl="3" w:tentative="1">
+      <w:start w:val="1"/>
+      <w:numFmt w:val="bullet"/>
+      <w:lvlText w:val=""/>
+      <w:lvlJc w:val="left"/>
+      <w:pPr>
+        <w:tabs>
+          <w:tab w:val="num" w:pos="2880"/>
+        </w:tabs>
+        <w:ind w:left="2880" w:hanging="360"/>
+      </w:pPr>
+      <w:rPr>
+        <w:rFonts w:ascii="Wingdings" w:hAnsi="Wingdings" w:hint="default"/>
+        <w:sz w:val="20"/>
+      </w:rPr>
+    </w:lvl>
+    <w:lvl w:ilvl="4" w:tentative="1">
+      <w:start w:val="1"/>
+      <w:numFmt w:val="bullet"/>
+      <w:lvlText w:val=""/>
+      <w:lvlJc w:val="left"/>
+      <w:pPr>
+        <w:tabs>
+          <w:tab w:val="num" w:pos="3600"/>
+        </w:tabs>
+        <w:ind w:left="3600" w:hanging="360"/>
+      </w:pPr>
+      <w:rPr>
+        <w:rFonts w:ascii="Wingdings" w:hAnsi="Wingdings" w:hint="default"/>
+        <w:sz w:val="20"/>
+      </w:rPr>
+    </w:lvl>
+    <w:lvl w:ilvl="5" w:tentative="1">
+      <w:start w:val="1"/>
+      <w:numFmt w:val="bullet"/>
+      <w:lvlText w:val=""/>
+      <w:lvlJc w:val="left"/>
+      <w:pPr>
+        <w:tabs>
+          <w:tab w:val="num" w:pos="4320"/>
+        </w:tabs>
+        <w:ind w:left="4320" w:hanging="360"/>
+      </w:pPr>
+      <w:rPr>
+        <w:rFonts w:ascii="Wingdings" w:hAnsi="Wingdings" w:hint="default"/>
+        <w:sz w:val="20"/>
+      </w:rPr>
+    </w:lvl>
+    <w:lvl w:ilvl="6" w:tentative="1">
+      <w:start w:val="1"/>
+      <w:numFmt w:val="bullet"/>
+      <w:lvlText w:val=""/>
+      <w:lvlJc w:val="left"/>
+      <w:pPr>
+        <w:tabs>
+          <w:tab w:val="num" w:pos="5040"/>
+        </w:tabs>
+        <w:ind w:left="5040" w:hanging="360"/>
+      </w:pPr>
+      <w:rPr>
+        <w:rFonts w:ascii="Wingdings" w:hAnsi="Wingdings" w:hint="default"/>
+        <w:sz w:val="20"/>
+      </w:rPr>
+    </w:lvl>
+    <w:lvl w:ilvl="7" w:tentative="1">
+      <w:start w:val="1"/>
+      <w:numFmt w:val="bullet"/>
+      <w:lvlText w:val=""/>
+      <w:lvlJc w:val="left"/>
+      <w:pPr>
+        <w:tabs>
+          <w:tab w:val="num" w:pos="5760"/>
+        </w:tabs>
+        <w:ind w:left="5760" w:hanging="360"/>
+      </w:pPr>
+      <w:rPr>
+        <w:rFonts w:ascii="Wingdings" w:hAnsi="Wingdings" w:hint="default"/>
+        <w:sz w:val="20"/>
+      </w:rPr>
+    </w:lvl>
+    <w:lvl w:ilvl="8" w:tentative="1">
+      <w:start w:val="1"/>
+      <w:numFmt w:val="bullet"/>
+      <w:lvlText w:val=""/>
+      <w:lvlJc w:val="left"/>
+      <w:pPr>
+        <w:tabs>
+          <w:tab w:val="num" w:pos="6480"/>
+        </w:tabs>
+        <w:ind w:left="6480" w:hanging="360"/>
+      </w:pPr>
+      <w:rPr>
+        <w:rFonts w:ascii="Wingdings" w:hAnsi="Wingdings" w:hint="default"/>
+        <w:sz w:val="20"/>
+      </w:rPr>
+    </w:lvl>
+  </w:abstractNum>
+  <w:abstractNum w:abstractNumId="3" w15:restartNumberingAfterBreak="0">
+    <w:nsid w:val="0FFD02C6"/>
+    <w:multiLevelType w:val="multilevel"/>
+    <w:tmpl w:val="4A7257E0"/>
+    <w:lvl w:ilvl="0">
+      <w:start w:val="1"/>
+      <w:numFmt w:val="decimal"/>
+      <w:lvlText w:val="%1."/>
+      <w:lvlJc w:val="left"/>
+      <w:pPr>
+        <w:tabs>
+          <w:tab w:val="num" w:pos="360"/>
+        </w:tabs>
+        <w:ind w:left="360" w:hanging="360"/>
+      </w:pPr>
+    </w:lvl>
+    <w:lvl w:ilvl="1" w:tentative="1">
+      <w:start w:val="1"/>
+      <w:numFmt w:val="decimal"/>
+      <w:lvlText w:val="%2."/>
+      <w:lvlJc w:val="left"/>
+      <w:pPr>
+        <w:tabs>
+          <w:tab w:val="num" w:pos="1080"/>
+        </w:tabs>
+        <w:ind w:left="1080" w:hanging="360"/>
+      </w:pPr>
+    </w:lvl>
+    <w:lvl w:ilvl="2" w:tentative="1">
+      <w:start w:val="1"/>
+      <w:numFmt w:val="decimal"/>
+      <w:lvlText w:val="%3."/>
+      <w:lvlJc w:val="left"/>
+      <w:pPr>
+        <w:tabs>
+          <w:tab w:val="num" w:pos="1800"/>
+        </w:tabs>
+        <w:ind w:left="1800" w:hanging="360"/>
+      </w:pPr>
+    </w:lvl>
+    <w:lvl w:ilvl="3" w:tentative="1">
+      <w:start w:val="1"/>
+      <w:numFmt w:val="decimal"/>
+      <w:lvlText w:val="%4."/>
+      <w:lvlJc w:val="left"/>
+      <w:pPr>
+        <w:tabs>
+          <w:tab w:val="num" w:pos="2520"/>
+        </w:tabs>
+        <w:ind w:left="2520" w:hanging="360"/>
+      </w:pPr>
+    </w:lvl>
+    <w:lvl w:ilvl="4" w:tentative="1">
+      <w:start w:val="1"/>
+      <w:numFmt w:val="decimal"/>
+      <w:lvlText w:val="%5."/>
+      <w:lvlJc w:val="left"/>
+      <w:pPr>
+        <w:tabs>
+          <w:tab w:val="num" w:pos="3240"/>
+        </w:tabs>
+        <w:ind w:left="3240" w:hanging="360"/>
+      </w:pPr>
+    </w:lvl>
+    <w:lvl w:ilvl="5" w:tentative="1">
+      <w:start w:val="1"/>
+      <w:numFmt w:val="decimal"/>
+      <w:lvlText w:val="%6."/>
+      <w:lvlJc w:val="left"/>
+      <w:pPr>
+        <w:tabs>
+          <w:tab w:val="num" w:pos="3960"/>
+        </w:tabs>
+        <w:ind w:left="3960" w:hanging="360"/>
+      </w:pPr>
+    </w:lvl>
+    <w:lvl w:ilvl="6" w:tentative="1">
+      <w:start w:val="1"/>
+      <w:numFmt w:val="decimal"/>
+      <w:lvlText w:val="%7."/>
+      <w:lvlJc w:val="left"/>
+      <w:pPr>
+        <w:tabs>
+          <w:tab w:val="num" w:pos="4680"/>
+        </w:tabs>
+        <w:ind w:left="4680" w:hanging="360"/>
+      </w:pPr>
+    </w:lvl>
+    <w:lvl w:ilvl="7" w:tentative="1">
+      <w:start w:val="1"/>
+      <w:numFmt w:val="decimal"/>
+      <w:lvlText w:val="%8."/>
+      <w:lvlJc w:val="left"/>
+      <w:pPr>
+        <w:tabs>
+          <w:tab w:val="num" w:pos="5400"/>
+        </w:tabs>
+        <w:ind w:left="5400" w:hanging="360"/>
+      </w:pPr>
+    </w:lvl>
+    <w:lvl w:ilvl="8" w:tentative="1">
+      <w:start w:val="1"/>
+      <w:numFmt w:val="decimal"/>
+      <w:lvlText w:val="%9."/>
+      <w:lvlJc w:val="left"/>
+      <w:pPr>
+        <w:tabs>
+          <w:tab w:val="num" w:pos="6120"/>
+        </w:tabs>
+        <w:ind w:left="6120" w:hanging="360"/>
+      </w:pPr>
+    </w:lvl>
+  </w:abstractNum>
+  <w:abstractNum w:abstractNumId="4" w15:restartNumberingAfterBreak="0">
+    <w:nsid w:val="11D96416"/>
+    <w:multiLevelType w:val="multilevel"/>
+    <w:tmpl w:val="F0A8150A"/>
+    <w:lvl w:ilvl="0">
+      <w:start w:val="1"/>
+      <w:numFmt w:val="bullet"/>
+      <w:lvlText w:val=""/>
+      <w:lvlJc w:val="left"/>
+      <w:pPr>
+        <w:tabs>
+          <w:tab w:val="num" w:pos="720"/>
+        </w:tabs>
+        <w:ind w:left="720" w:hanging="360"/>
+      </w:pPr>
+      <w:rPr>
+        <w:rFonts w:ascii="Symbol" w:hAnsi="Symbol" w:hint="default"/>
+        <w:sz w:val="20"/>
+      </w:rPr>
+    </w:lvl>
+    <w:lvl w:ilvl="1" w:tentative="1">
+      <w:start w:val="1"/>
+      <w:numFmt w:val="bullet"/>
+      <w:lvlText w:val="o"/>
+      <w:lvlJc w:val="left"/>
+      <w:pPr>
+        <w:tabs>
+          <w:tab w:val="num" w:pos="1440"/>
+        </w:tabs>
+        <w:ind w:left="1440" w:hanging="360"/>
+      </w:pPr>
+      <w:rPr>
+        <w:rFonts w:ascii="Courier New" w:hAnsi="Courier New" w:hint="default"/>
+        <w:sz w:val="20"/>
+      </w:rPr>
+    </w:lvl>
+    <w:lvl w:ilvl="2" w:tentative="1">
+      <w:start w:val="1"/>
+      <w:numFmt w:val="bullet"/>
+      <w:lvlText w:val=""/>
+      <w:lvlJc w:val="left"/>
+      <w:pPr>
+        <w:tabs>
+          <w:tab w:val="num" w:pos="2160"/>
+        </w:tabs>
+        <w:ind w:left="2160" w:hanging="360"/>
+      </w:pPr>
+      <w:rPr>
+        <w:rFonts w:ascii="Wingdings" w:hAnsi="Wingdings" w:hint="default"/>
+        <w:sz w:val="20"/>
+      </w:rPr>
+    </w:lvl>
+    <w:lvl w:ilvl="3" w:tentative="1">
+      <w:start w:val="1"/>
+      <w:numFmt w:val="bullet"/>
+      <w:lvlText w:val=""/>
+      <w:lvlJc w:val="left"/>
+      <w:pPr>
+        <w:tabs>
+          <w:tab w:val="num" w:pos="2880"/>
+        </w:tabs>
+        <w:ind w:left="2880" w:hanging="360"/>
+      </w:pPr>
+      <w:rPr>
+        <w:rFonts w:ascii="Wingdings" w:hAnsi="Wingdings" w:hint="default"/>
+        <w:sz w:val="20"/>
+      </w:rPr>
+    </w:lvl>
+    <w:lvl w:ilvl="4" w:tentative="1">
+      <w:start w:val="1"/>
+      <w:numFmt w:val="bullet"/>
+      <w:lvlText w:val=""/>
+      <w:lvlJc w:val="left"/>
+      <w:pPr>
+        <w:tabs>
+          <w:tab w:val="num" w:pos="3600"/>
+        </w:tabs>
+        <w:ind w:left="3600" w:hanging="360"/>
+      </w:pPr>
+      <w:rPr>
+        <w:rFonts w:ascii="Wingdings" w:hAnsi="Wingdings" w:hint="default"/>
+        <w:sz w:val="20"/>
+      </w:rPr>
+    </w:lvl>
+    <w:lvl w:ilvl="5" w:tentative="1">
+      <w:start w:val="1"/>
+      <w:numFmt w:val="bullet"/>
+      <w:lvlText w:val=""/>
+      <w:lvlJc w:val="left"/>
+      <w:pPr>
+        <w:tabs>
+          <w:tab w:val="num" w:pos="4320"/>
+        </w:tabs>
+        <w:ind w:left="4320" w:hanging="360"/>
+      </w:pPr>
+      <w:rPr>
+        <w:rFonts w:ascii="Wingdings" w:hAnsi="Wingdings" w:hint="default"/>
+        <w:sz w:val="20"/>
+      </w:rPr>
+    </w:lvl>
+    <w:lvl w:ilvl="6" w:tentative="1">
+      <w:start w:val="1"/>
+      <w:numFmt w:val="bullet"/>
+      <w:lvlText w:val=""/>
+      <w:lvlJc w:val="left"/>
+      <w:pPr>
+        <w:tabs>
+          <w:tab w:val="num" w:pos="5040"/>
+        </w:tabs>
+        <w:ind w:left="5040" w:hanging="360"/>
+      </w:pPr>
+      <w:rPr>
+        <w:rFonts w:ascii="Wingdings" w:hAnsi="Wingdings" w:hint="default"/>
+        <w:sz w:val="20"/>
+      </w:rPr>
+    </w:lvl>
+    <w:lvl w:ilvl="7" w:tentative="1">
+      <w:start w:val="1"/>
+      <w:numFmt w:val="bullet"/>
+      <w:lvlText w:val=""/>
+      <w:lvlJc w:val="left"/>
+      <w:pPr>
+        <w:tabs>
+          <w:tab w:val="num" w:pos="5760"/>
+        </w:tabs>
+        <w:ind w:left="5760" w:hanging="360"/>
+      </w:pPr>
+      <w:rPr>
+        <w:rFonts w:ascii="Wingdings" w:hAnsi="Wingdings" w:hint="default"/>
+        <w:sz w:val="20"/>
+      </w:rPr>
+    </w:lvl>
+    <w:lvl w:ilvl="8" w:tentative="1">
+      <w:start w:val="1"/>
+      <w:numFmt w:val="bullet"/>
+      <w:lvlText w:val=""/>
+      <w:lvlJc w:val="left"/>
+      <w:pPr>
+        <w:tabs>
+          <w:tab w:val="num" w:pos="6480"/>
+        </w:tabs>
+        <w:ind w:left="6480" w:hanging="360"/>
+      </w:pPr>
+      <w:rPr>
+        <w:rFonts w:ascii="Wingdings" w:hAnsi="Wingdings" w:hint="default"/>
+        <w:sz w:val="20"/>
+      </w:rPr>
+    </w:lvl>
+  </w:abstractNum>
+  <w:abstractNum w:abstractNumId="5" w15:restartNumberingAfterBreak="0">
+    <w:nsid w:val="1DE50162"/>
+    <w:multiLevelType w:val="hybridMultilevel"/>
+    <w:tmpl w:val="71122280"/>
+    <w:lvl w:ilvl="0" w:tplc="0409000B">
+      <w:start w:val="1"/>
+      <w:numFmt w:val="bullet"/>
+      <w:lvlText w:val=""/>
+      <w:lvlJc w:val="left"/>
+      <w:pPr>
+        <w:ind w:left="360" w:hanging="360"/>
+      </w:pPr>
+      <w:rPr>
+        <w:rFonts w:ascii="Wingdings" w:hAnsi="Wingdings" w:hint="default"/>
+      </w:rPr>
+    </w:lvl>
+    <w:lvl w:ilvl="1" w:tplc="04090003" w:tentative="1">
+      <w:start w:val="1"/>
+      <w:numFmt w:val="bullet"/>
+      <w:lvlText w:val="o"/>
+      <w:lvlJc w:val="left"/>
+      <w:pPr>
+        <w:ind w:left="1080" w:hanging="360"/>
+      </w:pPr>
+      <w:rPr>
+        <w:rFonts w:ascii="Courier New" w:hAnsi="Courier New" w:cs="Courier New" w:hint="default"/>
+      </w:rPr>
+    </w:lvl>
+    <w:lvl w:ilvl="2" w:tplc="04090005" w:tentative="1">
+      <w:start w:val="1"/>
+      <w:numFmt w:val="bullet"/>
+      <w:lvlText w:val=""/>
+      <w:lvlJc w:val="left"/>
+      <w:pPr>
+        <w:ind w:left="1800" w:hanging="360"/>
+      </w:pPr>
+      <w:rPr>
+        <w:rFonts w:ascii="Wingdings" w:hAnsi="Wingdings" w:hint="default"/>
+      </w:rPr>
+    </w:lvl>
+    <w:lvl w:ilvl="3" w:tplc="04090001" w:tentative="1">
+      <w:start w:val="1"/>
+      <w:numFmt w:val="bullet"/>
+      <w:lvlText w:val=""/>
+      <w:lvlJc w:val="left"/>
+      <w:pPr>
+        <w:ind w:left="2520" w:hanging="360"/>
+      </w:pPr>
+      <w:rPr>
+        <w:rFonts w:ascii="Symbol" w:hAnsi="Symbol" w:hint="default"/>
+      </w:rPr>
+    </w:lvl>
+    <w:lvl w:ilvl="4" w:tplc="04090003" w:tentative="1">
+      <w:start w:val="1"/>
+      <w:numFmt w:val="bullet"/>
+      <w:lvlText w:val="o"/>
+      <w:lvlJc w:val="left"/>
+      <w:pPr>
+        <w:ind w:left="3240" w:hanging="360"/>
+      </w:pPr>
+      <w:rPr>
+        <w:rFonts w:ascii="Courier New" w:hAnsi="Courier New" w:cs="Courier New" w:hint="default"/>
+      </w:rPr>
+    </w:lvl>
+    <w:lvl w:ilvl="5" w:tplc="04090005" w:tentative="1">
+      <w:start w:val="1"/>
+      <w:numFmt w:val="bullet"/>
+      <w:lvlText w:val=""/>
+      <w:lvlJc w:val="left"/>
+      <w:pPr>
+        <w:ind w:left="3960" w:hanging="360"/>
+      </w:pPr>
+      <w:rPr>
+        <w:rFonts w:ascii="Wingdings" w:hAnsi="Wingdings" w:hint="default"/>
+      </w:rPr>
+    </w:lvl>
+    <w:lvl w:ilvl="6" w:tplc="04090001" w:tentative="1">
+      <w:start w:val="1"/>
+      <w:numFmt w:val="bullet"/>
+      <w:lvlText w:val=""/>
+      <w:lvlJc w:val="left"/>
+      <w:pPr>
+        <w:ind w:left="4680" w:hanging="360"/>
+      </w:pPr>
+      <w:rPr>
+        <w:rFonts w:ascii="Symbol" w:hAnsi="Symbol" w:hint="default"/>
+      </w:rPr>
+    </w:lvl>
+    <w:lvl w:ilvl="7" w:tplc="04090003" w:tentative="1">
+      <w:start w:val="1"/>
+      <w:numFmt w:val="bullet"/>
+      <w:lvlText w:val="o"/>
+      <w:lvlJc w:val="left"/>
+      <w:pPr>
+        <w:ind w:left="5400" w:hanging="360"/>
+      </w:pPr>
+      <w:rPr>
+        <w:rFonts w:ascii="Courier New" w:hAnsi="Courier New" w:cs="Courier New" w:hint="default"/>
+      </w:rPr>
+    </w:lvl>
+    <w:lvl w:ilvl="8" w:tplc="04090005" w:tentative="1">
+      <w:start w:val="1"/>
+      <w:numFmt w:val="bullet"/>
+      <w:lvlText w:val=""/>
+      <w:lvlJc w:val="left"/>
+      <w:pPr>
+        <w:ind w:left="6120" w:hanging="360"/>
+      </w:pPr>
+      <w:rPr>
+        <w:rFonts w:ascii="Wingdings" w:hAnsi="Wingdings" w:hint="default"/>
+      </w:rPr>
+    </w:lvl>
+  </w:abstractNum>
+  <w:abstractNum w:abstractNumId="6" w15:restartNumberingAfterBreak="0">
+    <w:nsid w:val="1E4C0784"/>
+    <w:multiLevelType w:val="hybridMultilevel"/>
+    <w:tmpl w:val="F0C42962"/>
+    <w:lvl w:ilvl="0" w:tplc="04090001">
+      <w:start w:val="1"/>
+      <w:numFmt w:val="bullet"/>
+      <w:lvlText w:val=""/>
+      <w:lvlJc w:val="left"/>
+      <w:pPr>
+        <w:ind w:left="1080" w:hanging="360"/>
+      </w:pPr>
+      <w:rPr>
+        <w:rFonts w:ascii="Symbol" w:hAnsi="Symbol" w:hint="default"/>
+      </w:rPr>
+    </w:lvl>
+    <w:lvl w:ilvl="1" w:tplc="04090003" w:tentative="1">
+      <w:start w:val="1"/>
+      <w:numFmt w:val="bullet"/>
+      <w:lvlText w:val="o"/>
+      <w:lvlJc w:val="left"/>
+      <w:pPr>
+        <w:ind w:left="1800" w:hanging="360"/>
+      </w:pPr>
+      <w:rPr>
+        <w:rFonts w:ascii="Courier New" w:hAnsi="Courier New" w:cs="Courier New" w:hint="default"/>
+      </w:rPr>
+    </w:lvl>
+    <w:lvl w:ilvl="2" w:tplc="04090005" w:tentative="1">
+      <w:start w:val="1"/>
+      <w:numFmt w:val="bullet"/>
+      <w:lvlText w:val=""/>
+      <w:lvlJc w:val="left"/>
+      <w:pPr>
+        <w:ind w:left="2520" w:hanging="360"/>
+      </w:pPr>
+      <w:rPr>
+        <w:rFonts w:ascii="Wingdings" w:hAnsi="Wingdings" w:hint="default"/>
+      </w:rPr>
+    </w:lvl>
+    <w:lvl w:ilvl="3" w:tplc="04090001" w:tentative="1">
+      <w:start w:val="1"/>
+      <w:numFmt w:val="bullet"/>
+      <w:lvlText w:val=""/>
+      <w:lvlJc w:val="left"/>
+      <w:pPr>
+        <w:ind w:left="3240" w:hanging="360"/>
+      </w:pPr>
+      <w:rPr>
+        <w:rFonts w:ascii="Symbol" w:hAnsi="Symbol" w:hint="default"/>
+      </w:rPr>
+    </w:lvl>
+    <w:lvl w:ilvl="4" w:tplc="04090003" w:tentative="1">
+      <w:start w:val="1"/>
+      <w:numFmt w:val="bullet"/>
+      <w:lvlText w:val="o"/>
+      <w:lvlJc w:val="left"/>
+      <w:pPr>
+        <w:ind w:left="3960" w:hanging="360"/>
+      </w:pPr>
+      <w:rPr>
+        <w:rFonts w:ascii="Courier New" w:hAnsi="Courier New" w:cs="Courier New" w:hint="default"/>
+      </w:rPr>
+    </w:lvl>
+    <w:lvl w:ilvl="5" w:tplc="04090005" w:tentative="1">
+      <w:start w:val="1"/>
+      <w:numFmt w:val="bullet"/>
+      <w:lvlText w:val=""/>
+      <w:lvlJc w:val="left"/>
+      <w:pPr>
+        <w:ind w:left="4680" w:hanging="360"/>
+      </w:pPr>
+      <w:rPr>
+        <w:rFonts w:ascii="Wingdings" w:hAnsi="Wingdings" w:hint="default"/>
+      </w:rPr>
+    </w:lvl>
+    <w:lvl w:ilvl="6" w:tplc="04090001" w:tentative="1">
+      <w:start w:val="1"/>
+      <w:numFmt w:val="bullet"/>
+      <w:lvlText w:val=""/>
+      <w:lvlJc w:val="left"/>
+      <w:pPr>
+        <w:ind w:left="5400" w:hanging="360"/>
+      </w:pPr>
+      <w:rPr>
+        <w:rFonts w:ascii="Symbol" w:hAnsi="Symbol" w:hint="default"/>
+      </w:rPr>
+    </w:lvl>
+    <w:lvl w:ilvl="7" w:tplc="04090003" w:tentative="1">
+      <w:start w:val="1"/>
+      <w:numFmt w:val="bullet"/>
+      <w:lvlText w:val="o"/>
+      <w:lvlJc w:val="left"/>
+      <w:pPr>
+        <w:ind w:left="6120" w:hanging="360"/>
+      </w:pPr>
+      <w:rPr>
+        <w:rFonts w:ascii="Courier New" w:hAnsi="Courier New" w:cs="Courier New" w:hint="default"/>
+      </w:rPr>
+    </w:lvl>
+    <w:lvl w:ilvl="8" w:tplc="04090005" w:tentative="1">
+      <w:start w:val="1"/>
+      <w:numFmt w:val="bullet"/>
+      <w:lvlText w:val=""/>
+      <w:lvlJc w:val="left"/>
+      <w:pPr>
+        <w:ind w:left="6840" w:hanging="360"/>
+      </w:pPr>
+      <w:rPr>
+        <w:rFonts w:ascii="Wingdings" w:hAnsi="Wingdings" w:hint="default"/>
+      </w:rPr>
+    </w:lvl>
+  </w:abstractNum>
+  <w:abstractNum w:abstractNumId="7" w15:restartNumberingAfterBreak="0">
+    <w:nsid w:val="22420851"/>
+    <w:multiLevelType w:val="hybridMultilevel"/>
+    <w:tmpl w:val="E8BAE05E"/>
+    <w:lvl w:ilvl="0" w:tplc="0409000B">
+      <w:start w:val="1"/>
+      <w:numFmt w:val="bullet"/>
+      <w:lvlText w:val=""/>
+      <w:lvlJc w:val="left"/>
+      <w:pPr>
+        <w:ind w:left="450" w:hanging="360"/>
+      </w:pPr>
+      <w:rPr>
+        <w:rFonts w:ascii="Wingdings" w:hAnsi="Wingdings" w:hint="default"/>
+      </w:rPr>
+    </w:lvl>
+    <w:lvl w:ilvl="1" w:tplc="04090003" w:tentative="1">
+      <w:start w:val="1"/>
+      <w:numFmt w:val="bullet"/>
+      <w:lvlText w:val="o"/>
+      <w:lvlJc w:val="left"/>
+      <w:pPr>
+        <w:ind w:left="1170" w:hanging="360"/>
+      </w:pPr>
+      <w:rPr>
+        <w:rFonts w:ascii="Courier New" w:hAnsi="Courier New" w:cs="Courier New" w:hint="default"/>
+      </w:rPr>
+    </w:lvl>
+    <w:lvl w:ilvl="2" w:tplc="04090005" w:tentative="1">
+      <w:start w:val="1"/>
+      <w:numFmt w:val="bullet"/>
+      <w:lvlText w:val=""/>
+      <w:lvlJc w:val="left"/>
+      <w:pPr>
+        <w:ind w:left="1890" w:hanging="360"/>
+      </w:pPr>
+      <w:rPr>
+        <w:rFonts w:ascii="Wingdings" w:hAnsi="Wingdings" w:hint="default"/>
+      </w:rPr>
+    </w:lvl>
+    <w:lvl w:ilvl="3" w:tplc="04090001" w:tentative="1">
+      <w:start w:val="1"/>
+      <w:numFmt w:val="bullet"/>
+      <w:lvlText w:val=""/>
+      <w:lvlJc w:val="left"/>
+      <w:pPr>
+        <w:ind w:left="2610" w:hanging="360"/>
+      </w:pPr>
+      <w:rPr>
+        <w:rFonts w:ascii="Symbol" w:hAnsi="Symbol" w:hint="default"/>
+      </w:rPr>
+    </w:lvl>
+    <w:lvl w:ilvl="4" w:tplc="04090003" w:tentative="1">
+      <w:start w:val="1"/>
+      <w:numFmt w:val="bullet"/>
+      <w:lvlText w:val="o"/>
+      <w:lvlJc w:val="left"/>
+      <w:pPr>
+        <w:ind w:left="3330" w:hanging="360"/>
+      </w:pPr>
+      <w:rPr>
+        <w:rFonts w:ascii="Courier New" w:hAnsi="Courier New" w:cs="Courier New" w:hint="default"/>
+      </w:rPr>
+    </w:lvl>
+    <w:lvl w:ilvl="5" w:tplc="04090005" w:tentative="1">
+      <w:start w:val="1"/>
+      <w:numFmt w:val="bullet"/>
+      <w:lvlText w:val=""/>
+      <w:lvlJc w:val="left"/>
+      <w:pPr>
+        <w:ind w:left="4050" w:hanging="360"/>
+      </w:pPr>
+      <w:rPr>
+        <w:rFonts w:ascii="Wingdings" w:hAnsi="Wingdings" w:hint="default"/>
+      </w:rPr>
+    </w:lvl>
+    <w:lvl w:ilvl="6" w:tplc="04090001" w:tentative="1">
+      <w:start w:val="1"/>
+      <w:numFmt w:val="bullet"/>
+      <w:lvlText w:val=""/>
+      <w:lvlJc w:val="left"/>
+      <w:pPr>
+        <w:ind w:left="4770" w:hanging="360"/>
+      </w:pPr>
+      <w:rPr>
+        <w:rFonts w:ascii="Symbol" w:hAnsi="Symbol" w:hint="default"/>
+      </w:rPr>
+    </w:lvl>
+    <w:lvl w:ilvl="7" w:tplc="04090003" w:tentative="1">
+      <w:start w:val="1"/>
+      <w:numFmt w:val="bullet"/>
+      <w:lvlText w:val="o"/>
+      <w:lvlJc w:val="left"/>
+      <w:pPr>
+        <w:ind w:left="5490" w:hanging="360"/>
+      </w:pPr>
+      <w:rPr>
+        <w:rFonts w:ascii="Courier New" w:hAnsi="Courier New" w:cs="Courier New" w:hint="default"/>
+      </w:rPr>
+    </w:lvl>
+    <w:lvl w:ilvl="8" w:tplc="04090005" w:tentative="1">
+      <w:start w:val="1"/>
+      <w:numFmt w:val="bullet"/>
+      <w:lvlText w:val=""/>
+      <w:lvlJc w:val="left"/>
+      <w:pPr>
+        <w:ind w:left="6210" w:hanging="360"/>
+      </w:pPr>
+      <w:rPr>
+        <w:rFonts w:ascii="Wingdings" w:hAnsi="Wingdings" w:hint="default"/>
+      </w:rPr>
+    </w:lvl>
+  </w:abstractNum>
+  <w:abstractNum w:abstractNumId="8" w15:restartNumberingAfterBreak="0">
     <w:nsid w:val="248B2E6A"/>
     <w:multiLevelType w:val="multilevel"/>
     <w:tmpl w:val="B756DFF4"/>
@@ -2615,7 +4855,120 @@
       </w:rPr>
     </w:lvl>
   </w:abstractNum>
-  <w:abstractNum w:abstractNumId="1" w15:restartNumberingAfterBreak="0">
+  <w:abstractNum w:abstractNumId="9" w15:restartNumberingAfterBreak="0">
+    <w:nsid w:val="25C82745"/>
+    <w:multiLevelType w:val="hybridMultilevel"/>
+    <w:tmpl w:val="83A84548"/>
+    <w:lvl w:ilvl="0" w:tplc="0409000B">
+      <w:start w:val="1"/>
+      <w:numFmt w:val="bullet"/>
+      <w:lvlText w:val=""/>
+      <w:lvlJc w:val="left"/>
+      <w:pPr>
+        <w:ind w:left="1080" w:hanging="360"/>
+      </w:pPr>
+      <w:rPr>
+        <w:rFonts w:ascii="Wingdings" w:hAnsi="Wingdings" w:hint="default"/>
+      </w:rPr>
+    </w:lvl>
+    <w:lvl w:ilvl="1" w:tplc="04090003" w:tentative="1">
+      <w:start w:val="1"/>
+      <w:numFmt w:val="bullet"/>
+      <w:lvlText w:val="o"/>
+      <w:lvlJc w:val="left"/>
+      <w:pPr>
+        <w:ind w:left="1800" w:hanging="360"/>
+      </w:pPr>
+      <w:rPr>
+        <w:rFonts w:ascii="Courier New" w:hAnsi="Courier New" w:cs="Courier New" w:hint="default"/>
+      </w:rPr>
+    </w:lvl>
+    <w:lvl w:ilvl="2" w:tplc="04090005" w:tentative="1">
+      <w:start w:val="1"/>
+      <w:numFmt w:val="bullet"/>
+      <w:lvlText w:val=""/>
+      <w:lvlJc w:val="left"/>
+      <w:pPr>
+        <w:ind w:left="2520" w:hanging="360"/>
+      </w:pPr>
+      <w:rPr>
+        <w:rFonts w:ascii="Wingdings" w:hAnsi="Wingdings" w:hint="default"/>
+      </w:rPr>
+    </w:lvl>
+    <w:lvl w:ilvl="3" w:tplc="04090001" w:tentative="1">
+      <w:start w:val="1"/>
+      <w:numFmt w:val="bullet"/>
+      <w:lvlText w:val=""/>
+      <w:lvlJc w:val="left"/>
+      <w:pPr>
+        <w:ind w:left="3240" w:hanging="360"/>
+      </w:pPr>
+      <w:rPr>
+        <w:rFonts w:ascii="Symbol" w:hAnsi="Symbol" w:hint="default"/>
+      </w:rPr>
+    </w:lvl>
+    <w:lvl w:ilvl="4" w:tplc="04090003" w:tentative="1">
+      <w:start w:val="1"/>
+      <w:numFmt w:val="bullet"/>
+      <w:lvlText w:val="o"/>
+      <w:lvlJc w:val="left"/>
+      <w:pPr>
+        <w:ind w:left="3960" w:hanging="360"/>
+      </w:pPr>
+      <w:rPr>
+        <w:rFonts w:ascii="Courier New" w:hAnsi="Courier New" w:cs="Courier New" w:hint="default"/>
+      </w:rPr>
+    </w:lvl>
+    <w:lvl w:ilvl="5" w:tplc="04090005" w:tentative="1">
+      <w:start w:val="1"/>
+      <w:numFmt w:val="bullet"/>
+      <w:lvlText w:val=""/>
+      <w:lvlJc w:val="left"/>
+      <w:pPr>
+        <w:ind w:left="4680" w:hanging="360"/>
+      </w:pPr>
+      <w:rPr>
+        <w:rFonts w:ascii="Wingdings" w:hAnsi="Wingdings" w:hint="default"/>
+      </w:rPr>
+    </w:lvl>
+    <w:lvl w:ilvl="6" w:tplc="04090001" w:tentative="1">
+      <w:start w:val="1"/>
+      <w:numFmt w:val="bullet"/>
+      <w:lvlText w:val=""/>
+      <w:lvlJc w:val="left"/>
+      <w:pPr>
+        <w:ind w:left="5400" w:hanging="360"/>
+      </w:pPr>
+      <w:rPr>
+        <w:rFonts w:ascii="Symbol" w:hAnsi="Symbol" w:hint="default"/>
+      </w:rPr>
+    </w:lvl>
+    <w:lvl w:ilvl="7" w:tplc="04090003" w:tentative="1">
+      <w:start w:val="1"/>
+      <w:numFmt w:val="bullet"/>
+      <w:lvlText w:val="o"/>
+      <w:lvlJc w:val="left"/>
+      <w:pPr>
+        <w:ind w:left="6120" w:hanging="360"/>
+      </w:pPr>
+      <w:rPr>
+        <w:rFonts w:ascii="Courier New" w:hAnsi="Courier New" w:cs="Courier New" w:hint="default"/>
+      </w:rPr>
+    </w:lvl>
+    <w:lvl w:ilvl="8" w:tplc="04090005" w:tentative="1">
+      <w:start w:val="1"/>
+      <w:numFmt w:val="bullet"/>
+      <w:lvlText w:val=""/>
+      <w:lvlJc w:val="left"/>
+      <w:pPr>
+        <w:ind w:left="6840" w:hanging="360"/>
+      </w:pPr>
+      <w:rPr>
+        <w:rFonts w:ascii="Wingdings" w:hAnsi="Wingdings" w:hint="default"/>
+      </w:rPr>
+    </w:lvl>
+  </w:abstractNum>
+  <w:abstractNum w:abstractNumId="10" w15:restartNumberingAfterBreak="0">
     <w:nsid w:val="26B36739"/>
     <w:multiLevelType w:val="multilevel"/>
     <w:tmpl w:val="75ACD214"/>
@@ -2764,7 +5117,7 @@
       </w:rPr>
     </w:lvl>
   </w:abstractNum>
-  <w:abstractNum w:abstractNumId="2" w15:restartNumberingAfterBreak="0">
+  <w:abstractNum w:abstractNumId="11" w15:restartNumberingAfterBreak="0">
     <w:nsid w:val="2B6C116F"/>
     <w:multiLevelType w:val="hybridMultilevel"/>
     <w:tmpl w:val="114031BC"/>
@@ -2877,7 +5230,7 @@
       </w:rPr>
     </w:lvl>
   </w:abstractNum>
-  <w:abstractNum w:abstractNumId="3" w15:restartNumberingAfterBreak="0">
+  <w:abstractNum w:abstractNumId="12" w15:restartNumberingAfterBreak="0">
     <w:nsid w:val="2C543CC1"/>
     <w:multiLevelType w:val="multilevel"/>
     <w:tmpl w:val="E18C5FF2"/>
@@ -2888,9 +5241,9 @@
       <w:lvlJc w:val="left"/>
       <w:pPr>
         <w:tabs>
-          <w:tab w:val="num" w:pos="720"/>
-        </w:tabs>
-        <w:ind w:left="720" w:hanging="360"/>
+          <w:tab w:val="num" w:pos="450"/>
+        </w:tabs>
+        <w:ind w:left="450" w:hanging="360"/>
       </w:pPr>
       <w:rPr>
         <w:rFonts w:ascii="Symbol" w:hAnsi="Symbol" w:hint="default"/>
@@ -2904,9 +5257,9 @@
       <w:lvlJc w:val="left"/>
       <w:pPr>
         <w:tabs>
-          <w:tab w:val="num" w:pos="1440"/>
-        </w:tabs>
-        <w:ind w:left="1440" w:hanging="360"/>
+          <w:tab w:val="num" w:pos="1080"/>
+        </w:tabs>
+        <w:ind w:left="1080" w:hanging="360"/>
       </w:pPr>
       <w:rPr>
         <w:rFonts w:ascii="Courier New" w:hAnsi="Courier New" w:hint="default"/>
@@ -2920,9 +5273,9 @@
       <w:lvlJc w:val="left"/>
       <w:pPr>
         <w:tabs>
-          <w:tab w:val="num" w:pos="2160"/>
-        </w:tabs>
-        <w:ind w:left="2160" w:hanging="360"/>
+          <w:tab w:val="num" w:pos="1800"/>
+        </w:tabs>
+        <w:ind w:left="1800" w:hanging="360"/>
       </w:pPr>
       <w:rPr>
         <w:rFonts w:ascii="Wingdings" w:hAnsi="Wingdings" w:hint="default"/>
@@ -2936,9 +5289,9 @@
       <w:lvlJc w:val="left"/>
       <w:pPr>
         <w:tabs>
-          <w:tab w:val="num" w:pos="2880"/>
-        </w:tabs>
-        <w:ind w:left="2880" w:hanging="360"/>
+          <w:tab w:val="num" w:pos="2520"/>
+        </w:tabs>
+        <w:ind w:left="2520" w:hanging="360"/>
       </w:pPr>
       <w:rPr>
         <w:rFonts w:ascii="Wingdings" w:hAnsi="Wingdings" w:hint="default"/>
@@ -2952,9 +5305,9 @@
       <w:lvlJc w:val="left"/>
       <w:pPr>
         <w:tabs>
-          <w:tab w:val="num" w:pos="3600"/>
-        </w:tabs>
-        <w:ind w:left="3600" w:hanging="360"/>
+          <w:tab w:val="num" w:pos="3240"/>
+        </w:tabs>
+        <w:ind w:left="3240" w:hanging="360"/>
       </w:pPr>
       <w:rPr>
         <w:rFonts w:ascii="Wingdings" w:hAnsi="Wingdings" w:hint="default"/>
@@ -2968,9 +5321,9 @@
       <w:lvlJc w:val="left"/>
       <w:pPr>
         <w:tabs>
-          <w:tab w:val="num" w:pos="4320"/>
-        </w:tabs>
-        <w:ind w:left="4320" w:hanging="360"/>
+          <w:tab w:val="num" w:pos="3960"/>
+        </w:tabs>
+        <w:ind w:left="3960" w:hanging="360"/>
       </w:pPr>
       <w:rPr>
         <w:rFonts w:ascii="Wingdings" w:hAnsi="Wingdings" w:hint="default"/>
@@ -2984,9 +5337,9 @@
       <w:lvlJc w:val="left"/>
       <w:pPr>
         <w:tabs>
-          <w:tab w:val="num" w:pos="5040"/>
-        </w:tabs>
-        <w:ind w:left="5040" w:hanging="360"/>
+          <w:tab w:val="num" w:pos="4680"/>
+        </w:tabs>
+        <w:ind w:left="4680" w:hanging="360"/>
       </w:pPr>
       <w:rPr>
         <w:rFonts w:ascii="Wingdings" w:hAnsi="Wingdings" w:hint="default"/>
@@ -3000,9 +5353,9 @@
       <w:lvlJc w:val="left"/>
       <w:pPr>
         <w:tabs>
-          <w:tab w:val="num" w:pos="5760"/>
-        </w:tabs>
-        <w:ind w:left="5760" w:hanging="360"/>
+          <w:tab w:val="num" w:pos="5400"/>
+        </w:tabs>
+        <w:ind w:left="5400" w:hanging="360"/>
       </w:pPr>
       <w:rPr>
         <w:rFonts w:ascii="Wingdings" w:hAnsi="Wingdings" w:hint="default"/>
@@ -3016,9 +5369,9 @@
       <w:lvlJc w:val="left"/>
       <w:pPr>
         <w:tabs>
-          <w:tab w:val="num" w:pos="6480"/>
-        </w:tabs>
-        <w:ind w:left="6480" w:hanging="360"/>
+          <w:tab w:val="num" w:pos="6120"/>
+        </w:tabs>
+        <w:ind w:left="6120" w:hanging="360"/>
       </w:pPr>
       <w:rPr>
         <w:rFonts w:ascii="Wingdings" w:hAnsi="Wingdings" w:hint="default"/>
@@ -3026,10 +5379,10 @@
       </w:rPr>
     </w:lvl>
   </w:abstractNum>
-  <w:abstractNum w:abstractNumId="4" w15:restartNumberingAfterBreak="0">
+  <w:abstractNum w:abstractNumId="13" w15:restartNumberingAfterBreak="0">
     <w:nsid w:val="2D501B45"/>
     <w:multiLevelType w:val="multilevel"/>
-    <w:tmpl w:val="D0B434F4"/>
+    <w:tmpl w:val="E6980EB6"/>
     <w:lvl w:ilvl="0">
       <w:start w:val="1"/>
       <w:numFmt w:val="decimal"/>
@@ -3041,8 +5394,11 @@
         </w:tabs>
         <w:ind w:left="720" w:hanging="360"/>
       </w:pPr>
-    </w:lvl>
-    <w:lvl w:ilvl="1" w:tentative="1">
+      <w:rPr>
+        <w:rFonts w:hint="default"/>
+      </w:rPr>
+    </w:lvl>
+    <w:lvl w:ilvl="1">
       <w:start w:val="1"/>
       <w:numFmt w:val="decimal"/>
       <w:lvlText w:val="%2."/>
@@ -3053,8 +5409,11 @@
         </w:tabs>
         <w:ind w:left="1440" w:hanging="360"/>
       </w:pPr>
-    </w:lvl>
-    <w:lvl w:ilvl="2" w:tentative="1">
+      <w:rPr>
+        <w:rFonts w:hint="default"/>
+      </w:rPr>
+    </w:lvl>
+    <w:lvl w:ilvl="2">
       <w:start w:val="1"/>
       <w:numFmt w:val="decimal"/>
       <w:lvlText w:val="%3."/>
@@ -3065,8 +5424,11 @@
         </w:tabs>
         <w:ind w:left="2160" w:hanging="360"/>
       </w:pPr>
-    </w:lvl>
-    <w:lvl w:ilvl="3" w:tentative="1">
+      <w:rPr>
+        <w:rFonts w:hint="default"/>
+      </w:rPr>
+    </w:lvl>
+    <w:lvl w:ilvl="3">
       <w:start w:val="1"/>
       <w:numFmt w:val="decimal"/>
       <w:lvlText w:val="%4."/>
@@ -3077,8 +5439,11 @@
         </w:tabs>
         <w:ind w:left="2880" w:hanging="360"/>
       </w:pPr>
-    </w:lvl>
-    <w:lvl w:ilvl="4" w:tentative="1">
+      <w:rPr>
+        <w:rFonts w:hint="default"/>
+      </w:rPr>
+    </w:lvl>
+    <w:lvl w:ilvl="4">
       <w:start w:val="1"/>
       <w:numFmt w:val="decimal"/>
       <w:lvlText w:val="%5."/>
@@ -3089,8 +5454,11 @@
         </w:tabs>
         <w:ind w:left="3600" w:hanging="360"/>
       </w:pPr>
-    </w:lvl>
-    <w:lvl w:ilvl="5" w:tentative="1">
+      <w:rPr>
+        <w:rFonts w:hint="default"/>
+      </w:rPr>
+    </w:lvl>
+    <w:lvl w:ilvl="5">
       <w:start w:val="1"/>
       <w:numFmt w:val="decimal"/>
       <w:lvlText w:val="%6."/>
@@ -3101,8 +5469,11 @@
         </w:tabs>
         <w:ind w:left="4320" w:hanging="360"/>
       </w:pPr>
-    </w:lvl>
-    <w:lvl w:ilvl="6" w:tentative="1">
+      <w:rPr>
+        <w:rFonts w:hint="default"/>
+      </w:rPr>
+    </w:lvl>
+    <w:lvl w:ilvl="6">
       <w:start w:val="1"/>
       <w:numFmt w:val="decimal"/>
       <w:lvlText w:val="%7."/>
@@ -3113,8 +5484,11 @@
         </w:tabs>
         <w:ind w:left="5040" w:hanging="360"/>
       </w:pPr>
-    </w:lvl>
-    <w:lvl w:ilvl="7" w:tentative="1">
+      <w:rPr>
+        <w:rFonts w:hint="default"/>
+      </w:rPr>
+    </w:lvl>
+    <w:lvl w:ilvl="7">
       <w:start w:val="1"/>
       <w:numFmt w:val="decimal"/>
       <w:lvlText w:val="%8."/>
@@ -3125,8 +5499,11 @@
         </w:tabs>
         <w:ind w:left="5760" w:hanging="360"/>
       </w:pPr>
-    </w:lvl>
-    <w:lvl w:ilvl="8" w:tentative="1">
+      <w:rPr>
+        <w:rFonts w:hint="default"/>
+      </w:rPr>
+    </w:lvl>
+    <w:lvl w:ilvl="8">
       <w:start w:val="1"/>
       <w:numFmt w:val="decimal"/>
       <w:lvlText w:val="%9."/>
@@ -3137,9 +5514,771 @@
         </w:tabs>
         <w:ind w:left="6480" w:hanging="360"/>
       </w:pPr>
+      <w:rPr>
+        <w:rFonts w:hint="default"/>
+      </w:rPr>
     </w:lvl>
   </w:abstractNum>
-  <w:abstractNum w:abstractNumId="5" w15:restartNumberingAfterBreak="0">
+  <w:abstractNum w:abstractNumId="14" w15:restartNumberingAfterBreak="0">
+    <w:nsid w:val="2D717348"/>
+    <w:multiLevelType w:val="hybridMultilevel"/>
+    <w:tmpl w:val="CA0A633C"/>
+    <w:lvl w:ilvl="0" w:tplc="04090001">
+      <w:start w:val="1"/>
+      <w:numFmt w:val="bullet"/>
+      <w:lvlText w:val=""/>
+      <w:lvlJc w:val="left"/>
+      <w:pPr>
+        <w:ind w:left="720" w:hanging="360"/>
+      </w:pPr>
+      <w:rPr>
+        <w:rFonts w:ascii="Symbol" w:hAnsi="Symbol" w:hint="default"/>
+      </w:rPr>
+    </w:lvl>
+    <w:lvl w:ilvl="1" w:tplc="04090003" w:tentative="1">
+      <w:start w:val="1"/>
+      <w:numFmt w:val="bullet"/>
+      <w:lvlText w:val="o"/>
+      <w:lvlJc w:val="left"/>
+      <w:pPr>
+        <w:ind w:left="1440" w:hanging="360"/>
+      </w:pPr>
+      <w:rPr>
+        <w:rFonts w:ascii="Courier New" w:hAnsi="Courier New" w:cs="Courier New" w:hint="default"/>
+      </w:rPr>
+    </w:lvl>
+    <w:lvl w:ilvl="2" w:tplc="04090005" w:tentative="1">
+      <w:start w:val="1"/>
+      <w:numFmt w:val="bullet"/>
+      <w:lvlText w:val=""/>
+      <w:lvlJc w:val="left"/>
+      <w:pPr>
+        <w:ind w:left="2160" w:hanging="360"/>
+      </w:pPr>
+      <w:rPr>
+        <w:rFonts w:ascii="Wingdings" w:hAnsi="Wingdings" w:hint="default"/>
+      </w:rPr>
+    </w:lvl>
+    <w:lvl w:ilvl="3" w:tplc="04090001" w:tentative="1">
+      <w:start w:val="1"/>
+      <w:numFmt w:val="bullet"/>
+      <w:lvlText w:val=""/>
+      <w:lvlJc w:val="left"/>
+      <w:pPr>
+        <w:ind w:left="2880" w:hanging="360"/>
+      </w:pPr>
+      <w:rPr>
+        <w:rFonts w:ascii="Symbol" w:hAnsi="Symbol" w:hint="default"/>
+      </w:rPr>
+    </w:lvl>
+    <w:lvl w:ilvl="4" w:tplc="04090003" w:tentative="1">
+      <w:start w:val="1"/>
+      <w:numFmt w:val="bullet"/>
+      <w:lvlText w:val="o"/>
+      <w:lvlJc w:val="left"/>
+      <w:pPr>
+        <w:ind w:left="3600" w:hanging="360"/>
+      </w:pPr>
+      <w:rPr>
+        <w:rFonts w:ascii="Courier New" w:hAnsi="Courier New" w:cs="Courier New" w:hint="default"/>
+      </w:rPr>
+    </w:lvl>
+    <w:lvl w:ilvl="5" w:tplc="04090005" w:tentative="1">
+      <w:start w:val="1"/>
+      <w:numFmt w:val="bullet"/>
+      <w:lvlText w:val=""/>
+      <w:lvlJc w:val="left"/>
+      <w:pPr>
+        <w:ind w:left="4320" w:hanging="360"/>
+      </w:pPr>
+      <w:rPr>
+        <w:rFonts w:ascii="Wingdings" w:hAnsi="Wingdings" w:hint="default"/>
+      </w:rPr>
+    </w:lvl>
+    <w:lvl w:ilvl="6" w:tplc="04090001" w:tentative="1">
+      <w:start w:val="1"/>
+      <w:numFmt w:val="bullet"/>
+      <w:lvlText w:val=""/>
+      <w:lvlJc w:val="left"/>
+      <w:pPr>
+        <w:ind w:left="5040" w:hanging="360"/>
+      </w:pPr>
+      <w:rPr>
+        <w:rFonts w:ascii="Symbol" w:hAnsi="Symbol" w:hint="default"/>
+      </w:rPr>
+    </w:lvl>
+    <w:lvl w:ilvl="7" w:tplc="04090003" w:tentative="1">
+      <w:start w:val="1"/>
+      <w:numFmt w:val="bullet"/>
+      <w:lvlText w:val="o"/>
+      <w:lvlJc w:val="left"/>
+      <w:pPr>
+        <w:ind w:left="5760" w:hanging="360"/>
+      </w:pPr>
+      <w:rPr>
+        <w:rFonts w:ascii="Courier New" w:hAnsi="Courier New" w:cs="Courier New" w:hint="default"/>
+      </w:rPr>
+    </w:lvl>
+    <w:lvl w:ilvl="8" w:tplc="04090005" w:tentative="1">
+      <w:start w:val="1"/>
+      <w:numFmt w:val="bullet"/>
+      <w:lvlText w:val=""/>
+      <w:lvlJc w:val="left"/>
+      <w:pPr>
+        <w:ind w:left="6480" w:hanging="360"/>
+      </w:pPr>
+      <w:rPr>
+        <w:rFonts w:ascii="Wingdings" w:hAnsi="Wingdings" w:hint="default"/>
+      </w:rPr>
+    </w:lvl>
+  </w:abstractNum>
+  <w:abstractNum w:abstractNumId="15" w15:restartNumberingAfterBreak="0">
+    <w:nsid w:val="319C627B"/>
+    <w:multiLevelType w:val="multilevel"/>
+    <w:tmpl w:val="B16E7CF4"/>
+    <w:lvl w:ilvl="0">
+      <w:start w:val="1"/>
+      <w:numFmt w:val="bullet"/>
+      <w:lvlText w:val=""/>
+      <w:lvlJc w:val="left"/>
+      <w:pPr>
+        <w:tabs>
+          <w:tab w:val="num" w:pos="720"/>
+        </w:tabs>
+        <w:ind w:left="720" w:hanging="360"/>
+      </w:pPr>
+      <w:rPr>
+        <w:rFonts w:ascii="Symbol" w:hAnsi="Symbol" w:hint="default"/>
+        <w:sz w:val="20"/>
+      </w:rPr>
+    </w:lvl>
+    <w:lvl w:ilvl="1" w:tentative="1">
+      <w:start w:val="1"/>
+      <w:numFmt w:val="bullet"/>
+      <w:lvlText w:val="o"/>
+      <w:lvlJc w:val="left"/>
+      <w:pPr>
+        <w:tabs>
+          <w:tab w:val="num" w:pos="1440"/>
+        </w:tabs>
+        <w:ind w:left="1440" w:hanging="360"/>
+      </w:pPr>
+      <w:rPr>
+        <w:rFonts w:ascii="Courier New" w:hAnsi="Courier New" w:hint="default"/>
+        <w:sz w:val="20"/>
+      </w:rPr>
+    </w:lvl>
+    <w:lvl w:ilvl="2" w:tentative="1">
+      <w:start w:val="1"/>
+      <w:numFmt w:val="bullet"/>
+      <w:lvlText w:val=""/>
+      <w:lvlJc w:val="left"/>
+      <w:pPr>
+        <w:tabs>
+          <w:tab w:val="num" w:pos="2160"/>
+        </w:tabs>
+        <w:ind w:left="2160" w:hanging="360"/>
+      </w:pPr>
+      <w:rPr>
+        <w:rFonts w:ascii="Wingdings" w:hAnsi="Wingdings" w:hint="default"/>
+        <w:sz w:val="20"/>
+      </w:rPr>
+    </w:lvl>
+    <w:lvl w:ilvl="3" w:tentative="1">
+      <w:start w:val="1"/>
+      <w:numFmt w:val="bullet"/>
+      <w:lvlText w:val=""/>
+      <w:lvlJc w:val="left"/>
+      <w:pPr>
+        <w:tabs>
+          <w:tab w:val="num" w:pos="2880"/>
+        </w:tabs>
+        <w:ind w:left="2880" w:hanging="360"/>
+      </w:pPr>
+      <w:rPr>
+        <w:rFonts w:ascii="Wingdings" w:hAnsi="Wingdings" w:hint="default"/>
+        <w:sz w:val="20"/>
+      </w:rPr>
+    </w:lvl>
+    <w:lvl w:ilvl="4" w:tentative="1">
+      <w:start w:val="1"/>
+      <w:numFmt w:val="bullet"/>
+      <w:lvlText w:val=""/>
+      <w:lvlJc w:val="left"/>
+      <w:pPr>
+        <w:tabs>
+          <w:tab w:val="num" w:pos="3600"/>
+        </w:tabs>
+        <w:ind w:left="3600" w:hanging="360"/>
+      </w:pPr>
+      <w:rPr>
+        <w:rFonts w:ascii="Wingdings" w:hAnsi="Wingdings" w:hint="default"/>
+        <w:sz w:val="20"/>
+      </w:rPr>
+    </w:lvl>
+    <w:lvl w:ilvl="5" w:tentative="1">
+      <w:start w:val="1"/>
+      <w:numFmt w:val="bullet"/>
+      <w:lvlText w:val=""/>
+      <w:lvlJc w:val="left"/>
+      <w:pPr>
+        <w:tabs>
+          <w:tab w:val="num" w:pos="4320"/>
+        </w:tabs>
+        <w:ind w:left="4320" w:hanging="360"/>
+      </w:pPr>
+      <w:rPr>
+        <w:rFonts w:ascii="Wingdings" w:hAnsi="Wingdings" w:hint="default"/>
+        <w:sz w:val="20"/>
+      </w:rPr>
+    </w:lvl>
+    <w:lvl w:ilvl="6" w:tentative="1">
+      <w:start w:val="1"/>
+      <w:numFmt w:val="bullet"/>
+      <w:lvlText w:val=""/>
+      <w:lvlJc w:val="left"/>
+      <w:pPr>
+        <w:tabs>
+          <w:tab w:val="num" w:pos="5040"/>
+        </w:tabs>
+        <w:ind w:left="5040" w:hanging="360"/>
+      </w:pPr>
+      <w:rPr>
+        <w:rFonts w:ascii="Wingdings" w:hAnsi="Wingdings" w:hint="default"/>
+        <w:sz w:val="20"/>
+      </w:rPr>
+    </w:lvl>
+    <w:lvl w:ilvl="7" w:tentative="1">
+      <w:start w:val="1"/>
+      <w:numFmt w:val="bullet"/>
+      <w:lvlText w:val=""/>
+      <w:lvlJc w:val="left"/>
+      <w:pPr>
+        <w:tabs>
+          <w:tab w:val="num" w:pos="5760"/>
+        </w:tabs>
+        <w:ind w:left="5760" w:hanging="360"/>
+      </w:pPr>
+      <w:rPr>
+        <w:rFonts w:ascii="Wingdings" w:hAnsi="Wingdings" w:hint="default"/>
+        <w:sz w:val="20"/>
+      </w:rPr>
+    </w:lvl>
+    <w:lvl w:ilvl="8" w:tentative="1">
+      <w:start w:val="1"/>
+      <w:numFmt w:val="bullet"/>
+      <w:lvlText w:val=""/>
+      <w:lvlJc w:val="left"/>
+      <w:pPr>
+        <w:tabs>
+          <w:tab w:val="num" w:pos="6480"/>
+        </w:tabs>
+        <w:ind w:left="6480" w:hanging="360"/>
+      </w:pPr>
+      <w:rPr>
+        <w:rFonts w:ascii="Wingdings" w:hAnsi="Wingdings" w:hint="default"/>
+        <w:sz w:val="20"/>
+      </w:rPr>
+    </w:lvl>
+  </w:abstractNum>
+  <w:abstractNum w:abstractNumId="16" w15:restartNumberingAfterBreak="0">
+    <w:nsid w:val="36824810"/>
+    <w:multiLevelType w:val="hybridMultilevel"/>
+    <w:tmpl w:val="C9404F9C"/>
+    <w:lvl w:ilvl="0" w:tplc="0409000B">
+      <w:start w:val="1"/>
+      <w:numFmt w:val="bullet"/>
+      <w:lvlText w:val=""/>
+      <w:lvlJc w:val="left"/>
+      <w:pPr>
+        <w:ind w:left="1080" w:hanging="360"/>
+      </w:pPr>
+      <w:rPr>
+        <w:rFonts w:ascii="Wingdings" w:hAnsi="Wingdings" w:hint="default"/>
+      </w:rPr>
+    </w:lvl>
+    <w:lvl w:ilvl="1" w:tplc="04090003" w:tentative="1">
+      <w:start w:val="1"/>
+      <w:numFmt w:val="bullet"/>
+      <w:lvlText w:val="o"/>
+      <w:lvlJc w:val="left"/>
+      <w:pPr>
+        <w:ind w:left="1800" w:hanging="360"/>
+      </w:pPr>
+      <w:rPr>
+        <w:rFonts w:ascii="Courier New" w:hAnsi="Courier New" w:cs="Courier New" w:hint="default"/>
+      </w:rPr>
+    </w:lvl>
+    <w:lvl w:ilvl="2" w:tplc="04090005" w:tentative="1">
+      <w:start w:val="1"/>
+      <w:numFmt w:val="bullet"/>
+      <w:lvlText w:val=""/>
+      <w:lvlJc w:val="left"/>
+      <w:pPr>
+        <w:ind w:left="2520" w:hanging="360"/>
+      </w:pPr>
+      <w:rPr>
+        <w:rFonts w:ascii="Wingdings" w:hAnsi="Wingdings" w:hint="default"/>
+      </w:rPr>
+    </w:lvl>
+    <w:lvl w:ilvl="3" w:tplc="04090001" w:tentative="1">
+      <w:start w:val="1"/>
+      <w:numFmt w:val="bullet"/>
+      <w:lvlText w:val=""/>
+      <w:lvlJc w:val="left"/>
+      <w:pPr>
+        <w:ind w:left="3240" w:hanging="360"/>
+      </w:pPr>
+      <w:rPr>
+        <w:rFonts w:ascii="Symbol" w:hAnsi="Symbol" w:hint="default"/>
+      </w:rPr>
+    </w:lvl>
+    <w:lvl w:ilvl="4" w:tplc="04090003" w:tentative="1">
+      <w:start w:val="1"/>
+      <w:numFmt w:val="bullet"/>
+      <w:lvlText w:val="o"/>
+      <w:lvlJc w:val="left"/>
+      <w:pPr>
+        <w:ind w:left="3960" w:hanging="360"/>
+      </w:pPr>
+      <w:rPr>
+        <w:rFonts w:ascii="Courier New" w:hAnsi="Courier New" w:cs="Courier New" w:hint="default"/>
+      </w:rPr>
+    </w:lvl>
+    <w:lvl w:ilvl="5" w:tplc="04090005" w:tentative="1">
+      <w:start w:val="1"/>
+      <w:numFmt w:val="bullet"/>
+      <w:lvlText w:val=""/>
+      <w:lvlJc w:val="left"/>
+      <w:pPr>
+        <w:ind w:left="4680" w:hanging="360"/>
+      </w:pPr>
+      <w:rPr>
+        <w:rFonts w:ascii="Wingdings" w:hAnsi="Wingdings" w:hint="default"/>
+      </w:rPr>
+    </w:lvl>
+    <w:lvl w:ilvl="6" w:tplc="04090001" w:tentative="1">
+      <w:start w:val="1"/>
+      <w:numFmt w:val="bullet"/>
+      <w:lvlText w:val=""/>
+      <w:lvlJc w:val="left"/>
+      <w:pPr>
+        <w:ind w:left="5400" w:hanging="360"/>
+      </w:pPr>
+      <w:rPr>
+        <w:rFonts w:ascii="Symbol" w:hAnsi="Symbol" w:hint="default"/>
+      </w:rPr>
+    </w:lvl>
+    <w:lvl w:ilvl="7" w:tplc="04090003" w:tentative="1">
+      <w:start w:val="1"/>
+      <w:numFmt w:val="bullet"/>
+      <w:lvlText w:val="o"/>
+      <w:lvlJc w:val="left"/>
+      <w:pPr>
+        <w:ind w:left="6120" w:hanging="360"/>
+      </w:pPr>
+      <w:rPr>
+        <w:rFonts w:ascii="Courier New" w:hAnsi="Courier New" w:cs="Courier New" w:hint="default"/>
+      </w:rPr>
+    </w:lvl>
+    <w:lvl w:ilvl="8" w:tplc="04090005" w:tentative="1">
+      <w:start w:val="1"/>
+      <w:numFmt w:val="bullet"/>
+      <w:lvlText w:val=""/>
+      <w:lvlJc w:val="left"/>
+      <w:pPr>
+        <w:ind w:left="6840" w:hanging="360"/>
+      </w:pPr>
+      <w:rPr>
+        <w:rFonts w:ascii="Wingdings" w:hAnsi="Wingdings" w:hint="default"/>
+      </w:rPr>
+    </w:lvl>
+  </w:abstractNum>
+  <w:abstractNum w:abstractNumId="17" w15:restartNumberingAfterBreak="0">
+    <w:nsid w:val="3B5A2ABB"/>
+    <w:multiLevelType w:val="multilevel"/>
+    <w:tmpl w:val="22068D26"/>
+    <w:lvl w:ilvl="0">
+      <w:start w:val="1"/>
+      <w:numFmt w:val="bullet"/>
+      <w:lvlText w:val=""/>
+      <w:lvlJc w:val="left"/>
+      <w:pPr>
+        <w:tabs>
+          <w:tab w:val="num" w:pos="720"/>
+        </w:tabs>
+        <w:ind w:left="720" w:hanging="360"/>
+      </w:pPr>
+      <w:rPr>
+        <w:rFonts w:ascii="Symbol" w:hAnsi="Symbol" w:hint="default"/>
+        <w:sz w:val="20"/>
+      </w:rPr>
+    </w:lvl>
+    <w:lvl w:ilvl="1" w:tentative="1">
+      <w:start w:val="1"/>
+      <w:numFmt w:val="bullet"/>
+      <w:lvlText w:val="o"/>
+      <w:lvlJc w:val="left"/>
+      <w:pPr>
+        <w:tabs>
+          <w:tab w:val="num" w:pos="1440"/>
+        </w:tabs>
+        <w:ind w:left="1440" w:hanging="360"/>
+      </w:pPr>
+      <w:rPr>
+        <w:rFonts w:ascii="Courier New" w:hAnsi="Courier New" w:hint="default"/>
+        <w:sz w:val="20"/>
+      </w:rPr>
+    </w:lvl>
+    <w:lvl w:ilvl="2" w:tentative="1">
+      <w:start w:val="1"/>
+      <w:numFmt w:val="bullet"/>
+      <w:lvlText w:val=""/>
+      <w:lvlJc w:val="left"/>
+      <w:pPr>
+        <w:tabs>
+          <w:tab w:val="num" w:pos="2160"/>
+        </w:tabs>
+        <w:ind w:left="2160" w:hanging="360"/>
+      </w:pPr>
+      <w:rPr>
+        <w:rFonts w:ascii="Wingdings" w:hAnsi="Wingdings" w:hint="default"/>
+        <w:sz w:val="20"/>
+      </w:rPr>
+    </w:lvl>
+    <w:lvl w:ilvl="3" w:tentative="1">
+      <w:start w:val="1"/>
+      <w:numFmt w:val="bullet"/>
+      <w:lvlText w:val=""/>
+      <w:lvlJc w:val="left"/>
+      <w:pPr>
+        <w:tabs>
+          <w:tab w:val="num" w:pos="2880"/>
+        </w:tabs>
+        <w:ind w:left="2880" w:hanging="360"/>
+      </w:pPr>
+      <w:rPr>
+        <w:rFonts w:ascii="Wingdings" w:hAnsi="Wingdings" w:hint="default"/>
+        <w:sz w:val="20"/>
+      </w:rPr>
+    </w:lvl>
+    <w:lvl w:ilvl="4" w:tentative="1">
+      <w:start w:val="1"/>
+      <w:numFmt w:val="bullet"/>
+      <w:lvlText w:val=""/>
+      <w:lvlJc w:val="left"/>
+      <w:pPr>
+        <w:tabs>
+          <w:tab w:val="num" w:pos="3600"/>
+        </w:tabs>
+        <w:ind w:left="3600" w:hanging="360"/>
+      </w:pPr>
+      <w:rPr>
+        <w:rFonts w:ascii="Wingdings" w:hAnsi="Wingdings" w:hint="default"/>
+        <w:sz w:val="20"/>
+      </w:rPr>
+    </w:lvl>
+    <w:lvl w:ilvl="5" w:tentative="1">
+      <w:start w:val="1"/>
+      <w:numFmt w:val="bullet"/>
+      <w:lvlText w:val=""/>
+      <w:lvlJc w:val="left"/>
+      <w:pPr>
+        <w:tabs>
+          <w:tab w:val="num" w:pos="4320"/>
+        </w:tabs>
+        <w:ind w:left="4320" w:hanging="360"/>
+      </w:pPr>
+      <w:rPr>
+        <w:rFonts w:ascii="Wingdings" w:hAnsi="Wingdings" w:hint="default"/>
+        <w:sz w:val="20"/>
+      </w:rPr>
+    </w:lvl>
+    <w:lvl w:ilvl="6" w:tentative="1">
+      <w:start w:val="1"/>
+      <w:numFmt w:val="bullet"/>
+      <w:lvlText w:val=""/>
+      <w:lvlJc w:val="left"/>
+      <w:pPr>
+        <w:tabs>
+          <w:tab w:val="num" w:pos="5040"/>
+        </w:tabs>
+        <w:ind w:left="5040" w:hanging="360"/>
+      </w:pPr>
+      <w:rPr>
+        <w:rFonts w:ascii="Wingdings" w:hAnsi="Wingdings" w:hint="default"/>
+        <w:sz w:val="20"/>
+      </w:rPr>
+    </w:lvl>
+    <w:lvl w:ilvl="7" w:tentative="1">
+      <w:start w:val="1"/>
+      <w:numFmt w:val="bullet"/>
+      <w:lvlText w:val=""/>
+      <w:lvlJc w:val="left"/>
+      <w:pPr>
+        <w:tabs>
+          <w:tab w:val="num" w:pos="5760"/>
+        </w:tabs>
+        <w:ind w:left="5760" w:hanging="360"/>
+      </w:pPr>
+      <w:rPr>
+        <w:rFonts w:ascii="Wingdings" w:hAnsi="Wingdings" w:hint="default"/>
+        <w:sz w:val="20"/>
+      </w:rPr>
+    </w:lvl>
+    <w:lvl w:ilvl="8" w:tentative="1">
+      <w:start w:val="1"/>
+      <w:numFmt w:val="bullet"/>
+      <w:lvlText w:val=""/>
+      <w:lvlJc w:val="left"/>
+      <w:pPr>
+        <w:tabs>
+          <w:tab w:val="num" w:pos="6480"/>
+        </w:tabs>
+        <w:ind w:left="6480" w:hanging="360"/>
+      </w:pPr>
+      <w:rPr>
+        <w:rFonts w:ascii="Wingdings" w:hAnsi="Wingdings" w:hint="default"/>
+        <w:sz w:val="20"/>
+      </w:rPr>
+    </w:lvl>
+  </w:abstractNum>
+  <w:abstractNum w:abstractNumId="18" w15:restartNumberingAfterBreak="0">
+    <w:nsid w:val="3BAB51AA"/>
+    <w:multiLevelType w:val="multilevel"/>
+    <w:tmpl w:val="3DBCBACA"/>
+    <w:lvl w:ilvl="0">
+      <w:start w:val="1"/>
+      <w:numFmt w:val="bullet"/>
+      <w:lvlText w:val=""/>
+      <w:lvlJc w:val="left"/>
+      <w:pPr>
+        <w:tabs>
+          <w:tab w:val="num" w:pos="720"/>
+        </w:tabs>
+        <w:ind w:left="720" w:hanging="360"/>
+      </w:pPr>
+      <w:rPr>
+        <w:rFonts w:ascii="Symbol" w:hAnsi="Symbol" w:hint="default"/>
+        <w:sz w:val="20"/>
+      </w:rPr>
+    </w:lvl>
+    <w:lvl w:ilvl="1" w:tentative="1">
+      <w:start w:val="1"/>
+      <w:numFmt w:val="bullet"/>
+      <w:lvlText w:val="o"/>
+      <w:lvlJc w:val="left"/>
+      <w:pPr>
+        <w:tabs>
+          <w:tab w:val="num" w:pos="1440"/>
+        </w:tabs>
+        <w:ind w:left="1440" w:hanging="360"/>
+      </w:pPr>
+      <w:rPr>
+        <w:rFonts w:ascii="Courier New" w:hAnsi="Courier New" w:hint="default"/>
+        <w:sz w:val="20"/>
+      </w:rPr>
+    </w:lvl>
+    <w:lvl w:ilvl="2" w:tentative="1">
+      <w:start w:val="1"/>
+      <w:numFmt w:val="bullet"/>
+      <w:lvlText w:val=""/>
+      <w:lvlJc w:val="left"/>
+      <w:pPr>
+        <w:tabs>
+          <w:tab w:val="num" w:pos="2160"/>
+        </w:tabs>
+        <w:ind w:left="2160" w:hanging="360"/>
+      </w:pPr>
+      <w:rPr>
+        <w:rFonts w:ascii="Wingdings" w:hAnsi="Wingdings" w:hint="default"/>
+        <w:sz w:val="20"/>
+      </w:rPr>
+    </w:lvl>
+    <w:lvl w:ilvl="3" w:tentative="1">
+      <w:start w:val="1"/>
+      <w:numFmt w:val="bullet"/>
+      <w:lvlText w:val=""/>
+      <w:lvlJc w:val="left"/>
+      <w:pPr>
+        <w:tabs>
+          <w:tab w:val="num" w:pos="2880"/>
+        </w:tabs>
+        <w:ind w:left="2880" w:hanging="360"/>
+      </w:pPr>
+      <w:rPr>
+        <w:rFonts w:ascii="Wingdings" w:hAnsi="Wingdings" w:hint="default"/>
+        <w:sz w:val="20"/>
+      </w:rPr>
+    </w:lvl>
+    <w:lvl w:ilvl="4" w:tentative="1">
+      <w:start w:val="1"/>
+      <w:numFmt w:val="bullet"/>
+      <w:lvlText w:val=""/>
+      <w:lvlJc w:val="left"/>
+      <w:pPr>
+        <w:tabs>
+          <w:tab w:val="num" w:pos="3600"/>
+        </w:tabs>
+        <w:ind w:left="3600" w:hanging="360"/>
+      </w:pPr>
+      <w:rPr>
+        <w:rFonts w:ascii="Wingdings" w:hAnsi="Wingdings" w:hint="default"/>
+        <w:sz w:val="20"/>
+      </w:rPr>
+    </w:lvl>
+    <w:lvl w:ilvl="5" w:tentative="1">
+      <w:start w:val="1"/>
+      <w:numFmt w:val="bullet"/>
+      <w:lvlText w:val=""/>
+      <w:lvlJc w:val="left"/>
+      <w:pPr>
+        <w:tabs>
+          <w:tab w:val="num" w:pos="4320"/>
+        </w:tabs>
+        <w:ind w:left="4320" w:hanging="360"/>
+      </w:pPr>
+      <w:rPr>
+        <w:rFonts w:ascii="Wingdings" w:hAnsi="Wingdings" w:hint="default"/>
+        <w:sz w:val="20"/>
+      </w:rPr>
+    </w:lvl>
+    <w:lvl w:ilvl="6" w:tentative="1">
+      <w:start w:val="1"/>
+      <w:numFmt w:val="bullet"/>
+      <w:lvlText w:val=""/>
+      <w:lvlJc w:val="left"/>
+      <w:pPr>
+        <w:tabs>
+          <w:tab w:val="num" w:pos="5040"/>
+        </w:tabs>
+        <w:ind w:left="5040" w:hanging="360"/>
+      </w:pPr>
+      <w:rPr>
+        <w:rFonts w:ascii="Wingdings" w:hAnsi="Wingdings" w:hint="default"/>
+        <w:sz w:val="20"/>
+      </w:rPr>
+    </w:lvl>
+    <w:lvl w:ilvl="7" w:tentative="1">
+      <w:start w:val="1"/>
+      <w:numFmt w:val="bullet"/>
+      <w:lvlText w:val=""/>
+      <w:lvlJc w:val="left"/>
+      <w:pPr>
+        <w:tabs>
+          <w:tab w:val="num" w:pos="5760"/>
+        </w:tabs>
+        <w:ind w:left="5760" w:hanging="360"/>
+      </w:pPr>
+      <w:rPr>
+        <w:rFonts w:ascii="Wingdings" w:hAnsi="Wingdings" w:hint="default"/>
+        <w:sz w:val="20"/>
+      </w:rPr>
+    </w:lvl>
+    <w:lvl w:ilvl="8" w:tentative="1">
+      <w:start w:val="1"/>
+      <w:numFmt w:val="bullet"/>
+      <w:lvlText w:val=""/>
+      <w:lvlJc w:val="left"/>
+      <w:pPr>
+        <w:tabs>
+          <w:tab w:val="num" w:pos="6480"/>
+        </w:tabs>
+        <w:ind w:left="6480" w:hanging="360"/>
+      </w:pPr>
+      <w:rPr>
+        <w:rFonts w:ascii="Wingdings" w:hAnsi="Wingdings" w:hint="default"/>
+        <w:sz w:val="20"/>
+      </w:rPr>
+    </w:lvl>
+  </w:abstractNum>
+  <w:abstractNum w:abstractNumId="19" w15:restartNumberingAfterBreak="0">
+    <w:nsid w:val="3F1C4E41"/>
+    <w:multiLevelType w:val="hybridMultilevel"/>
+    <w:tmpl w:val="A1E2FA32"/>
+    <w:lvl w:ilvl="0" w:tplc="0409000F">
+      <w:start w:val="1"/>
+      <w:numFmt w:val="decimal"/>
+      <w:lvlText w:val="%1."/>
+      <w:lvlJc w:val="left"/>
+      <w:pPr>
+        <w:ind w:left="1440" w:hanging="360"/>
+      </w:pPr>
+    </w:lvl>
+    <w:lvl w:ilvl="1" w:tplc="04090019" w:tentative="1">
+      <w:start w:val="1"/>
+      <w:numFmt w:val="lowerLetter"/>
+      <w:lvlText w:val="%2."/>
+      <w:lvlJc w:val="left"/>
+      <w:pPr>
+        <w:ind w:left="2160" w:hanging="360"/>
+      </w:pPr>
+    </w:lvl>
+    <w:lvl w:ilvl="2" w:tplc="0409001B" w:tentative="1">
+      <w:start w:val="1"/>
+      <w:numFmt w:val="lowerRoman"/>
+      <w:lvlText w:val="%3."/>
+      <w:lvlJc w:val="right"/>
+      <w:pPr>
+        <w:ind w:left="2880" w:hanging="180"/>
+      </w:pPr>
+    </w:lvl>
+    <w:lvl w:ilvl="3" w:tplc="0409000F" w:tentative="1">
+      <w:start w:val="1"/>
+      <w:numFmt w:val="decimal"/>
+      <w:lvlText w:val="%4."/>
+      <w:lvlJc w:val="left"/>
+      <w:pPr>
+        <w:ind w:left="3600" w:hanging="360"/>
+      </w:pPr>
+    </w:lvl>
+    <w:lvl w:ilvl="4" w:tplc="04090019" w:tentative="1">
+      <w:start w:val="1"/>
+      <w:numFmt w:val="lowerLetter"/>
+      <w:lvlText w:val="%5."/>
+      <w:lvlJc w:val="left"/>
+      <w:pPr>
+        <w:ind w:left="4320" w:hanging="360"/>
+      </w:pPr>
+    </w:lvl>
+    <w:lvl w:ilvl="5" w:tplc="0409001B" w:tentative="1">
+      <w:start w:val="1"/>
+      <w:numFmt w:val="lowerRoman"/>
+      <w:lvlText w:val="%6."/>
+      <w:lvlJc w:val="right"/>
+      <w:pPr>
+        <w:ind w:left="5040" w:hanging="180"/>
+      </w:pPr>
+    </w:lvl>
+    <w:lvl w:ilvl="6" w:tplc="0409000F" w:tentative="1">
+      <w:start w:val="1"/>
+      <w:numFmt w:val="decimal"/>
+      <w:lvlText w:val="%7."/>
+      <w:lvlJc w:val="left"/>
+      <w:pPr>
+        <w:ind w:left="5760" w:hanging="360"/>
+      </w:pPr>
+    </w:lvl>
+    <w:lvl w:ilvl="7" w:tplc="04090019" w:tentative="1">
+      <w:start w:val="1"/>
+      <w:numFmt w:val="lowerLetter"/>
+      <w:lvlText w:val="%8."/>
+      <w:lvlJc w:val="left"/>
+      <w:pPr>
+        <w:ind w:left="6480" w:hanging="360"/>
+      </w:pPr>
+    </w:lvl>
+    <w:lvl w:ilvl="8" w:tplc="0409001B" w:tentative="1">
+      <w:start w:val="1"/>
+      <w:numFmt w:val="lowerRoman"/>
+      <w:lvlText w:val="%9."/>
+      <w:lvlJc w:val="right"/>
+      <w:pPr>
+        <w:ind w:left="7200" w:hanging="180"/>
+      </w:pPr>
+    </w:lvl>
+  </w:abstractNum>
+  <w:abstractNum w:abstractNumId="20" w15:restartNumberingAfterBreak="0">
     <w:nsid w:val="400B2B19"/>
     <w:multiLevelType w:val="multilevel"/>
     <w:tmpl w:val="55B8EFD4"/>
@@ -3288,7 +6427,319 @@
       </w:rPr>
     </w:lvl>
   </w:abstractNum>
-  <w:abstractNum w:abstractNumId="6" w15:restartNumberingAfterBreak="0">
+  <w:abstractNum w:abstractNumId="21" w15:restartNumberingAfterBreak="0">
+    <w:nsid w:val="40CD4952"/>
+    <w:multiLevelType w:val="hybridMultilevel"/>
+    <w:tmpl w:val="34365AAC"/>
+    <w:lvl w:ilvl="0" w:tplc="0409000F">
+      <w:start w:val="1"/>
+      <w:numFmt w:val="decimal"/>
+      <w:lvlText w:val="%1."/>
+      <w:lvlJc w:val="left"/>
+      <w:pPr>
+        <w:ind w:left="360" w:hanging="360"/>
+      </w:pPr>
+    </w:lvl>
+    <w:lvl w:ilvl="1" w:tplc="04090019" w:tentative="1">
+      <w:start w:val="1"/>
+      <w:numFmt w:val="lowerLetter"/>
+      <w:lvlText w:val="%2."/>
+      <w:lvlJc w:val="left"/>
+      <w:pPr>
+        <w:ind w:left="1080" w:hanging="360"/>
+      </w:pPr>
+    </w:lvl>
+    <w:lvl w:ilvl="2" w:tplc="0409001B" w:tentative="1">
+      <w:start w:val="1"/>
+      <w:numFmt w:val="lowerRoman"/>
+      <w:lvlText w:val="%3."/>
+      <w:lvlJc w:val="right"/>
+      <w:pPr>
+        <w:ind w:left="1800" w:hanging="180"/>
+      </w:pPr>
+    </w:lvl>
+    <w:lvl w:ilvl="3" w:tplc="0409000F" w:tentative="1">
+      <w:start w:val="1"/>
+      <w:numFmt w:val="decimal"/>
+      <w:lvlText w:val="%4."/>
+      <w:lvlJc w:val="left"/>
+      <w:pPr>
+        <w:ind w:left="2520" w:hanging="360"/>
+      </w:pPr>
+    </w:lvl>
+    <w:lvl w:ilvl="4" w:tplc="04090019" w:tentative="1">
+      <w:start w:val="1"/>
+      <w:numFmt w:val="lowerLetter"/>
+      <w:lvlText w:val="%5."/>
+      <w:lvlJc w:val="left"/>
+      <w:pPr>
+        <w:ind w:left="3240" w:hanging="360"/>
+      </w:pPr>
+    </w:lvl>
+    <w:lvl w:ilvl="5" w:tplc="0409001B" w:tentative="1">
+      <w:start w:val="1"/>
+      <w:numFmt w:val="lowerRoman"/>
+      <w:lvlText w:val="%6."/>
+      <w:lvlJc w:val="right"/>
+      <w:pPr>
+        <w:ind w:left="3960" w:hanging="180"/>
+      </w:pPr>
+    </w:lvl>
+    <w:lvl w:ilvl="6" w:tplc="0409000F" w:tentative="1">
+      <w:start w:val="1"/>
+      <w:numFmt w:val="decimal"/>
+      <w:lvlText w:val="%7."/>
+      <w:lvlJc w:val="left"/>
+      <w:pPr>
+        <w:ind w:left="4680" w:hanging="360"/>
+      </w:pPr>
+    </w:lvl>
+    <w:lvl w:ilvl="7" w:tplc="04090019" w:tentative="1">
+      <w:start w:val="1"/>
+      <w:numFmt w:val="lowerLetter"/>
+      <w:lvlText w:val="%8."/>
+      <w:lvlJc w:val="left"/>
+      <w:pPr>
+        <w:ind w:left="5400" w:hanging="360"/>
+      </w:pPr>
+    </w:lvl>
+    <w:lvl w:ilvl="8" w:tplc="0409001B" w:tentative="1">
+      <w:start w:val="1"/>
+      <w:numFmt w:val="lowerRoman"/>
+      <w:lvlText w:val="%9."/>
+      <w:lvlJc w:val="right"/>
+      <w:pPr>
+        <w:ind w:left="6120" w:hanging="180"/>
+      </w:pPr>
+    </w:lvl>
+  </w:abstractNum>
+  <w:abstractNum w:abstractNumId="22" w15:restartNumberingAfterBreak="0">
+    <w:nsid w:val="42DA72EA"/>
+    <w:multiLevelType w:val="hybridMultilevel"/>
+    <w:tmpl w:val="74AEC154"/>
+    <w:lvl w:ilvl="0" w:tplc="04090001">
+      <w:start w:val="1"/>
+      <w:numFmt w:val="bullet"/>
+      <w:lvlText w:val=""/>
+      <w:lvlJc w:val="left"/>
+      <w:pPr>
+        <w:ind w:left="2160" w:hanging="360"/>
+      </w:pPr>
+      <w:rPr>
+        <w:rFonts w:ascii="Symbol" w:hAnsi="Symbol" w:hint="default"/>
+      </w:rPr>
+    </w:lvl>
+    <w:lvl w:ilvl="1" w:tplc="04090003" w:tentative="1">
+      <w:start w:val="1"/>
+      <w:numFmt w:val="bullet"/>
+      <w:lvlText w:val="o"/>
+      <w:lvlJc w:val="left"/>
+      <w:pPr>
+        <w:ind w:left="2880" w:hanging="360"/>
+      </w:pPr>
+      <w:rPr>
+        <w:rFonts w:ascii="Courier New" w:hAnsi="Courier New" w:cs="Courier New" w:hint="default"/>
+      </w:rPr>
+    </w:lvl>
+    <w:lvl w:ilvl="2" w:tplc="04090005" w:tentative="1">
+      <w:start w:val="1"/>
+      <w:numFmt w:val="bullet"/>
+      <w:lvlText w:val=""/>
+      <w:lvlJc w:val="left"/>
+      <w:pPr>
+        <w:ind w:left="3600" w:hanging="360"/>
+      </w:pPr>
+      <w:rPr>
+        <w:rFonts w:ascii="Wingdings" w:hAnsi="Wingdings" w:hint="default"/>
+      </w:rPr>
+    </w:lvl>
+    <w:lvl w:ilvl="3" w:tplc="04090001" w:tentative="1">
+      <w:start w:val="1"/>
+      <w:numFmt w:val="bullet"/>
+      <w:lvlText w:val=""/>
+      <w:lvlJc w:val="left"/>
+      <w:pPr>
+        <w:ind w:left="4320" w:hanging="360"/>
+      </w:pPr>
+      <w:rPr>
+        <w:rFonts w:ascii="Symbol" w:hAnsi="Symbol" w:hint="default"/>
+      </w:rPr>
+    </w:lvl>
+    <w:lvl w:ilvl="4" w:tplc="04090003" w:tentative="1">
+      <w:start w:val="1"/>
+      <w:numFmt w:val="bullet"/>
+      <w:lvlText w:val="o"/>
+      <w:lvlJc w:val="left"/>
+      <w:pPr>
+        <w:ind w:left="5040" w:hanging="360"/>
+      </w:pPr>
+      <w:rPr>
+        <w:rFonts w:ascii="Courier New" w:hAnsi="Courier New" w:cs="Courier New" w:hint="default"/>
+      </w:rPr>
+    </w:lvl>
+    <w:lvl w:ilvl="5" w:tplc="04090005" w:tentative="1">
+      <w:start w:val="1"/>
+      <w:numFmt w:val="bullet"/>
+      <w:lvlText w:val=""/>
+      <w:lvlJc w:val="left"/>
+      <w:pPr>
+        <w:ind w:left="5760" w:hanging="360"/>
+      </w:pPr>
+      <w:rPr>
+        <w:rFonts w:ascii="Wingdings" w:hAnsi="Wingdings" w:hint="default"/>
+      </w:rPr>
+    </w:lvl>
+    <w:lvl w:ilvl="6" w:tplc="04090001" w:tentative="1">
+      <w:start w:val="1"/>
+      <w:numFmt w:val="bullet"/>
+      <w:lvlText w:val=""/>
+      <w:lvlJc w:val="left"/>
+      <w:pPr>
+        <w:ind w:left="6480" w:hanging="360"/>
+      </w:pPr>
+      <w:rPr>
+        <w:rFonts w:ascii="Symbol" w:hAnsi="Symbol" w:hint="default"/>
+      </w:rPr>
+    </w:lvl>
+    <w:lvl w:ilvl="7" w:tplc="04090003" w:tentative="1">
+      <w:start w:val="1"/>
+      <w:numFmt w:val="bullet"/>
+      <w:lvlText w:val="o"/>
+      <w:lvlJc w:val="left"/>
+      <w:pPr>
+        <w:ind w:left="7200" w:hanging="360"/>
+      </w:pPr>
+      <w:rPr>
+        <w:rFonts w:ascii="Courier New" w:hAnsi="Courier New" w:cs="Courier New" w:hint="default"/>
+      </w:rPr>
+    </w:lvl>
+    <w:lvl w:ilvl="8" w:tplc="04090005" w:tentative="1">
+      <w:start w:val="1"/>
+      <w:numFmt w:val="bullet"/>
+      <w:lvlText w:val=""/>
+      <w:lvlJc w:val="left"/>
+      <w:pPr>
+        <w:ind w:left="7920" w:hanging="360"/>
+      </w:pPr>
+      <w:rPr>
+        <w:rFonts w:ascii="Wingdings" w:hAnsi="Wingdings" w:hint="default"/>
+      </w:rPr>
+    </w:lvl>
+  </w:abstractNum>
+  <w:abstractNum w:abstractNumId="23" w15:restartNumberingAfterBreak="0">
+    <w:nsid w:val="434B5526"/>
+    <w:multiLevelType w:val="hybridMultilevel"/>
+    <w:tmpl w:val="CFB86DC0"/>
+    <w:lvl w:ilvl="0" w:tplc="0409000B">
+      <w:start w:val="1"/>
+      <w:numFmt w:val="bullet"/>
+      <w:lvlText w:val=""/>
+      <w:lvlJc w:val="left"/>
+      <w:pPr>
+        <w:ind w:left="1080" w:hanging="360"/>
+      </w:pPr>
+      <w:rPr>
+        <w:rFonts w:ascii="Wingdings" w:hAnsi="Wingdings" w:hint="default"/>
+      </w:rPr>
+    </w:lvl>
+    <w:lvl w:ilvl="1" w:tplc="04090003" w:tentative="1">
+      <w:start w:val="1"/>
+      <w:numFmt w:val="bullet"/>
+      <w:lvlText w:val="o"/>
+      <w:lvlJc w:val="left"/>
+      <w:pPr>
+        <w:ind w:left="1800" w:hanging="360"/>
+      </w:pPr>
+      <w:rPr>
+        <w:rFonts w:ascii="Courier New" w:hAnsi="Courier New" w:cs="Courier New" w:hint="default"/>
+      </w:rPr>
+    </w:lvl>
+    <w:lvl w:ilvl="2" w:tplc="04090005" w:tentative="1">
+      <w:start w:val="1"/>
+      <w:numFmt w:val="bullet"/>
+      <w:lvlText w:val=""/>
+      <w:lvlJc w:val="left"/>
+      <w:pPr>
+        <w:ind w:left="2520" w:hanging="360"/>
+      </w:pPr>
+      <w:rPr>
+        <w:rFonts w:ascii="Wingdings" w:hAnsi="Wingdings" w:hint="default"/>
+      </w:rPr>
+    </w:lvl>
+    <w:lvl w:ilvl="3" w:tplc="04090001" w:tentative="1">
+      <w:start w:val="1"/>
+      <w:numFmt w:val="bullet"/>
+      <w:lvlText w:val=""/>
+      <w:lvlJc w:val="left"/>
+      <w:pPr>
+        <w:ind w:left="3240" w:hanging="360"/>
+      </w:pPr>
+      <w:rPr>
+        <w:rFonts w:ascii="Symbol" w:hAnsi="Symbol" w:hint="default"/>
+      </w:rPr>
+    </w:lvl>
+    <w:lvl w:ilvl="4" w:tplc="04090003" w:tentative="1">
+      <w:start w:val="1"/>
+      <w:numFmt w:val="bullet"/>
+      <w:lvlText w:val="o"/>
+      <w:lvlJc w:val="left"/>
+      <w:pPr>
+        <w:ind w:left="3960" w:hanging="360"/>
+      </w:pPr>
+      <w:rPr>
+        <w:rFonts w:ascii="Courier New" w:hAnsi="Courier New" w:cs="Courier New" w:hint="default"/>
+      </w:rPr>
+    </w:lvl>
+    <w:lvl w:ilvl="5" w:tplc="04090005" w:tentative="1">
+      <w:start w:val="1"/>
+      <w:numFmt w:val="bullet"/>
+      <w:lvlText w:val=""/>
+      <w:lvlJc w:val="left"/>
+      <w:pPr>
+        <w:ind w:left="4680" w:hanging="360"/>
+      </w:pPr>
+      <w:rPr>
+        <w:rFonts w:ascii="Wingdings" w:hAnsi="Wingdings" w:hint="default"/>
+      </w:rPr>
+    </w:lvl>
+    <w:lvl w:ilvl="6" w:tplc="04090001" w:tentative="1">
+      <w:start w:val="1"/>
+      <w:numFmt w:val="bullet"/>
+      <w:lvlText w:val=""/>
+      <w:lvlJc w:val="left"/>
+      <w:pPr>
+        <w:ind w:left="5400" w:hanging="360"/>
+      </w:pPr>
+      <w:rPr>
+        <w:rFonts w:ascii="Symbol" w:hAnsi="Symbol" w:hint="default"/>
+      </w:rPr>
+    </w:lvl>
+    <w:lvl w:ilvl="7" w:tplc="04090003" w:tentative="1">
+      <w:start w:val="1"/>
+      <w:numFmt w:val="bullet"/>
+      <w:lvlText w:val="o"/>
+      <w:lvlJc w:val="left"/>
+      <w:pPr>
+        <w:ind w:left="6120" w:hanging="360"/>
+      </w:pPr>
+      <w:rPr>
+        <w:rFonts w:ascii="Courier New" w:hAnsi="Courier New" w:cs="Courier New" w:hint="default"/>
+      </w:rPr>
+    </w:lvl>
+    <w:lvl w:ilvl="8" w:tplc="04090005" w:tentative="1">
+      <w:start w:val="1"/>
+      <w:numFmt w:val="bullet"/>
+      <w:lvlText w:val=""/>
+      <w:lvlJc w:val="left"/>
+      <w:pPr>
+        <w:ind w:left="6840" w:hanging="360"/>
+      </w:pPr>
+      <w:rPr>
+        <w:rFonts w:ascii="Wingdings" w:hAnsi="Wingdings" w:hint="default"/>
+      </w:rPr>
+    </w:lvl>
+  </w:abstractNum>
+  <w:abstractNum w:abstractNumId="24" w15:restartNumberingAfterBreak="0">
     <w:nsid w:val="45F74E18"/>
     <w:multiLevelType w:val="multilevel"/>
     <w:tmpl w:val="7EBEACF0"/>
@@ -3437,7 +6888,535 @@
       </w:rPr>
     </w:lvl>
   </w:abstractNum>
-  <w:abstractNum w:abstractNumId="7" w15:restartNumberingAfterBreak="0">
+  <w:abstractNum w:abstractNumId="25" w15:restartNumberingAfterBreak="0">
+    <w:nsid w:val="46C819B3"/>
+    <w:multiLevelType w:val="hybridMultilevel"/>
+    <w:tmpl w:val="54FC9C6E"/>
+    <w:lvl w:ilvl="0" w:tplc="0409000B">
+      <w:start w:val="1"/>
+      <w:numFmt w:val="bullet"/>
+      <w:lvlText w:val=""/>
+      <w:lvlJc w:val="left"/>
+      <w:pPr>
+        <w:ind w:left="1080" w:hanging="360"/>
+      </w:pPr>
+      <w:rPr>
+        <w:rFonts w:ascii="Wingdings" w:hAnsi="Wingdings" w:hint="default"/>
+      </w:rPr>
+    </w:lvl>
+    <w:lvl w:ilvl="1" w:tplc="04090003" w:tentative="1">
+      <w:start w:val="1"/>
+      <w:numFmt w:val="bullet"/>
+      <w:lvlText w:val="o"/>
+      <w:lvlJc w:val="left"/>
+      <w:pPr>
+        <w:ind w:left="1800" w:hanging="360"/>
+      </w:pPr>
+      <w:rPr>
+        <w:rFonts w:ascii="Courier New" w:hAnsi="Courier New" w:cs="Courier New" w:hint="default"/>
+      </w:rPr>
+    </w:lvl>
+    <w:lvl w:ilvl="2" w:tplc="04090005" w:tentative="1">
+      <w:start w:val="1"/>
+      <w:numFmt w:val="bullet"/>
+      <w:lvlText w:val=""/>
+      <w:lvlJc w:val="left"/>
+      <w:pPr>
+        <w:ind w:left="2520" w:hanging="360"/>
+      </w:pPr>
+      <w:rPr>
+        <w:rFonts w:ascii="Wingdings" w:hAnsi="Wingdings" w:hint="default"/>
+      </w:rPr>
+    </w:lvl>
+    <w:lvl w:ilvl="3" w:tplc="04090001" w:tentative="1">
+      <w:start w:val="1"/>
+      <w:numFmt w:val="bullet"/>
+      <w:lvlText w:val=""/>
+      <w:lvlJc w:val="left"/>
+      <w:pPr>
+        <w:ind w:left="3240" w:hanging="360"/>
+      </w:pPr>
+      <w:rPr>
+        <w:rFonts w:ascii="Symbol" w:hAnsi="Symbol" w:hint="default"/>
+      </w:rPr>
+    </w:lvl>
+    <w:lvl w:ilvl="4" w:tplc="04090003" w:tentative="1">
+      <w:start w:val="1"/>
+      <w:numFmt w:val="bullet"/>
+      <w:lvlText w:val="o"/>
+      <w:lvlJc w:val="left"/>
+      <w:pPr>
+        <w:ind w:left="3960" w:hanging="360"/>
+      </w:pPr>
+      <w:rPr>
+        <w:rFonts w:ascii="Courier New" w:hAnsi="Courier New" w:cs="Courier New" w:hint="default"/>
+      </w:rPr>
+    </w:lvl>
+    <w:lvl w:ilvl="5" w:tplc="04090005" w:tentative="1">
+      <w:start w:val="1"/>
+      <w:numFmt w:val="bullet"/>
+      <w:lvlText w:val=""/>
+      <w:lvlJc w:val="left"/>
+      <w:pPr>
+        <w:ind w:left="4680" w:hanging="360"/>
+      </w:pPr>
+      <w:rPr>
+        <w:rFonts w:ascii="Wingdings" w:hAnsi="Wingdings" w:hint="default"/>
+      </w:rPr>
+    </w:lvl>
+    <w:lvl w:ilvl="6" w:tplc="04090001" w:tentative="1">
+      <w:start w:val="1"/>
+      <w:numFmt w:val="bullet"/>
+      <w:lvlText w:val=""/>
+      <w:lvlJc w:val="left"/>
+      <w:pPr>
+        <w:ind w:left="5400" w:hanging="360"/>
+      </w:pPr>
+      <w:rPr>
+        <w:rFonts w:ascii="Symbol" w:hAnsi="Symbol" w:hint="default"/>
+      </w:rPr>
+    </w:lvl>
+    <w:lvl w:ilvl="7" w:tplc="04090003" w:tentative="1">
+      <w:start w:val="1"/>
+      <w:numFmt w:val="bullet"/>
+      <w:lvlText w:val="o"/>
+      <w:lvlJc w:val="left"/>
+      <w:pPr>
+        <w:ind w:left="6120" w:hanging="360"/>
+      </w:pPr>
+      <w:rPr>
+        <w:rFonts w:ascii="Courier New" w:hAnsi="Courier New" w:cs="Courier New" w:hint="default"/>
+      </w:rPr>
+    </w:lvl>
+    <w:lvl w:ilvl="8" w:tplc="04090005" w:tentative="1">
+      <w:start w:val="1"/>
+      <w:numFmt w:val="bullet"/>
+      <w:lvlText w:val=""/>
+      <w:lvlJc w:val="left"/>
+      <w:pPr>
+        <w:ind w:left="6840" w:hanging="360"/>
+      </w:pPr>
+      <w:rPr>
+        <w:rFonts w:ascii="Wingdings" w:hAnsi="Wingdings" w:hint="default"/>
+      </w:rPr>
+    </w:lvl>
+  </w:abstractNum>
+  <w:abstractNum w:abstractNumId="26" w15:restartNumberingAfterBreak="0">
+    <w:nsid w:val="47E6038E"/>
+    <w:multiLevelType w:val="multilevel"/>
+    <w:tmpl w:val="324AA8E8"/>
+    <w:lvl w:ilvl="0">
+      <w:start w:val="1"/>
+      <w:numFmt w:val="decimal"/>
+      <w:lvlText w:val="%1."/>
+      <w:lvlJc w:val="left"/>
+      <w:pPr>
+        <w:tabs>
+          <w:tab w:val="num" w:pos="360"/>
+        </w:tabs>
+        <w:ind w:left="360" w:hanging="360"/>
+      </w:pPr>
+    </w:lvl>
+    <w:lvl w:ilvl="1">
+      <w:start w:val="1"/>
+      <w:numFmt w:val="bullet"/>
+      <w:lvlText w:val="o"/>
+      <w:lvlJc w:val="left"/>
+      <w:pPr>
+        <w:tabs>
+          <w:tab w:val="num" w:pos="1080"/>
+        </w:tabs>
+        <w:ind w:left="1080" w:hanging="360"/>
+      </w:pPr>
+      <w:rPr>
+        <w:rFonts w:ascii="Courier New" w:hAnsi="Courier New" w:hint="default"/>
+        <w:sz w:val="20"/>
+      </w:rPr>
+    </w:lvl>
+    <w:lvl w:ilvl="2" w:tentative="1">
+      <w:start w:val="1"/>
+      <w:numFmt w:val="decimal"/>
+      <w:lvlText w:val="%3."/>
+      <w:lvlJc w:val="left"/>
+      <w:pPr>
+        <w:tabs>
+          <w:tab w:val="num" w:pos="1800"/>
+        </w:tabs>
+        <w:ind w:left="1800" w:hanging="360"/>
+      </w:pPr>
+    </w:lvl>
+    <w:lvl w:ilvl="3" w:tentative="1">
+      <w:start w:val="1"/>
+      <w:numFmt w:val="decimal"/>
+      <w:lvlText w:val="%4."/>
+      <w:lvlJc w:val="left"/>
+      <w:pPr>
+        <w:tabs>
+          <w:tab w:val="num" w:pos="2520"/>
+        </w:tabs>
+        <w:ind w:left="2520" w:hanging="360"/>
+      </w:pPr>
+    </w:lvl>
+    <w:lvl w:ilvl="4" w:tentative="1">
+      <w:start w:val="1"/>
+      <w:numFmt w:val="decimal"/>
+      <w:lvlText w:val="%5."/>
+      <w:lvlJc w:val="left"/>
+      <w:pPr>
+        <w:tabs>
+          <w:tab w:val="num" w:pos="3240"/>
+        </w:tabs>
+        <w:ind w:left="3240" w:hanging="360"/>
+      </w:pPr>
+    </w:lvl>
+    <w:lvl w:ilvl="5" w:tentative="1">
+      <w:start w:val="1"/>
+      <w:numFmt w:val="decimal"/>
+      <w:lvlText w:val="%6."/>
+      <w:lvlJc w:val="left"/>
+      <w:pPr>
+        <w:tabs>
+          <w:tab w:val="num" w:pos="3960"/>
+        </w:tabs>
+        <w:ind w:left="3960" w:hanging="360"/>
+      </w:pPr>
+    </w:lvl>
+    <w:lvl w:ilvl="6" w:tentative="1">
+      <w:start w:val="1"/>
+      <w:numFmt w:val="decimal"/>
+      <w:lvlText w:val="%7."/>
+      <w:lvlJc w:val="left"/>
+      <w:pPr>
+        <w:tabs>
+          <w:tab w:val="num" w:pos="4680"/>
+        </w:tabs>
+        <w:ind w:left="4680" w:hanging="360"/>
+      </w:pPr>
+    </w:lvl>
+    <w:lvl w:ilvl="7" w:tentative="1">
+      <w:start w:val="1"/>
+      <w:numFmt w:val="decimal"/>
+      <w:lvlText w:val="%8."/>
+      <w:lvlJc w:val="left"/>
+      <w:pPr>
+        <w:tabs>
+          <w:tab w:val="num" w:pos="5400"/>
+        </w:tabs>
+        <w:ind w:left="5400" w:hanging="360"/>
+      </w:pPr>
+    </w:lvl>
+    <w:lvl w:ilvl="8" w:tentative="1">
+      <w:start w:val="1"/>
+      <w:numFmt w:val="decimal"/>
+      <w:lvlText w:val="%9."/>
+      <w:lvlJc w:val="left"/>
+      <w:pPr>
+        <w:tabs>
+          <w:tab w:val="num" w:pos="6120"/>
+        </w:tabs>
+        <w:ind w:left="6120" w:hanging="360"/>
+      </w:pPr>
+    </w:lvl>
+  </w:abstractNum>
+  <w:abstractNum w:abstractNumId="27" w15:restartNumberingAfterBreak="0">
+    <w:nsid w:val="47E61755"/>
+    <w:multiLevelType w:val="multilevel"/>
+    <w:tmpl w:val="9E7C6740"/>
+    <w:lvl w:ilvl="0">
+      <w:start w:val="1"/>
+      <w:numFmt w:val="bullet"/>
+      <w:lvlText w:val=""/>
+      <w:lvlJc w:val="left"/>
+      <w:pPr>
+        <w:tabs>
+          <w:tab w:val="num" w:pos="720"/>
+        </w:tabs>
+        <w:ind w:left="720" w:hanging="360"/>
+      </w:pPr>
+      <w:rPr>
+        <w:rFonts w:ascii="Symbol" w:hAnsi="Symbol" w:hint="default"/>
+        <w:sz w:val="20"/>
+      </w:rPr>
+    </w:lvl>
+    <w:lvl w:ilvl="1" w:tentative="1">
+      <w:start w:val="1"/>
+      <w:numFmt w:val="bullet"/>
+      <w:lvlText w:val="o"/>
+      <w:lvlJc w:val="left"/>
+      <w:pPr>
+        <w:tabs>
+          <w:tab w:val="num" w:pos="1440"/>
+        </w:tabs>
+        <w:ind w:left="1440" w:hanging="360"/>
+      </w:pPr>
+      <w:rPr>
+        <w:rFonts w:ascii="Courier New" w:hAnsi="Courier New" w:hint="default"/>
+        <w:sz w:val="20"/>
+      </w:rPr>
+    </w:lvl>
+    <w:lvl w:ilvl="2" w:tentative="1">
+      <w:start w:val="1"/>
+      <w:numFmt w:val="bullet"/>
+      <w:lvlText w:val=""/>
+      <w:lvlJc w:val="left"/>
+      <w:pPr>
+        <w:tabs>
+          <w:tab w:val="num" w:pos="2160"/>
+        </w:tabs>
+        <w:ind w:left="2160" w:hanging="360"/>
+      </w:pPr>
+      <w:rPr>
+        <w:rFonts w:ascii="Wingdings" w:hAnsi="Wingdings" w:hint="default"/>
+        <w:sz w:val="20"/>
+      </w:rPr>
+    </w:lvl>
+    <w:lvl w:ilvl="3" w:tentative="1">
+      <w:start w:val="1"/>
+      <w:numFmt w:val="bullet"/>
+      <w:lvlText w:val=""/>
+      <w:lvlJc w:val="left"/>
+      <w:pPr>
+        <w:tabs>
+          <w:tab w:val="num" w:pos="2880"/>
+        </w:tabs>
+        <w:ind w:left="2880" w:hanging="360"/>
+      </w:pPr>
+      <w:rPr>
+        <w:rFonts w:ascii="Wingdings" w:hAnsi="Wingdings" w:hint="default"/>
+        <w:sz w:val="20"/>
+      </w:rPr>
+    </w:lvl>
+    <w:lvl w:ilvl="4" w:tentative="1">
+      <w:start w:val="1"/>
+      <w:numFmt w:val="bullet"/>
+      <w:lvlText w:val=""/>
+      <w:lvlJc w:val="left"/>
+      <w:pPr>
+        <w:tabs>
+          <w:tab w:val="num" w:pos="3600"/>
+        </w:tabs>
+        <w:ind w:left="3600" w:hanging="360"/>
+      </w:pPr>
+      <w:rPr>
+        <w:rFonts w:ascii="Wingdings" w:hAnsi="Wingdings" w:hint="default"/>
+        <w:sz w:val="20"/>
+      </w:rPr>
+    </w:lvl>
+    <w:lvl w:ilvl="5" w:tentative="1">
+      <w:start w:val="1"/>
+      <w:numFmt w:val="bullet"/>
+      <w:lvlText w:val=""/>
+      <w:lvlJc w:val="left"/>
+      <w:pPr>
+        <w:tabs>
+          <w:tab w:val="num" w:pos="4320"/>
+        </w:tabs>
+        <w:ind w:left="4320" w:hanging="360"/>
+      </w:pPr>
+      <w:rPr>
+        <w:rFonts w:ascii="Wingdings" w:hAnsi="Wingdings" w:hint="default"/>
+        <w:sz w:val="20"/>
+      </w:rPr>
+    </w:lvl>
+    <w:lvl w:ilvl="6" w:tentative="1">
+      <w:start w:val="1"/>
+      <w:numFmt w:val="bullet"/>
+      <w:lvlText w:val=""/>
+      <w:lvlJc w:val="left"/>
+      <w:pPr>
+        <w:tabs>
+          <w:tab w:val="num" w:pos="5040"/>
+        </w:tabs>
+        <w:ind w:left="5040" w:hanging="360"/>
+      </w:pPr>
+      <w:rPr>
+        <w:rFonts w:ascii="Wingdings" w:hAnsi="Wingdings" w:hint="default"/>
+        <w:sz w:val="20"/>
+      </w:rPr>
+    </w:lvl>
+    <w:lvl w:ilvl="7" w:tentative="1">
+      <w:start w:val="1"/>
+      <w:numFmt w:val="bullet"/>
+      <w:lvlText w:val=""/>
+      <w:lvlJc w:val="left"/>
+      <w:pPr>
+        <w:tabs>
+          <w:tab w:val="num" w:pos="5760"/>
+        </w:tabs>
+        <w:ind w:left="5760" w:hanging="360"/>
+      </w:pPr>
+      <w:rPr>
+        <w:rFonts w:ascii="Wingdings" w:hAnsi="Wingdings" w:hint="default"/>
+        <w:sz w:val="20"/>
+      </w:rPr>
+    </w:lvl>
+    <w:lvl w:ilvl="8" w:tentative="1">
+      <w:start w:val="1"/>
+      <w:numFmt w:val="bullet"/>
+      <w:lvlText w:val=""/>
+      <w:lvlJc w:val="left"/>
+      <w:pPr>
+        <w:tabs>
+          <w:tab w:val="num" w:pos="6480"/>
+        </w:tabs>
+        <w:ind w:left="6480" w:hanging="360"/>
+      </w:pPr>
+      <w:rPr>
+        <w:rFonts w:ascii="Wingdings" w:hAnsi="Wingdings" w:hint="default"/>
+        <w:sz w:val="20"/>
+      </w:rPr>
+    </w:lvl>
+  </w:abstractNum>
+  <w:abstractNum w:abstractNumId="28" w15:restartNumberingAfterBreak="0">
+    <w:nsid w:val="48F65566"/>
+    <w:multiLevelType w:val="multilevel"/>
+    <w:tmpl w:val="FA6C9A3A"/>
+    <w:lvl w:ilvl="0">
+      <w:start w:val="1"/>
+      <w:numFmt w:val="bullet"/>
+      <w:lvlText w:val=""/>
+      <w:lvlJc w:val="left"/>
+      <w:pPr>
+        <w:tabs>
+          <w:tab w:val="num" w:pos="720"/>
+        </w:tabs>
+        <w:ind w:left="720" w:hanging="360"/>
+      </w:pPr>
+      <w:rPr>
+        <w:rFonts w:ascii="Symbol" w:hAnsi="Symbol" w:hint="default"/>
+        <w:sz w:val="20"/>
+      </w:rPr>
+    </w:lvl>
+    <w:lvl w:ilvl="1" w:tentative="1">
+      <w:start w:val="1"/>
+      <w:numFmt w:val="bullet"/>
+      <w:lvlText w:val="o"/>
+      <w:lvlJc w:val="left"/>
+      <w:pPr>
+        <w:tabs>
+          <w:tab w:val="num" w:pos="1440"/>
+        </w:tabs>
+        <w:ind w:left="1440" w:hanging="360"/>
+      </w:pPr>
+      <w:rPr>
+        <w:rFonts w:ascii="Courier New" w:hAnsi="Courier New" w:hint="default"/>
+        <w:sz w:val="20"/>
+      </w:rPr>
+    </w:lvl>
+    <w:lvl w:ilvl="2" w:tentative="1">
+      <w:start w:val="1"/>
+      <w:numFmt w:val="bullet"/>
+      <w:lvlText w:val=""/>
+      <w:lvlJc w:val="left"/>
+      <w:pPr>
+        <w:tabs>
+          <w:tab w:val="num" w:pos="2160"/>
+        </w:tabs>
+        <w:ind w:left="2160" w:hanging="360"/>
+      </w:pPr>
+      <w:rPr>
+        <w:rFonts w:ascii="Wingdings" w:hAnsi="Wingdings" w:hint="default"/>
+        <w:sz w:val="20"/>
+      </w:rPr>
+    </w:lvl>
+    <w:lvl w:ilvl="3" w:tentative="1">
+      <w:start w:val="1"/>
+      <w:numFmt w:val="bullet"/>
+      <w:lvlText w:val=""/>
+      <w:lvlJc w:val="left"/>
+      <w:pPr>
+        <w:tabs>
+          <w:tab w:val="num" w:pos="2880"/>
+        </w:tabs>
+        <w:ind w:left="2880" w:hanging="360"/>
+      </w:pPr>
+      <w:rPr>
+        <w:rFonts w:ascii="Wingdings" w:hAnsi="Wingdings" w:hint="default"/>
+        <w:sz w:val="20"/>
+      </w:rPr>
+    </w:lvl>
+    <w:lvl w:ilvl="4" w:tentative="1">
+      <w:start w:val="1"/>
+      <w:numFmt w:val="bullet"/>
+      <w:lvlText w:val=""/>
+      <w:lvlJc w:val="left"/>
+      <w:pPr>
+        <w:tabs>
+          <w:tab w:val="num" w:pos="3600"/>
+        </w:tabs>
+        <w:ind w:left="3600" w:hanging="360"/>
+      </w:pPr>
+      <w:rPr>
+        <w:rFonts w:ascii="Wingdings" w:hAnsi="Wingdings" w:hint="default"/>
+        <w:sz w:val="20"/>
+      </w:rPr>
+    </w:lvl>
+    <w:lvl w:ilvl="5" w:tentative="1">
+      <w:start w:val="1"/>
+      <w:numFmt w:val="bullet"/>
+      <w:lvlText w:val=""/>
+      <w:lvlJc w:val="left"/>
+      <w:pPr>
+        <w:tabs>
+          <w:tab w:val="num" w:pos="4320"/>
+        </w:tabs>
+        <w:ind w:left="4320" w:hanging="360"/>
+      </w:pPr>
+      <w:rPr>
+        <w:rFonts w:ascii="Wingdings" w:hAnsi="Wingdings" w:hint="default"/>
+        <w:sz w:val="20"/>
+      </w:rPr>
+    </w:lvl>
+    <w:lvl w:ilvl="6" w:tentative="1">
+      <w:start w:val="1"/>
+      <w:numFmt w:val="bullet"/>
+      <w:lvlText w:val=""/>
+      <w:lvlJc w:val="left"/>
+      <w:pPr>
+        <w:tabs>
+          <w:tab w:val="num" w:pos="5040"/>
+        </w:tabs>
+        <w:ind w:left="5040" w:hanging="360"/>
+      </w:pPr>
+      <w:rPr>
+        <w:rFonts w:ascii="Wingdings" w:hAnsi="Wingdings" w:hint="default"/>
+        <w:sz w:val="20"/>
+      </w:rPr>
+    </w:lvl>
+    <w:lvl w:ilvl="7" w:tentative="1">
+      <w:start w:val="1"/>
+      <w:numFmt w:val="bullet"/>
+      <w:lvlText w:val=""/>
+      <w:lvlJc w:val="left"/>
+      <w:pPr>
+        <w:tabs>
+          <w:tab w:val="num" w:pos="5760"/>
+        </w:tabs>
+        <w:ind w:left="5760" w:hanging="360"/>
+      </w:pPr>
+      <w:rPr>
+        <w:rFonts w:ascii="Wingdings" w:hAnsi="Wingdings" w:hint="default"/>
+        <w:sz w:val="20"/>
+      </w:rPr>
+    </w:lvl>
+    <w:lvl w:ilvl="8" w:tentative="1">
+      <w:start w:val="1"/>
+      <w:numFmt w:val="bullet"/>
+      <w:lvlText w:val=""/>
+      <w:lvlJc w:val="left"/>
+      <w:pPr>
+        <w:tabs>
+          <w:tab w:val="num" w:pos="6480"/>
+        </w:tabs>
+        <w:ind w:left="6480" w:hanging="360"/>
+      </w:pPr>
+      <w:rPr>
+        <w:rFonts w:ascii="Wingdings" w:hAnsi="Wingdings" w:hint="default"/>
+        <w:sz w:val="20"/>
+      </w:rPr>
+    </w:lvl>
+  </w:abstractNum>
+  <w:abstractNum w:abstractNumId="29" w15:restartNumberingAfterBreak="0">
     <w:nsid w:val="49E63C8F"/>
     <w:multiLevelType w:val="multilevel"/>
     <w:tmpl w:val="0B8406EA"/>
@@ -3586,7 +7565,7 @@
       </w:rPr>
     </w:lvl>
   </w:abstractNum>
-  <w:abstractNum w:abstractNumId="8" w15:restartNumberingAfterBreak="0">
+  <w:abstractNum w:abstractNumId="30" w15:restartNumberingAfterBreak="0">
     <w:nsid w:val="4A0E3E77"/>
     <w:multiLevelType w:val="multilevel"/>
     <w:tmpl w:val="5CBE6ACE"/>
@@ -3699,7 +7678,7 @@
       </w:pPr>
     </w:lvl>
   </w:abstractNum>
-  <w:abstractNum w:abstractNumId="9" w15:restartNumberingAfterBreak="0">
+  <w:abstractNum w:abstractNumId="31" w15:restartNumberingAfterBreak="0">
     <w:nsid w:val="4C646F5D"/>
     <w:multiLevelType w:val="hybridMultilevel"/>
     <w:tmpl w:val="458C7212"/>
@@ -3812,7 +7791,545 @@
       </w:rPr>
     </w:lvl>
   </w:abstractNum>
-  <w:abstractNum w:abstractNumId="10" w15:restartNumberingAfterBreak="0">
+  <w:abstractNum w:abstractNumId="32" w15:restartNumberingAfterBreak="0">
+    <w:nsid w:val="4C7B5C62"/>
+    <w:multiLevelType w:val="hybridMultilevel"/>
+    <w:tmpl w:val="BDFAC8E2"/>
+    <w:lvl w:ilvl="0" w:tplc="0409000B">
+      <w:start w:val="1"/>
+      <w:numFmt w:val="bullet"/>
+      <w:lvlText w:val=""/>
+      <w:lvlJc w:val="left"/>
+      <w:pPr>
+        <w:ind w:left="450" w:hanging="360"/>
+      </w:pPr>
+      <w:rPr>
+        <w:rFonts w:ascii="Wingdings" w:hAnsi="Wingdings" w:hint="default"/>
+      </w:rPr>
+    </w:lvl>
+    <w:lvl w:ilvl="1" w:tplc="04090003" w:tentative="1">
+      <w:start w:val="1"/>
+      <w:numFmt w:val="bullet"/>
+      <w:lvlText w:val="o"/>
+      <w:lvlJc w:val="left"/>
+      <w:pPr>
+        <w:ind w:left="1170" w:hanging="360"/>
+      </w:pPr>
+      <w:rPr>
+        <w:rFonts w:ascii="Courier New" w:hAnsi="Courier New" w:cs="Courier New" w:hint="default"/>
+      </w:rPr>
+    </w:lvl>
+    <w:lvl w:ilvl="2" w:tplc="04090005" w:tentative="1">
+      <w:start w:val="1"/>
+      <w:numFmt w:val="bullet"/>
+      <w:lvlText w:val=""/>
+      <w:lvlJc w:val="left"/>
+      <w:pPr>
+        <w:ind w:left="1890" w:hanging="360"/>
+      </w:pPr>
+      <w:rPr>
+        <w:rFonts w:ascii="Wingdings" w:hAnsi="Wingdings" w:hint="default"/>
+      </w:rPr>
+    </w:lvl>
+    <w:lvl w:ilvl="3" w:tplc="04090001" w:tentative="1">
+      <w:start w:val="1"/>
+      <w:numFmt w:val="bullet"/>
+      <w:lvlText w:val=""/>
+      <w:lvlJc w:val="left"/>
+      <w:pPr>
+        <w:ind w:left="2610" w:hanging="360"/>
+      </w:pPr>
+      <w:rPr>
+        <w:rFonts w:ascii="Symbol" w:hAnsi="Symbol" w:hint="default"/>
+      </w:rPr>
+    </w:lvl>
+    <w:lvl w:ilvl="4" w:tplc="04090003" w:tentative="1">
+      <w:start w:val="1"/>
+      <w:numFmt w:val="bullet"/>
+      <w:lvlText w:val="o"/>
+      <w:lvlJc w:val="left"/>
+      <w:pPr>
+        <w:ind w:left="3330" w:hanging="360"/>
+      </w:pPr>
+      <w:rPr>
+        <w:rFonts w:ascii="Courier New" w:hAnsi="Courier New" w:cs="Courier New" w:hint="default"/>
+      </w:rPr>
+    </w:lvl>
+    <w:lvl w:ilvl="5" w:tplc="04090005" w:tentative="1">
+      <w:start w:val="1"/>
+      <w:numFmt w:val="bullet"/>
+      <w:lvlText w:val=""/>
+      <w:lvlJc w:val="left"/>
+      <w:pPr>
+        <w:ind w:left="4050" w:hanging="360"/>
+      </w:pPr>
+      <w:rPr>
+        <w:rFonts w:ascii="Wingdings" w:hAnsi="Wingdings" w:hint="default"/>
+      </w:rPr>
+    </w:lvl>
+    <w:lvl w:ilvl="6" w:tplc="04090001" w:tentative="1">
+      <w:start w:val="1"/>
+      <w:numFmt w:val="bullet"/>
+      <w:lvlText w:val=""/>
+      <w:lvlJc w:val="left"/>
+      <w:pPr>
+        <w:ind w:left="4770" w:hanging="360"/>
+      </w:pPr>
+      <w:rPr>
+        <w:rFonts w:ascii="Symbol" w:hAnsi="Symbol" w:hint="default"/>
+      </w:rPr>
+    </w:lvl>
+    <w:lvl w:ilvl="7" w:tplc="04090003" w:tentative="1">
+      <w:start w:val="1"/>
+      <w:numFmt w:val="bullet"/>
+      <w:lvlText w:val="o"/>
+      <w:lvlJc w:val="left"/>
+      <w:pPr>
+        <w:ind w:left="5490" w:hanging="360"/>
+      </w:pPr>
+      <w:rPr>
+        <w:rFonts w:ascii="Courier New" w:hAnsi="Courier New" w:cs="Courier New" w:hint="default"/>
+      </w:rPr>
+    </w:lvl>
+    <w:lvl w:ilvl="8" w:tplc="04090005" w:tentative="1">
+      <w:start w:val="1"/>
+      <w:numFmt w:val="bullet"/>
+      <w:lvlText w:val=""/>
+      <w:lvlJc w:val="left"/>
+      <w:pPr>
+        <w:ind w:left="6210" w:hanging="360"/>
+      </w:pPr>
+      <w:rPr>
+        <w:rFonts w:ascii="Wingdings" w:hAnsi="Wingdings" w:hint="default"/>
+      </w:rPr>
+    </w:lvl>
+  </w:abstractNum>
+  <w:abstractNum w:abstractNumId="33" w15:restartNumberingAfterBreak="0">
+    <w:nsid w:val="4ED345C0"/>
+    <w:multiLevelType w:val="hybridMultilevel"/>
+    <w:tmpl w:val="206AFBA0"/>
+    <w:lvl w:ilvl="0" w:tplc="04090001">
+      <w:start w:val="1"/>
+      <w:numFmt w:val="bullet"/>
+      <w:lvlText w:val=""/>
+      <w:lvlJc w:val="left"/>
+      <w:pPr>
+        <w:ind w:left="720" w:hanging="360"/>
+      </w:pPr>
+      <w:rPr>
+        <w:rFonts w:ascii="Symbol" w:hAnsi="Symbol" w:hint="default"/>
+      </w:rPr>
+    </w:lvl>
+    <w:lvl w:ilvl="1" w:tplc="04090003" w:tentative="1">
+      <w:start w:val="1"/>
+      <w:numFmt w:val="bullet"/>
+      <w:lvlText w:val="o"/>
+      <w:lvlJc w:val="left"/>
+      <w:pPr>
+        <w:ind w:left="1440" w:hanging="360"/>
+      </w:pPr>
+      <w:rPr>
+        <w:rFonts w:ascii="Courier New" w:hAnsi="Courier New" w:cs="Courier New" w:hint="default"/>
+      </w:rPr>
+    </w:lvl>
+    <w:lvl w:ilvl="2" w:tplc="04090005" w:tentative="1">
+      <w:start w:val="1"/>
+      <w:numFmt w:val="bullet"/>
+      <w:lvlText w:val=""/>
+      <w:lvlJc w:val="left"/>
+      <w:pPr>
+        <w:ind w:left="2160" w:hanging="360"/>
+      </w:pPr>
+      <w:rPr>
+        <w:rFonts w:ascii="Wingdings" w:hAnsi="Wingdings" w:hint="default"/>
+      </w:rPr>
+    </w:lvl>
+    <w:lvl w:ilvl="3" w:tplc="04090001" w:tentative="1">
+      <w:start w:val="1"/>
+      <w:numFmt w:val="bullet"/>
+      <w:lvlText w:val=""/>
+      <w:lvlJc w:val="left"/>
+      <w:pPr>
+        <w:ind w:left="2880" w:hanging="360"/>
+      </w:pPr>
+      <w:rPr>
+        <w:rFonts w:ascii="Symbol" w:hAnsi="Symbol" w:hint="default"/>
+      </w:rPr>
+    </w:lvl>
+    <w:lvl w:ilvl="4" w:tplc="04090003" w:tentative="1">
+      <w:start w:val="1"/>
+      <w:numFmt w:val="bullet"/>
+      <w:lvlText w:val="o"/>
+      <w:lvlJc w:val="left"/>
+      <w:pPr>
+        <w:ind w:left="3600" w:hanging="360"/>
+      </w:pPr>
+      <w:rPr>
+        <w:rFonts w:ascii="Courier New" w:hAnsi="Courier New" w:cs="Courier New" w:hint="default"/>
+      </w:rPr>
+    </w:lvl>
+    <w:lvl w:ilvl="5" w:tplc="04090005" w:tentative="1">
+      <w:start w:val="1"/>
+      <w:numFmt w:val="bullet"/>
+      <w:lvlText w:val=""/>
+      <w:lvlJc w:val="left"/>
+      <w:pPr>
+        <w:ind w:left="4320" w:hanging="360"/>
+      </w:pPr>
+      <w:rPr>
+        <w:rFonts w:ascii="Wingdings" w:hAnsi="Wingdings" w:hint="default"/>
+      </w:rPr>
+    </w:lvl>
+    <w:lvl w:ilvl="6" w:tplc="04090001" w:tentative="1">
+      <w:start w:val="1"/>
+      <w:numFmt w:val="bullet"/>
+      <w:lvlText w:val=""/>
+      <w:lvlJc w:val="left"/>
+      <w:pPr>
+        <w:ind w:left="5040" w:hanging="360"/>
+      </w:pPr>
+      <w:rPr>
+        <w:rFonts w:ascii="Symbol" w:hAnsi="Symbol" w:hint="default"/>
+      </w:rPr>
+    </w:lvl>
+    <w:lvl w:ilvl="7" w:tplc="04090003" w:tentative="1">
+      <w:start w:val="1"/>
+      <w:numFmt w:val="bullet"/>
+      <w:lvlText w:val="o"/>
+      <w:lvlJc w:val="left"/>
+      <w:pPr>
+        <w:ind w:left="5760" w:hanging="360"/>
+      </w:pPr>
+      <w:rPr>
+        <w:rFonts w:ascii="Courier New" w:hAnsi="Courier New" w:cs="Courier New" w:hint="default"/>
+      </w:rPr>
+    </w:lvl>
+    <w:lvl w:ilvl="8" w:tplc="04090005" w:tentative="1">
+      <w:start w:val="1"/>
+      <w:numFmt w:val="bullet"/>
+      <w:lvlText w:val=""/>
+      <w:lvlJc w:val="left"/>
+      <w:pPr>
+        <w:ind w:left="6480" w:hanging="360"/>
+      </w:pPr>
+      <w:rPr>
+        <w:rFonts w:ascii="Wingdings" w:hAnsi="Wingdings" w:hint="default"/>
+      </w:rPr>
+    </w:lvl>
+  </w:abstractNum>
+  <w:abstractNum w:abstractNumId="34" w15:restartNumberingAfterBreak="0">
+    <w:nsid w:val="538A0A6F"/>
+    <w:multiLevelType w:val="hybridMultilevel"/>
+    <w:tmpl w:val="E7A41E80"/>
+    <w:lvl w:ilvl="0" w:tplc="0409000B">
+      <w:start w:val="1"/>
+      <w:numFmt w:val="bullet"/>
+      <w:lvlText w:val=""/>
+      <w:lvlJc w:val="left"/>
+      <w:pPr>
+        <w:ind w:left="1080" w:hanging="360"/>
+      </w:pPr>
+      <w:rPr>
+        <w:rFonts w:ascii="Wingdings" w:hAnsi="Wingdings" w:hint="default"/>
+      </w:rPr>
+    </w:lvl>
+    <w:lvl w:ilvl="1" w:tplc="04090003" w:tentative="1">
+      <w:start w:val="1"/>
+      <w:numFmt w:val="bullet"/>
+      <w:lvlText w:val="o"/>
+      <w:lvlJc w:val="left"/>
+      <w:pPr>
+        <w:ind w:left="1800" w:hanging="360"/>
+      </w:pPr>
+      <w:rPr>
+        <w:rFonts w:ascii="Courier New" w:hAnsi="Courier New" w:cs="Courier New" w:hint="default"/>
+      </w:rPr>
+    </w:lvl>
+    <w:lvl w:ilvl="2" w:tplc="04090005" w:tentative="1">
+      <w:start w:val="1"/>
+      <w:numFmt w:val="bullet"/>
+      <w:lvlText w:val=""/>
+      <w:lvlJc w:val="left"/>
+      <w:pPr>
+        <w:ind w:left="2520" w:hanging="360"/>
+      </w:pPr>
+      <w:rPr>
+        <w:rFonts w:ascii="Wingdings" w:hAnsi="Wingdings" w:hint="default"/>
+      </w:rPr>
+    </w:lvl>
+    <w:lvl w:ilvl="3" w:tplc="04090001" w:tentative="1">
+      <w:start w:val="1"/>
+      <w:numFmt w:val="bullet"/>
+      <w:lvlText w:val=""/>
+      <w:lvlJc w:val="left"/>
+      <w:pPr>
+        <w:ind w:left="3240" w:hanging="360"/>
+      </w:pPr>
+      <w:rPr>
+        <w:rFonts w:ascii="Symbol" w:hAnsi="Symbol" w:hint="default"/>
+      </w:rPr>
+    </w:lvl>
+    <w:lvl w:ilvl="4" w:tplc="04090003" w:tentative="1">
+      <w:start w:val="1"/>
+      <w:numFmt w:val="bullet"/>
+      <w:lvlText w:val="o"/>
+      <w:lvlJc w:val="left"/>
+      <w:pPr>
+        <w:ind w:left="3960" w:hanging="360"/>
+      </w:pPr>
+      <w:rPr>
+        <w:rFonts w:ascii="Courier New" w:hAnsi="Courier New" w:cs="Courier New" w:hint="default"/>
+      </w:rPr>
+    </w:lvl>
+    <w:lvl w:ilvl="5" w:tplc="04090005" w:tentative="1">
+      <w:start w:val="1"/>
+      <w:numFmt w:val="bullet"/>
+      <w:lvlText w:val=""/>
+      <w:lvlJc w:val="left"/>
+      <w:pPr>
+        <w:ind w:left="4680" w:hanging="360"/>
+      </w:pPr>
+      <w:rPr>
+        <w:rFonts w:ascii="Wingdings" w:hAnsi="Wingdings" w:hint="default"/>
+      </w:rPr>
+    </w:lvl>
+    <w:lvl w:ilvl="6" w:tplc="04090001" w:tentative="1">
+      <w:start w:val="1"/>
+      <w:numFmt w:val="bullet"/>
+      <w:lvlText w:val=""/>
+      <w:lvlJc w:val="left"/>
+      <w:pPr>
+        <w:ind w:left="5400" w:hanging="360"/>
+      </w:pPr>
+      <w:rPr>
+        <w:rFonts w:ascii="Symbol" w:hAnsi="Symbol" w:hint="default"/>
+      </w:rPr>
+    </w:lvl>
+    <w:lvl w:ilvl="7" w:tplc="04090003" w:tentative="1">
+      <w:start w:val="1"/>
+      <w:numFmt w:val="bullet"/>
+      <w:lvlText w:val="o"/>
+      <w:lvlJc w:val="left"/>
+      <w:pPr>
+        <w:ind w:left="6120" w:hanging="360"/>
+      </w:pPr>
+      <w:rPr>
+        <w:rFonts w:ascii="Courier New" w:hAnsi="Courier New" w:cs="Courier New" w:hint="default"/>
+      </w:rPr>
+    </w:lvl>
+    <w:lvl w:ilvl="8" w:tplc="04090005" w:tentative="1">
+      <w:start w:val="1"/>
+      <w:numFmt w:val="bullet"/>
+      <w:lvlText w:val=""/>
+      <w:lvlJc w:val="left"/>
+      <w:pPr>
+        <w:ind w:left="6840" w:hanging="360"/>
+      </w:pPr>
+      <w:rPr>
+        <w:rFonts w:ascii="Wingdings" w:hAnsi="Wingdings" w:hint="default"/>
+      </w:rPr>
+    </w:lvl>
+  </w:abstractNum>
+  <w:abstractNum w:abstractNumId="35" w15:restartNumberingAfterBreak="0">
+    <w:nsid w:val="62954138"/>
+    <w:multiLevelType w:val="hybridMultilevel"/>
+    <w:tmpl w:val="995E4F72"/>
+    <w:lvl w:ilvl="0" w:tplc="0409000F">
+      <w:start w:val="1"/>
+      <w:numFmt w:val="decimal"/>
+      <w:lvlText w:val="%1."/>
+      <w:lvlJc w:val="left"/>
+      <w:pPr>
+        <w:ind w:left="1440" w:hanging="360"/>
+      </w:pPr>
+    </w:lvl>
+    <w:lvl w:ilvl="1" w:tplc="04090019" w:tentative="1">
+      <w:start w:val="1"/>
+      <w:numFmt w:val="lowerLetter"/>
+      <w:lvlText w:val="%2."/>
+      <w:lvlJc w:val="left"/>
+      <w:pPr>
+        <w:ind w:left="2160" w:hanging="360"/>
+      </w:pPr>
+    </w:lvl>
+    <w:lvl w:ilvl="2" w:tplc="0409001B" w:tentative="1">
+      <w:start w:val="1"/>
+      <w:numFmt w:val="lowerRoman"/>
+      <w:lvlText w:val="%3."/>
+      <w:lvlJc w:val="right"/>
+      <w:pPr>
+        <w:ind w:left="2880" w:hanging="180"/>
+      </w:pPr>
+    </w:lvl>
+    <w:lvl w:ilvl="3" w:tplc="0409000F" w:tentative="1">
+      <w:start w:val="1"/>
+      <w:numFmt w:val="decimal"/>
+      <w:lvlText w:val="%4."/>
+      <w:lvlJc w:val="left"/>
+      <w:pPr>
+        <w:ind w:left="3600" w:hanging="360"/>
+      </w:pPr>
+    </w:lvl>
+    <w:lvl w:ilvl="4" w:tplc="04090019" w:tentative="1">
+      <w:start w:val="1"/>
+      <w:numFmt w:val="lowerLetter"/>
+      <w:lvlText w:val="%5."/>
+      <w:lvlJc w:val="left"/>
+      <w:pPr>
+        <w:ind w:left="4320" w:hanging="360"/>
+      </w:pPr>
+    </w:lvl>
+    <w:lvl w:ilvl="5" w:tplc="0409001B" w:tentative="1">
+      <w:start w:val="1"/>
+      <w:numFmt w:val="lowerRoman"/>
+      <w:lvlText w:val="%6."/>
+      <w:lvlJc w:val="right"/>
+      <w:pPr>
+        <w:ind w:left="5040" w:hanging="180"/>
+      </w:pPr>
+    </w:lvl>
+    <w:lvl w:ilvl="6" w:tplc="0409000F" w:tentative="1">
+      <w:start w:val="1"/>
+      <w:numFmt w:val="decimal"/>
+      <w:lvlText w:val="%7."/>
+      <w:lvlJc w:val="left"/>
+      <w:pPr>
+        <w:ind w:left="5760" w:hanging="360"/>
+      </w:pPr>
+    </w:lvl>
+    <w:lvl w:ilvl="7" w:tplc="04090019" w:tentative="1">
+      <w:start w:val="1"/>
+      <w:numFmt w:val="lowerLetter"/>
+      <w:lvlText w:val="%8."/>
+      <w:lvlJc w:val="left"/>
+      <w:pPr>
+        <w:ind w:left="6480" w:hanging="360"/>
+      </w:pPr>
+    </w:lvl>
+    <w:lvl w:ilvl="8" w:tplc="0409001B" w:tentative="1">
+      <w:start w:val="1"/>
+      <w:numFmt w:val="lowerRoman"/>
+      <w:lvlText w:val="%9."/>
+      <w:lvlJc w:val="right"/>
+      <w:pPr>
+        <w:ind w:left="7200" w:hanging="180"/>
+      </w:pPr>
+    </w:lvl>
+  </w:abstractNum>
+  <w:abstractNum w:abstractNumId="36" w15:restartNumberingAfterBreak="0">
+    <w:nsid w:val="631F5CF3"/>
+    <w:multiLevelType w:val="hybridMultilevel"/>
+    <w:tmpl w:val="34A051E8"/>
+    <w:lvl w:ilvl="0" w:tplc="04090001">
+      <w:start w:val="1"/>
+      <w:numFmt w:val="bullet"/>
+      <w:lvlText w:val=""/>
+      <w:lvlJc w:val="left"/>
+      <w:pPr>
+        <w:ind w:left="720" w:hanging="360"/>
+      </w:pPr>
+      <w:rPr>
+        <w:rFonts w:ascii="Symbol" w:hAnsi="Symbol" w:hint="default"/>
+      </w:rPr>
+    </w:lvl>
+    <w:lvl w:ilvl="1" w:tplc="04090003" w:tentative="1">
+      <w:start w:val="1"/>
+      <w:numFmt w:val="bullet"/>
+      <w:lvlText w:val="o"/>
+      <w:lvlJc w:val="left"/>
+      <w:pPr>
+        <w:ind w:left="1440" w:hanging="360"/>
+      </w:pPr>
+      <w:rPr>
+        <w:rFonts w:ascii="Courier New" w:hAnsi="Courier New" w:cs="Courier New" w:hint="default"/>
+      </w:rPr>
+    </w:lvl>
+    <w:lvl w:ilvl="2" w:tplc="04090005" w:tentative="1">
+      <w:start w:val="1"/>
+      <w:numFmt w:val="bullet"/>
+      <w:lvlText w:val=""/>
+      <w:lvlJc w:val="left"/>
+      <w:pPr>
+        <w:ind w:left="2160" w:hanging="360"/>
+      </w:pPr>
+      <w:rPr>
+        <w:rFonts w:ascii="Wingdings" w:hAnsi="Wingdings" w:hint="default"/>
+      </w:rPr>
+    </w:lvl>
+    <w:lvl w:ilvl="3" w:tplc="04090001" w:tentative="1">
+      <w:start w:val="1"/>
+      <w:numFmt w:val="bullet"/>
+      <w:lvlText w:val=""/>
+      <w:lvlJc w:val="left"/>
+      <w:pPr>
+        <w:ind w:left="2880" w:hanging="360"/>
+      </w:pPr>
+      <w:rPr>
+        <w:rFonts w:ascii="Symbol" w:hAnsi="Symbol" w:hint="default"/>
+      </w:rPr>
+    </w:lvl>
+    <w:lvl w:ilvl="4" w:tplc="04090003" w:tentative="1">
+      <w:start w:val="1"/>
+      <w:numFmt w:val="bullet"/>
+      <w:lvlText w:val="o"/>
+      <w:lvlJc w:val="left"/>
+      <w:pPr>
+        <w:ind w:left="3600" w:hanging="360"/>
+      </w:pPr>
+      <w:rPr>
+        <w:rFonts w:ascii="Courier New" w:hAnsi="Courier New" w:cs="Courier New" w:hint="default"/>
+      </w:rPr>
+    </w:lvl>
+    <w:lvl w:ilvl="5" w:tplc="04090005" w:tentative="1">
+      <w:start w:val="1"/>
+      <w:numFmt w:val="bullet"/>
+      <w:lvlText w:val=""/>
+      <w:lvlJc w:val="left"/>
+      <w:pPr>
+        <w:ind w:left="4320" w:hanging="360"/>
+      </w:pPr>
+      <w:rPr>
+        <w:rFonts w:ascii="Wingdings" w:hAnsi="Wingdings" w:hint="default"/>
+      </w:rPr>
+    </w:lvl>
+    <w:lvl w:ilvl="6" w:tplc="04090001" w:tentative="1">
+      <w:start w:val="1"/>
+      <w:numFmt w:val="bullet"/>
+      <w:lvlText w:val=""/>
+      <w:lvlJc w:val="left"/>
+      <w:pPr>
+        <w:ind w:left="5040" w:hanging="360"/>
+      </w:pPr>
+      <w:rPr>
+        <w:rFonts w:ascii="Symbol" w:hAnsi="Symbol" w:hint="default"/>
+      </w:rPr>
+    </w:lvl>
+    <w:lvl w:ilvl="7" w:tplc="04090003" w:tentative="1">
+      <w:start w:val="1"/>
+      <w:numFmt w:val="bullet"/>
+      <w:lvlText w:val="o"/>
+      <w:lvlJc w:val="left"/>
+      <w:pPr>
+        <w:ind w:left="5760" w:hanging="360"/>
+      </w:pPr>
+      <w:rPr>
+        <w:rFonts w:ascii="Courier New" w:hAnsi="Courier New" w:cs="Courier New" w:hint="default"/>
+      </w:rPr>
+    </w:lvl>
+    <w:lvl w:ilvl="8" w:tplc="04090005" w:tentative="1">
+      <w:start w:val="1"/>
+      <w:numFmt w:val="bullet"/>
+      <w:lvlText w:val=""/>
+      <w:lvlJc w:val="left"/>
+      <w:pPr>
+        <w:ind w:left="6480" w:hanging="360"/>
+      </w:pPr>
+      <w:rPr>
+        <w:rFonts w:ascii="Wingdings" w:hAnsi="Wingdings" w:hint="default"/>
+      </w:rPr>
+    </w:lvl>
+  </w:abstractNum>
+  <w:abstractNum w:abstractNumId="37" w15:restartNumberingAfterBreak="0">
     <w:nsid w:val="64FE3717"/>
     <w:multiLevelType w:val="hybridMultilevel"/>
     <w:tmpl w:val="5DE208EE"/>
@@ -3925,7 +8442,725 @@
       </w:rPr>
     </w:lvl>
   </w:abstractNum>
-  <w:abstractNum w:abstractNumId="11" w15:restartNumberingAfterBreak="0">
+  <w:abstractNum w:abstractNumId="38" w15:restartNumberingAfterBreak="0">
+    <w:nsid w:val="66DF49C4"/>
+    <w:multiLevelType w:val="multilevel"/>
+    <w:tmpl w:val="D0B434F4"/>
+    <w:lvl w:ilvl="0">
+      <w:start w:val="1"/>
+      <w:numFmt w:val="decimal"/>
+      <w:lvlText w:val="%1."/>
+      <w:lvlJc w:val="left"/>
+      <w:pPr>
+        <w:tabs>
+          <w:tab w:val="num" w:pos="720"/>
+        </w:tabs>
+        <w:ind w:left="720" w:hanging="360"/>
+      </w:pPr>
+    </w:lvl>
+    <w:lvl w:ilvl="1" w:tentative="1">
+      <w:start w:val="1"/>
+      <w:numFmt w:val="decimal"/>
+      <w:lvlText w:val="%2."/>
+      <w:lvlJc w:val="left"/>
+      <w:pPr>
+        <w:tabs>
+          <w:tab w:val="num" w:pos="1440"/>
+        </w:tabs>
+        <w:ind w:left="1440" w:hanging="360"/>
+      </w:pPr>
+    </w:lvl>
+    <w:lvl w:ilvl="2" w:tentative="1">
+      <w:start w:val="1"/>
+      <w:numFmt w:val="decimal"/>
+      <w:lvlText w:val="%3."/>
+      <w:lvlJc w:val="left"/>
+      <w:pPr>
+        <w:tabs>
+          <w:tab w:val="num" w:pos="2160"/>
+        </w:tabs>
+        <w:ind w:left="2160" w:hanging="360"/>
+      </w:pPr>
+    </w:lvl>
+    <w:lvl w:ilvl="3" w:tentative="1">
+      <w:start w:val="1"/>
+      <w:numFmt w:val="decimal"/>
+      <w:lvlText w:val="%4."/>
+      <w:lvlJc w:val="left"/>
+      <w:pPr>
+        <w:tabs>
+          <w:tab w:val="num" w:pos="2880"/>
+        </w:tabs>
+        <w:ind w:left="2880" w:hanging="360"/>
+      </w:pPr>
+    </w:lvl>
+    <w:lvl w:ilvl="4" w:tentative="1">
+      <w:start w:val="1"/>
+      <w:numFmt w:val="decimal"/>
+      <w:lvlText w:val="%5."/>
+      <w:lvlJc w:val="left"/>
+      <w:pPr>
+        <w:tabs>
+          <w:tab w:val="num" w:pos="3600"/>
+        </w:tabs>
+        <w:ind w:left="3600" w:hanging="360"/>
+      </w:pPr>
+    </w:lvl>
+    <w:lvl w:ilvl="5" w:tentative="1">
+      <w:start w:val="1"/>
+      <w:numFmt w:val="decimal"/>
+      <w:lvlText w:val="%6."/>
+      <w:lvlJc w:val="left"/>
+      <w:pPr>
+        <w:tabs>
+          <w:tab w:val="num" w:pos="4320"/>
+        </w:tabs>
+        <w:ind w:left="4320" w:hanging="360"/>
+      </w:pPr>
+    </w:lvl>
+    <w:lvl w:ilvl="6" w:tentative="1">
+      <w:start w:val="1"/>
+      <w:numFmt w:val="decimal"/>
+      <w:lvlText w:val="%7."/>
+      <w:lvlJc w:val="left"/>
+      <w:pPr>
+        <w:tabs>
+          <w:tab w:val="num" w:pos="5040"/>
+        </w:tabs>
+        <w:ind w:left="5040" w:hanging="360"/>
+      </w:pPr>
+    </w:lvl>
+    <w:lvl w:ilvl="7" w:tentative="1">
+      <w:start w:val="1"/>
+      <w:numFmt w:val="decimal"/>
+      <w:lvlText w:val="%8."/>
+      <w:lvlJc w:val="left"/>
+      <w:pPr>
+        <w:tabs>
+          <w:tab w:val="num" w:pos="5760"/>
+        </w:tabs>
+        <w:ind w:left="5760" w:hanging="360"/>
+      </w:pPr>
+    </w:lvl>
+    <w:lvl w:ilvl="8" w:tentative="1">
+      <w:start w:val="1"/>
+      <w:numFmt w:val="decimal"/>
+      <w:lvlText w:val="%9."/>
+      <w:lvlJc w:val="left"/>
+      <w:pPr>
+        <w:tabs>
+          <w:tab w:val="num" w:pos="6480"/>
+        </w:tabs>
+        <w:ind w:left="6480" w:hanging="360"/>
+      </w:pPr>
+    </w:lvl>
+  </w:abstractNum>
+  <w:abstractNum w:abstractNumId="39" w15:restartNumberingAfterBreak="0">
+    <w:nsid w:val="68054C7F"/>
+    <w:multiLevelType w:val="multilevel"/>
+    <w:tmpl w:val="C234D396"/>
+    <w:lvl w:ilvl="0">
+      <w:start w:val="1"/>
+      <w:numFmt w:val="decimal"/>
+      <w:lvlText w:val="%1."/>
+      <w:lvlJc w:val="left"/>
+      <w:pPr>
+        <w:tabs>
+          <w:tab w:val="num" w:pos="720"/>
+        </w:tabs>
+        <w:ind w:left="720" w:hanging="360"/>
+      </w:pPr>
+    </w:lvl>
+    <w:lvl w:ilvl="1">
+      <w:start w:val="1"/>
+      <w:numFmt w:val="bullet"/>
+      <w:lvlText w:val="o"/>
+      <w:lvlJc w:val="left"/>
+      <w:pPr>
+        <w:tabs>
+          <w:tab w:val="num" w:pos="1440"/>
+        </w:tabs>
+        <w:ind w:left="1440" w:hanging="360"/>
+      </w:pPr>
+      <w:rPr>
+        <w:rFonts w:ascii="Courier New" w:hAnsi="Courier New" w:hint="default"/>
+        <w:sz w:val="20"/>
+      </w:rPr>
+    </w:lvl>
+    <w:lvl w:ilvl="2" w:tentative="1">
+      <w:start w:val="1"/>
+      <w:numFmt w:val="decimal"/>
+      <w:lvlText w:val="%3."/>
+      <w:lvlJc w:val="left"/>
+      <w:pPr>
+        <w:tabs>
+          <w:tab w:val="num" w:pos="2160"/>
+        </w:tabs>
+        <w:ind w:left="2160" w:hanging="360"/>
+      </w:pPr>
+    </w:lvl>
+    <w:lvl w:ilvl="3" w:tentative="1">
+      <w:start w:val="1"/>
+      <w:numFmt w:val="decimal"/>
+      <w:lvlText w:val="%4."/>
+      <w:lvlJc w:val="left"/>
+      <w:pPr>
+        <w:tabs>
+          <w:tab w:val="num" w:pos="2880"/>
+        </w:tabs>
+        <w:ind w:left="2880" w:hanging="360"/>
+      </w:pPr>
+    </w:lvl>
+    <w:lvl w:ilvl="4" w:tentative="1">
+      <w:start w:val="1"/>
+      <w:numFmt w:val="decimal"/>
+      <w:lvlText w:val="%5."/>
+      <w:lvlJc w:val="left"/>
+      <w:pPr>
+        <w:tabs>
+          <w:tab w:val="num" w:pos="3600"/>
+        </w:tabs>
+        <w:ind w:left="3600" w:hanging="360"/>
+      </w:pPr>
+    </w:lvl>
+    <w:lvl w:ilvl="5" w:tentative="1">
+      <w:start w:val="1"/>
+      <w:numFmt w:val="decimal"/>
+      <w:lvlText w:val="%6."/>
+      <w:lvlJc w:val="left"/>
+      <w:pPr>
+        <w:tabs>
+          <w:tab w:val="num" w:pos="4320"/>
+        </w:tabs>
+        <w:ind w:left="4320" w:hanging="360"/>
+      </w:pPr>
+    </w:lvl>
+    <w:lvl w:ilvl="6" w:tentative="1">
+      <w:start w:val="1"/>
+      <w:numFmt w:val="decimal"/>
+      <w:lvlText w:val="%7."/>
+      <w:lvlJc w:val="left"/>
+      <w:pPr>
+        <w:tabs>
+          <w:tab w:val="num" w:pos="5040"/>
+        </w:tabs>
+        <w:ind w:left="5040" w:hanging="360"/>
+      </w:pPr>
+    </w:lvl>
+    <w:lvl w:ilvl="7" w:tentative="1">
+      <w:start w:val="1"/>
+      <w:numFmt w:val="decimal"/>
+      <w:lvlText w:val="%8."/>
+      <w:lvlJc w:val="left"/>
+      <w:pPr>
+        <w:tabs>
+          <w:tab w:val="num" w:pos="5760"/>
+        </w:tabs>
+        <w:ind w:left="5760" w:hanging="360"/>
+      </w:pPr>
+    </w:lvl>
+    <w:lvl w:ilvl="8" w:tentative="1">
+      <w:start w:val="1"/>
+      <w:numFmt w:val="decimal"/>
+      <w:lvlText w:val="%9."/>
+      <w:lvlJc w:val="left"/>
+      <w:pPr>
+        <w:tabs>
+          <w:tab w:val="num" w:pos="6480"/>
+        </w:tabs>
+        <w:ind w:left="6480" w:hanging="360"/>
+      </w:pPr>
+    </w:lvl>
+  </w:abstractNum>
+  <w:abstractNum w:abstractNumId="40" w15:restartNumberingAfterBreak="0">
+    <w:nsid w:val="6C844EB4"/>
+    <w:multiLevelType w:val="hybridMultilevel"/>
+    <w:tmpl w:val="107A6CA0"/>
+    <w:lvl w:ilvl="0" w:tplc="0409000B">
+      <w:start w:val="1"/>
+      <w:numFmt w:val="bullet"/>
+      <w:lvlText w:val=""/>
+      <w:lvlJc w:val="left"/>
+      <w:pPr>
+        <w:ind w:left="450" w:hanging="360"/>
+      </w:pPr>
+      <w:rPr>
+        <w:rFonts w:ascii="Wingdings" w:hAnsi="Wingdings" w:hint="default"/>
+      </w:rPr>
+    </w:lvl>
+    <w:lvl w:ilvl="1" w:tplc="04090003" w:tentative="1">
+      <w:start w:val="1"/>
+      <w:numFmt w:val="bullet"/>
+      <w:lvlText w:val="o"/>
+      <w:lvlJc w:val="left"/>
+      <w:pPr>
+        <w:ind w:left="1170" w:hanging="360"/>
+      </w:pPr>
+      <w:rPr>
+        <w:rFonts w:ascii="Courier New" w:hAnsi="Courier New" w:cs="Courier New" w:hint="default"/>
+      </w:rPr>
+    </w:lvl>
+    <w:lvl w:ilvl="2" w:tplc="04090005" w:tentative="1">
+      <w:start w:val="1"/>
+      <w:numFmt w:val="bullet"/>
+      <w:lvlText w:val=""/>
+      <w:lvlJc w:val="left"/>
+      <w:pPr>
+        <w:ind w:left="1890" w:hanging="360"/>
+      </w:pPr>
+      <w:rPr>
+        <w:rFonts w:ascii="Wingdings" w:hAnsi="Wingdings" w:hint="default"/>
+      </w:rPr>
+    </w:lvl>
+    <w:lvl w:ilvl="3" w:tplc="04090001" w:tentative="1">
+      <w:start w:val="1"/>
+      <w:numFmt w:val="bullet"/>
+      <w:lvlText w:val=""/>
+      <w:lvlJc w:val="left"/>
+      <w:pPr>
+        <w:ind w:left="2610" w:hanging="360"/>
+      </w:pPr>
+      <w:rPr>
+        <w:rFonts w:ascii="Symbol" w:hAnsi="Symbol" w:hint="default"/>
+      </w:rPr>
+    </w:lvl>
+    <w:lvl w:ilvl="4" w:tplc="04090003" w:tentative="1">
+      <w:start w:val="1"/>
+      <w:numFmt w:val="bullet"/>
+      <w:lvlText w:val="o"/>
+      <w:lvlJc w:val="left"/>
+      <w:pPr>
+        <w:ind w:left="3330" w:hanging="360"/>
+      </w:pPr>
+      <w:rPr>
+        <w:rFonts w:ascii="Courier New" w:hAnsi="Courier New" w:cs="Courier New" w:hint="default"/>
+      </w:rPr>
+    </w:lvl>
+    <w:lvl w:ilvl="5" w:tplc="04090005" w:tentative="1">
+      <w:start w:val="1"/>
+      <w:numFmt w:val="bullet"/>
+      <w:lvlText w:val=""/>
+      <w:lvlJc w:val="left"/>
+      <w:pPr>
+        <w:ind w:left="4050" w:hanging="360"/>
+      </w:pPr>
+      <w:rPr>
+        <w:rFonts w:ascii="Wingdings" w:hAnsi="Wingdings" w:hint="default"/>
+      </w:rPr>
+    </w:lvl>
+    <w:lvl w:ilvl="6" w:tplc="04090001" w:tentative="1">
+      <w:start w:val="1"/>
+      <w:numFmt w:val="bullet"/>
+      <w:lvlText w:val=""/>
+      <w:lvlJc w:val="left"/>
+      <w:pPr>
+        <w:ind w:left="4770" w:hanging="360"/>
+      </w:pPr>
+      <w:rPr>
+        <w:rFonts w:ascii="Symbol" w:hAnsi="Symbol" w:hint="default"/>
+      </w:rPr>
+    </w:lvl>
+    <w:lvl w:ilvl="7" w:tplc="04090003" w:tentative="1">
+      <w:start w:val="1"/>
+      <w:numFmt w:val="bullet"/>
+      <w:lvlText w:val="o"/>
+      <w:lvlJc w:val="left"/>
+      <w:pPr>
+        <w:ind w:left="5490" w:hanging="360"/>
+      </w:pPr>
+      <w:rPr>
+        <w:rFonts w:ascii="Courier New" w:hAnsi="Courier New" w:cs="Courier New" w:hint="default"/>
+      </w:rPr>
+    </w:lvl>
+    <w:lvl w:ilvl="8" w:tplc="04090005" w:tentative="1">
+      <w:start w:val="1"/>
+      <w:numFmt w:val="bullet"/>
+      <w:lvlText w:val=""/>
+      <w:lvlJc w:val="left"/>
+      <w:pPr>
+        <w:ind w:left="6210" w:hanging="360"/>
+      </w:pPr>
+      <w:rPr>
+        <w:rFonts w:ascii="Wingdings" w:hAnsi="Wingdings" w:hint="default"/>
+      </w:rPr>
+    </w:lvl>
+  </w:abstractNum>
+  <w:abstractNum w:abstractNumId="41" w15:restartNumberingAfterBreak="0">
+    <w:nsid w:val="73D86511"/>
+    <w:multiLevelType w:val="hybridMultilevel"/>
+    <w:tmpl w:val="30B86454"/>
+    <w:lvl w:ilvl="0" w:tplc="0409000B">
+      <w:start w:val="1"/>
+      <w:numFmt w:val="bullet"/>
+      <w:lvlText w:val=""/>
+      <w:lvlJc w:val="left"/>
+      <w:pPr>
+        <w:ind w:left="360" w:hanging="360"/>
+      </w:pPr>
+      <w:rPr>
+        <w:rFonts w:ascii="Wingdings" w:hAnsi="Wingdings" w:hint="default"/>
+      </w:rPr>
+    </w:lvl>
+    <w:lvl w:ilvl="1" w:tplc="04090003" w:tentative="1">
+      <w:start w:val="1"/>
+      <w:numFmt w:val="bullet"/>
+      <w:lvlText w:val="o"/>
+      <w:lvlJc w:val="left"/>
+      <w:pPr>
+        <w:ind w:left="1080" w:hanging="360"/>
+      </w:pPr>
+      <w:rPr>
+        <w:rFonts w:ascii="Courier New" w:hAnsi="Courier New" w:cs="Courier New" w:hint="default"/>
+      </w:rPr>
+    </w:lvl>
+    <w:lvl w:ilvl="2" w:tplc="04090005" w:tentative="1">
+      <w:start w:val="1"/>
+      <w:numFmt w:val="bullet"/>
+      <w:lvlText w:val=""/>
+      <w:lvlJc w:val="left"/>
+      <w:pPr>
+        <w:ind w:left="1800" w:hanging="360"/>
+      </w:pPr>
+      <w:rPr>
+        <w:rFonts w:ascii="Wingdings" w:hAnsi="Wingdings" w:hint="default"/>
+      </w:rPr>
+    </w:lvl>
+    <w:lvl w:ilvl="3" w:tplc="04090001" w:tentative="1">
+      <w:start w:val="1"/>
+      <w:numFmt w:val="bullet"/>
+      <w:lvlText w:val=""/>
+      <w:lvlJc w:val="left"/>
+      <w:pPr>
+        <w:ind w:left="2520" w:hanging="360"/>
+      </w:pPr>
+      <w:rPr>
+        <w:rFonts w:ascii="Symbol" w:hAnsi="Symbol" w:hint="default"/>
+      </w:rPr>
+    </w:lvl>
+    <w:lvl w:ilvl="4" w:tplc="04090003" w:tentative="1">
+      <w:start w:val="1"/>
+      <w:numFmt w:val="bullet"/>
+      <w:lvlText w:val="o"/>
+      <w:lvlJc w:val="left"/>
+      <w:pPr>
+        <w:ind w:left="3240" w:hanging="360"/>
+      </w:pPr>
+      <w:rPr>
+        <w:rFonts w:ascii="Courier New" w:hAnsi="Courier New" w:cs="Courier New" w:hint="default"/>
+      </w:rPr>
+    </w:lvl>
+    <w:lvl w:ilvl="5" w:tplc="04090005" w:tentative="1">
+      <w:start w:val="1"/>
+      <w:numFmt w:val="bullet"/>
+      <w:lvlText w:val=""/>
+      <w:lvlJc w:val="left"/>
+      <w:pPr>
+        <w:ind w:left="3960" w:hanging="360"/>
+      </w:pPr>
+      <w:rPr>
+        <w:rFonts w:ascii="Wingdings" w:hAnsi="Wingdings" w:hint="default"/>
+      </w:rPr>
+    </w:lvl>
+    <w:lvl w:ilvl="6" w:tplc="04090001" w:tentative="1">
+      <w:start w:val="1"/>
+      <w:numFmt w:val="bullet"/>
+      <w:lvlText w:val=""/>
+      <w:lvlJc w:val="left"/>
+      <w:pPr>
+        <w:ind w:left="4680" w:hanging="360"/>
+      </w:pPr>
+      <w:rPr>
+        <w:rFonts w:ascii="Symbol" w:hAnsi="Symbol" w:hint="default"/>
+      </w:rPr>
+    </w:lvl>
+    <w:lvl w:ilvl="7" w:tplc="04090003" w:tentative="1">
+      <w:start w:val="1"/>
+      <w:numFmt w:val="bullet"/>
+      <w:lvlText w:val="o"/>
+      <w:lvlJc w:val="left"/>
+      <w:pPr>
+        <w:ind w:left="5400" w:hanging="360"/>
+      </w:pPr>
+      <w:rPr>
+        <w:rFonts w:ascii="Courier New" w:hAnsi="Courier New" w:cs="Courier New" w:hint="default"/>
+      </w:rPr>
+    </w:lvl>
+    <w:lvl w:ilvl="8" w:tplc="04090005" w:tentative="1">
+      <w:start w:val="1"/>
+      <w:numFmt w:val="bullet"/>
+      <w:lvlText w:val=""/>
+      <w:lvlJc w:val="left"/>
+      <w:pPr>
+        <w:ind w:left="6120" w:hanging="360"/>
+      </w:pPr>
+      <w:rPr>
+        <w:rFonts w:ascii="Wingdings" w:hAnsi="Wingdings" w:hint="default"/>
+      </w:rPr>
+    </w:lvl>
+  </w:abstractNum>
+  <w:abstractNum w:abstractNumId="42" w15:restartNumberingAfterBreak="0">
+    <w:nsid w:val="762C47E0"/>
+    <w:multiLevelType w:val="multilevel"/>
+    <w:tmpl w:val="596A9B18"/>
+    <w:lvl w:ilvl="0">
+      <w:start w:val="1"/>
+      <w:numFmt w:val="bullet"/>
+      <w:lvlText w:val=""/>
+      <w:lvlJc w:val="left"/>
+      <w:pPr>
+        <w:tabs>
+          <w:tab w:val="num" w:pos="720"/>
+        </w:tabs>
+        <w:ind w:left="720" w:hanging="360"/>
+      </w:pPr>
+      <w:rPr>
+        <w:rFonts w:ascii="Symbol" w:hAnsi="Symbol" w:hint="default"/>
+        <w:sz w:val="20"/>
+      </w:rPr>
+    </w:lvl>
+    <w:lvl w:ilvl="1">
+      <w:start w:val="1"/>
+      <w:numFmt w:val="bullet"/>
+      <w:lvlText w:val="o"/>
+      <w:lvlJc w:val="left"/>
+      <w:pPr>
+        <w:tabs>
+          <w:tab w:val="num" w:pos="1440"/>
+        </w:tabs>
+        <w:ind w:left="1440" w:hanging="360"/>
+      </w:pPr>
+      <w:rPr>
+        <w:rFonts w:ascii="Courier New" w:hAnsi="Courier New" w:hint="default"/>
+        <w:sz w:val="20"/>
+      </w:rPr>
+    </w:lvl>
+    <w:lvl w:ilvl="2" w:tentative="1">
+      <w:start w:val="1"/>
+      <w:numFmt w:val="bullet"/>
+      <w:lvlText w:val=""/>
+      <w:lvlJc w:val="left"/>
+      <w:pPr>
+        <w:tabs>
+          <w:tab w:val="num" w:pos="2160"/>
+        </w:tabs>
+        <w:ind w:left="2160" w:hanging="360"/>
+      </w:pPr>
+      <w:rPr>
+        <w:rFonts w:ascii="Wingdings" w:hAnsi="Wingdings" w:hint="default"/>
+        <w:sz w:val="20"/>
+      </w:rPr>
+    </w:lvl>
+    <w:lvl w:ilvl="3" w:tentative="1">
+      <w:start w:val="1"/>
+      <w:numFmt w:val="bullet"/>
+      <w:lvlText w:val=""/>
+      <w:lvlJc w:val="left"/>
+      <w:pPr>
+        <w:tabs>
+          <w:tab w:val="num" w:pos="2880"/>
+        </w:tabs>
+        <w:ind w:left="2880" w:hanging="360"/>
+      </w:pPr>
+      <w:rPr>
+        <w:rFonts w:ascii="Wingdings" w:hAnsi="Wingdings" w:hint="default"/>
+        <w:sz w:val="20"/>
+      </w:rPr>
+    </w:lvl>
+    <w:lvl w:ilvl="4" w:tentative="1">
+      <w:start w:val="1"/>
+      <w:numFmt w:val="bullet"/>
+      <w:lvlText w:val=""/>
+      <w:lvlJc w:val="left"/>
+      <w:pPr>
+        <w:tabs>
+          <w:tab w:val="num" w:pos="3600"/>
+        </w:tabs>
+        <w:ind w:left="3600" w:hanging="360"/>
+      </w:pPr>
+      <w:rPr>
+        <w:rFonts w:ascii="Wingdings" w:hAnsi="Wingdings" w:hint="default"/>
+        <w:sz w:val="20"/>
+      </w:rPr>
+    </w:lvl>
+    <w:lvl w:ilvl="5" w:tentative="1">
+      <w:start w:val="1"/>
+      <w:numFmt w:val="bullet"/>
+      <w:lvlText w:val=""/>
+      <w:lvlJc w:val="left"/>
+      <w:pPr>
+        <w:tabs>
+          <w:tab w:val="num" w:pos="4320"/>
+        </w:tabs>
+        <w:ind w:left="4320" w:hanging="360"/>
+      </w:pPr>
+      <w:rPr>
+        <w:rFonts w:ascii="Wingdings" w:hAnsi="Wingdings" w:hint="default"/>
+        <w:sz w:val="20"/>
+      </w:rPr>
+    </w:lvl>
+    <w:lvl w:ilvl="6" w:tentative="1">
+      <w:start w:val="1"/>
+      <w:numFmt w:val="bullet"/>
+      <w:lvlText w:val=""/>
+      <w:lvlJc w:val="left"/>
+      <w:pPr>
+        <w:tabs>
+          <w:tab w:val="num" w:pos="5040"/>
+        </w:tabs>
+        <w:ind w:left="5040" w:hanging="360"/>
+      </w:pPr>
+      <w:rPr>
+        <w:rFonts w:ascii="Wingdings" w:hAnsi="Wingdings" w:hint="default"/>
+        <w:sz w:val="20"/>
+      </w:rPr>
+    </w:lvl>
+    <w:lvl w:ilvl="7" w:tentative="1">
+      <w:start w:val="1"/>
+      <w:numFmt w:val="bullet"/>
+      <w:lvlText w:val=""/>
+      <w:lvlJc w:val="left"/>
+      <w:pPr>
+        <w:tabs>
+          <w:tab w:val="num" w:pos="5760"/>
+        </w:tabs>
+        <w:ind w:left="5760" w:hanging="360"/>
+      </w:pPr>
+      <w:rPr>
+        <w:rFonts w:ascii="Wingdings" w:hAnsi="Wingdings" w:hint="default"/>
+        <w:sz w:val="20"/>
+      </w:rPr>
+    </w:lvl>
+    <w:lvl w:ilvl="8" w:tentative="1">
+      <w:start w:val="1"/>
+      <w:numFmt w:val="bullet"/>
+      <w:lvlText w:val=""/>
+      <w:lvlJc w:val="left"/>
+      <w:pPr>
+        <w:tabs>
+          <w:tab w:val="num" w:pos="6480"/>
+        </w:tabs>
+        <w:ind w:left="6480" w:hanging="360"/>
+      </w:pPr>
+      <w:rPr>
+        <w:rFonts w:ascii="Wingdings" w:hAnsi="Wingdings" w:hint="default"/>
+        <w:sz w:val="20"/>
+      </w:rPr>
+    </w:lvl>
+  </w:abstractNum>
+  <w:abstractNum w:abstractNumId="43" w15:restartNumberingAfterBreak="0">
+    <w:nsid w:val="77CB78E4"/>
+    <w:multiLevelType w:val="hybridMultilevel"/>
+    <w:tmpl w:val="23F02416"/>
+    <w:lvl w:ilvl="0" w:tplc="0409000B">
+      <w:start w:val="1"/>
+      <w:numFmt w:val="bullet"/>
+      <w:lvlText w:val=""/>
+      <w:lvlJc w:val="left"/>
+      <w:pPr>
+        <w:ind w:left="1080" w:hanging="360"/>
+      </w:pPr>
+      <w:rPr>
+        <w:rFonts w:ascii="Wingdings" w:hAnsi="Wingdings" w:hint="default"/>
+      </w:rPr>
+    </w:lvl>
+    <w:lvl w:ilvl="1" w:tplc="04090003" w:tentative="1">
+      <w:start w:val="1"/>
+      <w:numFmt w:val="bullet"/>
+      <w:lvlText w:val="o"/>
+      <w:lvlJc w:val="left"/>
+      <w:pPr>
+        <w:ind w:left="1800" w:hanging="360"/>
+      </w:pPr>
+      <w:rPr>
+        <w:rFonts w:ascii="Courier New" w:hAnsi="Courier New" w:cs="Courier New" w:hint="default"/>
+      </w:rPr>
+    </w:lvl>
+    <w:lvl w:ilvl="2" w:tplc="04090005" w:tentative="1">
+      <w:start w:val="1"/>
+      <w:numFmt w:val="bullet"/>
+      <w:lvlText w:val=""/>
+      <w:lvlJc w:val="left"/>
+      <w:pPr>
+        <w:ind w:left="2520" w:hanging="360"/>
+      </w:pPr>
+      <w:rPr>
+        <w:rFonts w:ascii="Wingdings" w:hAnsi="Wingdings" w:hint="default"/>
+      </w:rPr>
+    </w:lvl>
+    <w:lvl w:ilvl="3" w:tplc="04090001" w:tentative="1">
+      <w:start w:val="1"/>
+      <w:numFmt w:val="bullet"/>
+      <w:lvlText w:val=""/>
+      <w:lvlJc w:val="left"/>
+      <w:pPr>
+        <w:ind w:left="3240" w:hanging="360"/>
+      </w:pPr>
+      <w:rPr>
+        <w:rFonts w:ascii="Symbol" w:hAnsi="Symbol" w:hint="default"/>
+      </w:rPr>
+    </w:lvl>
+    <w:lvl w:ilvl="4" w:tplc="04090003" w:tentative="1">
+      <w:start w:val="1"/>
+      <w:numFmt w:val="bullet"/>
+      <w:lvlText w:val="o"/>
+      <w:lvlJc w:val="left"/>
+      <w:pPr>
+        <w:ind w:left="3960" w:hanging="360"/>
+      </w:pPr>
+      <w:rPr>
+        <w:rFonts w:ascii="Courier New" w:hAnsi="Courier New" w:cs="Courier New" w:hint="default"/>
+      </w:rPr>
+    </w:lvl>
+    <w:lvl w:ilvl="5" w:tplc="04090005" w:tentative="1">
+      <w:start w:val="1"/>
+      <w:numFmt w:val="bullet"/>
+      <w:lvlText w:val=""/>
+      <w:lvlJc w:val="left"/>
+      <w:pPr>
+        <w:ind w:left="4680" w:hanging="360"/>
+      </w:pPr>
+      <w:rPr>
+        <w:rFonts w:ascii="Wingdings" w:hAnsi="Wingdings" w:hint="default"/>
+      </w:rPr>
+    </w:lvl>
+    <w:lvl w:ilvl="6" w:tplc="04090001" w:tentative="1">
+      <w:start w:val="1"/>
+      <w:numFmt w:val="bullet"/>
+      <w:lvlText w:val=""/>
+      <w:lvlJc w:val="left"/>
+      <w:pPr>
+        <w:ind w:left="5400" w:hanging="360"/>
+      </w:pPr>
+      <w:rPr>
+        <w:rFonts w:ascii="Symbol" w:hAnsi="Symbol" w:hint="default"/>
+      </w:rPr>
+    </w:lvl>
+    <w:lvl w:ilvl="7" w:tplc="04090003" w:tentative="1">
+      <w:start w:val="1"/>
+      <w:numFmt w:val="bullet"/>
+      <w:lvlText w:val="o"/>
+      <w:lvlJc w:val="left"/>
+      <w:pPr>
+        <w:ind w:left="6120" w:hanging="360"/>
+      </w:pPr>
+      <w:rPr>
+        <w:rFonts w:ascii="Courier New" w:hAnsi="Courier New" w:cs="Courier New" w:hint="default"/>
+      </w:rPr>
+    </w:lvl>
+    <w:lvl w:ilvl="8" w:tplc="04090005" w:tentative="1">
+      <w:start w:val="1"/>
+      <w:numFmt w:val="bullet"/>
+      <w:lvlText w:val=""/>
+      <w:lvlJc w:val="left"/>
+      <w:pPr>
+        <w:ind w:left="6840" w:hanging="360"/>
+      </w:pPr>
+      <w:rPr>
+        <w:rFonts w:ascii="Wingdings" w:hAnsi="Wingdings" w:hint="default"/>
+      </w:rPr>
+    </w:lvl>
+  </w:abstractNum>
+  <w:abstractNum w:abstractNumId="44" w15:restartNumberingAfterBreak="0">
     <w:nsid w:val="79C37757"/>
     <w:multiLevelType w:val="hybridMultilevel"/>
     <w:tmpl w:val="4E940CB8"/>
@@ -4038,47 +9273,378 @@
       </w:rPr>
     </w:lvl>
   </w:abstractNum>
-  <w:num w:numId="1" w16cid:durableId="671180890">
+  <w:abstractNum w:abstractNumId="45" w15:restartNumberingAfterBreak="0">
+    <w:nsid w:val="7A4E4420"/>
+    <w:multiLevelType w:val="hybridMultilevel"/>
+    <w:tmpl w:val="63064DF4"/>
+    <w:lvl w:ilvl="0" w:tplc="0409000B">
+      <w:start w:val="1"/>
+      <w:numFmt w:val="bullet"/>
+      <w:lvlText w:val=""/>
+      <w:lvlJc w:val="left"/>
+      <w:pPr>
+        <w:ind w:left="1080" w:hanging="360"/>
+      </w:pPr>
+      <w:rPr>
+        <w:rFonts w:ascii="Wingdings" w:hAnsi="Wingdings" w:hint="default"/>
+      </w:rPr>
+    </w:lvl>
+    <w:lvl w:ilvl="1" w:tplc="04090003" w:tentative="1">
+      <w:start w:val="1"/>
+      <w:numFmt w:val="bullet"/>
+      <w:lvlText w:val="o"/>
+      <w:lvlJc w:val="left"/>
+      <w:pPr>
+        <w:ind w:left="1800" w:hanging="360"/>
+      </w:pPr>
+      <w:rPr>
+        <w:rFonts w:ascii="Courier New" w:hAnsi="Courier New" w:cs="Courier New" w:hint="default"/>
+      </w:rPr>
+    </w:lvl>
+    <w:lvl w:ilvl="2" w:tplc="04090005" w:tentative="1">
+      <w:start w:val="1"/>
+      <w:numFmt w:val="bullet"/>
+      <w:lvlText w:val=""/>
+      <w:lvlJc w:val="left"/>
+      <w:pPr>
+        <w:ind w:left="2520" w:hanging="360"/>
+      </w:pPr>
+      <w:rPr>
+        <w:rFonts w:ascii="Wingdings" w:hAnsi="Wingdings" w:hint="default"/>
+      </w:rPr>
+    </w:lvl>
+    <w:lvl w:ilvl="3" w:tplc="04090001" w:tentative="1">
+      <w:start w:val="1"/>
+      <w:numFmt w:val="bullet"/>
+      <w:lvlText w:val=""/>
+      <w:lvlJc w:val="left"/>
+      <w:pPr>
+        <w:ind w:left="3240" w:hanging="360"/>
+      </w:pPr>
+      <w:rPr>
+        <w:rFonts w:ascii="Symbol" w:hAnsi="Symbol" w:hint="default"/>
+      </w:rPr>
+    </w:lvl>
+    <w:lvl w:ilvl="4" w:tplc="04090003" w:tentative="1">
+      <w:start w:val="1"/>
+      <w:numFmt w:val="bullet"/>
+      <w:lvlText w:val="o"/>
+      <w:lvlJc w:val="left"/>
+      <w:pPr>
+        <w:ind w:left="3960" w:hanging="360"/>
+      </w:pPr>
+      <w:rPr>
+        <w:rFonts w:ascii="Courier New" w:hAnsi="Courier New" w:cs="Courier New" w:hint="default"/>
+      </w:rPr>
+    </w:lvl>
+    <w:lvl w:ilvl="5" w:tplc="04090005" w:tentative="1">
+      <w:start w:val="1"/>
+      <w:numFmt w:val="bullet"/>
+      <w:lvlText w:val=""/>
+      <w:lvlJc w:val="left"/>
+      <w:pPr>
+        <w:ind w:left="4680" w:hanging="360"/>
+      </w:pPr>
+      <w:rPr>
+        <w:rFonts w:ascii="Wingdings" w:hAnsi="Wingdings" w:hint="default"/>
+      </w:rPr>
+    </w:lvl>
+    <w:lvl w:ilvl="6" w:tplc="04090001" w:tentative="1">
+      <w:start w:val="1"/>
+      <w:numFmt w:val="bullet"/>
+      <w:lvlText w:val=""/>
+      <w:lvlJc w:val="left"/>
+      <w:pPr>
+        <w:ind w:left="5400" w:hanging="360"/>
+      </w:pPr>
+      <w:rPr>
+        <w:rFonts w:ascii="Symbol" w:hAnsi="Symbol" w:hint="default"/>
+      </w:rPr>
+    </w:lvl>
+    <w:lvl w:ilvl="7" w:tplc="04090003" w:tentative="1">
+      <w:start w:val="1"/>
+      <w:numFmt w:val="bullet"/>
+      <w:lvlText w:val="o"/>
+      <w:lvlJc w:val="left"/>
+      <w:pPr>
+        <w:ind w:left="6120" w:hanging="360"/>
+      </w:pPr>
+      <w:rPr>
+        <w:rFonts w:ascii="Courier New" w:hAnsi="Courier New" w:cs="Courier New" w:hint="default"/>
+      </w:rPr>
+    </w:lvl>
+    <w:lvl w:ilvl="8" w:tplc="04090005" w:tentative="1">
+      <w:start w:val="1"/>
+      <w:numFmt w:val="bullet"/>
+      <w:lvlText w:val=""/>
+      <w:lvlJc w:val="left"/>
+      <w:pPr>
+        <w:ind w:left="6840" w:hanging="360"/>
+      </w:pPr>
+      <w:rPr>
+        <w:rFonts w:ascii="Wingdings" w:hAnsi="Wingdings" w:hint="default"/>
+      </w:rPr>
+    </w:lvl>
+  </w:abstractNum>
+  <w:abstractNum w:abstractNumId="46" w15:restartNumberingAfterBreak="0">
+    <w:nsid w:val="7CA6317B"/>
+    <w:multiLevelType w:val="hybridMultilevel"/>
+    <w:tmpl w:val="CCD48400"/>
+    <w:lvl w:ilvl="0" w:tplc="0409000B">
+      <w:start w:val="1"/>
+      <w:numFmt w:val="bullet"/>
+      <w:lvlText w:val=""/>
+      <w:lvlJc w:val="left"/>
+      <w:pPr>
+        <w:ind w:left="1080" w:hanging="360"/>
+      </w:pPr>
+      <w:rPr>
+        <w:rFonts w:ascii="Wingdings" w:hAnsi="Wingdings" w:hint="default"/>
+      </w:rPr>
+    </w:lvl>
+    <w:lvl w:ilvl="1" w:tplc="04090003" w:tentative="1">
+      <w:start w:val="1"/>
+      <w:numFmt w:val="bullet"/>
+      <w:lvlText w:val="o"/>
+      <w:lvlJc w:val="left"/>
+      <w:pPr>
+        <w:ind w:left="1800" w:hanging="360"/>
+      </w:pPr>
+      <w:rPr>
+        <w:rFonts w:ascii="Courier New" w:hAnsi="Courier New" w:cs="Courier New" w:hint="default"/>
+      </w:rPr>
+    </w:lvl>
+    <w:lvl w:ilvl="2" w:tplc="04090005" w:tentative="1">
+      <w:start w:val="1"/>
+      <w:numFmt w:val="bullet"/>
+      <w:lvlText w:val=""/>
+      <w:lvlJc w:val="left"/>
+      <w:pPr>
+        <w:ind w:left="2520" w:hanging="360"/>
+      </w:pPr>
+      <w:rPr>
+        <w:rFonts w:ascii="Wingdings" w:hAnsi="Wingdings" w:hint="default"/>
+      </w:rPr>
+    </w:lvl>
+    <w:lvl w:ilvl="3" w:tplc="04090001" w:tentative="1">
+      <w:start w:val="1"/>
+      <w:numFmt w:val="bullet"/>
+      <w:lvlText w:val=""/>
+      <w:lvlJc w:val="left"/>
+      <w:pPr>
+        <w:ind w:left="3240" w:hanging="360"/>
+      </w:pPr>
+      <w:rPr>
+        <w:rFonts w:ascii="Symbol" w:hAnsi="Symbol" w:hint="default"/>
+      </w:rPr>
+    </w:lvl>
+    <w:lvl w:ilvl="4" w:tplc="04090003" w:tentative="1">
+      <w:start w:val="1"/>
+      <w:numFmt w:val="bullet"/>
+      <w:lvlText w:val="o"/>
+      <w:lvlJc w:val="left"/>
+      <w:pPr>
+        <w:ind w:left="3960" w:hanging="360"/>
+      </w:pPr>
+      <w:rPr>
+        <w:rFonts w:ascii="Courier New" w:hAnsi="Courier New" w:cs="Courier New" w:hint="default"/>
+      </w:rPr>
+    </w:lvl>
+    <w:lvl w:ilvl="5" w:tplc="04090005" w:tentative="1">
+      <w:start w:val="1"/>
+      <w:numFmt w:val="bullet"/>
+      <w:lvlText w:val=""/>
+      <w:lvlJc w:val="left"/>
+      <w:pPr>
+        <w:ind w:left="4680" w:hanging="360"/>
+      </w:pPr>
+      <w:rPr>
+        <w:rFonts w:ascii="Wingdings" w:hAnsi="Wingdings" w:hint="default"/>
+      </w:rPr>
+    </w:lvl>
+    <w:lvl w:ilvl="6" w:tplc="04090001" w:tentative="1">
+      <w:start w:val="1"/>
+      <w:numFmt w:val="bullet"/>
+      <w:lvlText w:val=""/>
+      <w:lvlJc w:val="left"/>
+      <w:pPr>
+        <w:ind w:left="5400" w:hanging="360"/>
+      </w:pPr>
+      <w:rPr>
+        <w:rFonts w:ascii="Symbol" w:hAnsi="Symbol" w:hint="default"/>
+      </w:rPr>
+    </w:lvl>
+    <w:lvl w:ilvl="7" w:tplc="04090003" w:tentative="1">
+      <w:start w:val="1"/>
+      <w:numFmt w:val="bullet"/>
+      <w:lvlText w:val="o"/>
+      <w:lvlJc w:val="left"/>
+      <w:pPr>
+        <w:ind w:left="6120" w:hanging="360"/>
+      </w:pPr>
+      <w:rPr>
+        <w:rFonts w:ascii="Courier New" w:hAnsi="Courier New" w:cs="Courier New" w:hint="default"/>
+      </w:rPr>
+    </w:lvl>
+    <w:lvl w:ilvl="8" w:tplc="04090005" w:tentative="1">
+      <w:start w:val="1"/>
+      <w:numFmt w:val="bullet"/>
+      <w:lvlText w:val=""/>
+      <w:lvlJc w:val="left"/>
+      <w:pPr>
+        <w:ind w:left="6840" w:hanging="360"/>
+      </w:pPr>
+      <w:rPr>
+        <w:rFonts w:ascii="Wingdings" w:hAnsi="Wingdings" w:hint="default"/>
+      </w:rPr>
+    </w:lvl>
+  </w:abstractNum>
+  <w:num w:numId="1">
+    <w:abstractNumId w:val="24"/>
+  </w:num>
+  <w:num w:numId="2">
+    <w:abstractNumId w:val="37"/>
+  </w:num>
+  <w:num w:numId="3">
+    <w:abstractNumId w:val="11"/>
+  </w:num>
+  <w:num w:numId="4">
+    <w:abstractNumId w:val="30"/>
+  </w:num>
+  <w:num w:numId="5">
+    <w:abstractNumId w:val="44"/>
+  </w:num>
+  <w:num w:numId="6">
+    <w:abstractNumId w:val="8"/>
+  </w:num>
+  <w:num w:numId="7">
+    <w:abstractNumId w:val="13"/>
+  </w:num>
+  <w:num w:numId="8">
+    <w:abstractNumId w:val="31"/>
+  </w:num>
+  <w:num w:numId="9">
+    <w:abstractNumId w:val="20"/>
+  </w:num>
+  <w:num w:numId="10">
+    <w:abstractNumId w:val="10"/>
+  </w:num>
+  <w:num w:numId="11">
+    <w:abstractNumId w:val="29"/>
+  </w:num>
+  <w:num w:numId="12">
+    <w:abstractNumId w:val="12"/>
+  </w:num>
+  <w:num w:numId="13">
+    <w:abstractNumId w:val="3"/>
+  </w:num>
+  <w:num w:numId="14">
+    <w:abstractNumId w:val="21"/>
+  </w:num>
+  <w:num w:numId="15">
+    <w:abstractNumId w:val="26"/>
+  </w:num>
+  <w:num w:numId="16">
+    <w:abstractNumId w:val="36"/>
+  </w:num>
+  <w:num w:numId="17">
+    <w:abstractNumId w:val="33"/>
+  </w:num>
+  <w:num w:numId="18">
+    <w:abstractNumId w:val="39"/>
+  </w:num>
+  <w:num w:numId="19">
+    <w:abstractNumId w:val="22"/>
+  </w:num>
+  <w:num w:numId="20">
+    <w:abstractNumId w:val="1"/>
+  </w:num>
+  <w:num w:numId="21">
+    <w:abstractNumId w:val="9"/>
+  </w:num>
+  <w:num w:numId="22">
+    <w:abstractNumId w:val="16"/>
+  </w:num>
+  <w:num w:numId="23">
+    <w:abstractNumId w:val="23"/>
+  </w:num>
+  <w:num w:numId="24">
+    <w:abstractNumId w:val="45"/>
+  </w:num>
+  <w:num w:numId="25">
+    <w:abstractNumId w:val="34"/>
+  </w:num>
+  <w:num w:numId="26">
+    <w:abstractNumId w:val="25"/>
+  </w:num>
+  <w:num w:numId="27">
+    <w:abstractNumId w:val="4"/>
+  </w:num>
+  <w:num w:numId="28">
+    <w:abstractNumId w:val="18"/>
+  </w:num>
+  <w:num w:numId="29">
+    <w:abstractNumId w:val="15"/>
+  </w:num>
+  <w:num w:numId="30">
+    <w:abstractNumId w:val="2"/>
+  </w:num>
+  <w:num w:numId="31">
+    <w:abstractNumId w:val="17"/>
+  </w:num>
+  <w:num w:numId="32">
+    <w:abstractNumId w:val="27"/>
+  </w:num>
+  <w:num w:numId="33">
+    <w:abstractNumId w:val="14"/>
+  </w:num>
+  <w:num w:numId="34">
+    <w:abstractNumId w:val="5"/>
+  </w:num>
+  <w:num w:numId="35">
+    <w:abstractNumId w:val="41"/>
+  </w:num>
+  <w:num w:numId="36">
+    <w:abstractNumId w:val="40"/>
+  </w:num>
+  <w:num w:numId="37">
+    <w:abstractNumId w:val="7"/>
+  </w:num>
+  <w:num w:numId="38">
+    <w:abstractNumId w:val="32"/>
+  </w:num>
+  <w:num w:numId="39">
+    <w:abstractNumId w:val="42"/>
+  </w:num>
+  <w:num w:numId="40">
+    <w:abstractNumId w:val="28"/>
+  </w:num>
+  <w:num w:numId="41">
     <w:abstractNumId w:val="6"/>
   </w:num>
-  <w:num w:numId="2" w16cid:durableId="1019086822">
-    <w:abstractNumId w:val="10"/>
+  <w:num w:numId="42">
+    <w:abstractNumId w:val="19"/>
   </w:num>
-  <w:num w:numId="3" w16cid:durableId="1370378540">
-    <w:abstractNumId w:val="2"/>
-  </w:num>
-  <w:num w:numId="4" w16cid:durableId="1355419360">
-    <w:abstractNumId w:val="8"/>
-  </w:num>
-  <w:num w:numId="5" w16cid:durableId="333651838">
-    <w:abstractNumId w:val="11"/>
-  </w:num>
-  <w:num w:numId="6" w16cid:durableId="1300499737">
+  <w:num w:numId="43">
     <w:abstractNumId w:val="0"/>
   </w:num>
-  <w:num w:numId="7" w16cid:durableId="837383325">
-    <w:abstractNumId w:val="4"/>
+  <w:num w:numId="44">
+    <w:abstractNumId w:val="35"/>
   </w:num>
-  <w:num w:numId="8" w16cid:durableId="1786583389">
-    <w:abstractNumId w:val="9"/>
+  <w:num w:numId="45">
+    <w:abstractNumId w:val="43"/>
   </w:num>
-  <w:num w:numId="9" w16cid:durableId="56589538">
-    <w:abstractNumId w:val="5"/>
+  <w:num w:numId="46">
+    <w:abstractNumId w:val="46"/>
   </w:num>
-  <w:num w:numId="10" w16cid:durableId="1191911946">
-    <w:abstractNumId w:val="1"/>
-  </w:num>
-  <w:num w:numId="11" w16cid:durableId="1405032374">
-    <w:abstractNumId w:val="7"/>
-  </w:num>
-  <w:num w:numId="12" w16cid:durableId="998650160">
-    <w:abstractNumId w:val="3"/>
+  <w:num w:numId="47">
+    <w:abstractNumId w:val="38"/>
   </w:num>
 </w:numbering>
 </file>
 
 <file path=word/styles.xml><?xml version="1.0" encoding="utf-8"?>
-<w:styles xmlns:mc="http://schemas.openxmlformats.org/markup-compatibility/2006" xmlns:r="http://schemas.openxmlformats.org/officeDocument/2006/relationships" xmlns:w="http://schemas.openxmlformats.org/wordprocessingml/2006/main" xmlns:w14="http://schemas.microsoft.com/office/word/2010/wordml" xmlns:w15="http://schemas.microsoft.com/office/word/2012/wordml" xmlns:w16cex="http://schemas.microsoft.com/office/word/2018/wordml/cex" xmlns:w16cid="http://schemas.microsoft.com/office/word/2016/wordml/cid" xmlns:w16="http://schemas.microsoft.com/office/word/2018/wordml" xmlns:w16du="http://schemas.microsoft.com/office/word/2023/wordml/word16du" xmlns:w16sdtdh="http://schemas.microsoft.com/office/word/2020/wordml/sdtdatahash" xmlns:w16sdtfl="http://schemas.microsoft.com/office/word/2024/wordml/sdtformatlock" xmlns:w16se="http://schemas.microsoft.com/office/word/2015/wordml/symex" mc:Ignorable="w14 w15 w16se w16cid w16 w16cex w16sdtdh w16sdtfl w16du">
+<w:styles xmlns:mc="http://schemas.openxmlformats.org/markup-compatibility/2006" xmlns:r="http://schemas.openxmlformats.org/officeDocument/2006/relationships" xmlns:w="http://schemas.openxmlformats.org/wordprocessingml/2006/main" xmlns:w14="http://schemas.microsoft.com/office/word/2010/wordml" xmlns:w15="http://schemas.microsoft.com/office/word/2012/wordml" xmlns:w16se="http://schemas.microsoft.com/office/word/2015/wordml/symex" mc:Ignorable="w14 w15 w16se">
   <w:docDefaults>
     <w:rPrDefault>
       <w:rPr>
@@ -4094,7 +9660,7 @@
       </w:pPr>
     </w:pPrDefault>
   </w:docDefaults>
-  <w:latentStyles w:defLockedState="0" w:defUIPriority="99" w:defSemiHidden="0" w:defUnhideWhenUsed="0" w:defQFormat="0" w:count="376">
+  <w:latentStyles w:defLockedState="0" w:defUIPriority="99" w:defSemiHidden="0" w:defUnhideWhenUsed="0" w:defQFormat="0" w:count="371">
     <w:lsdException w:name="Normal" w:uiPriority="0" w:qFormat="1"/>
     <w:lsdException w:name="heading 1" w:uiPriority="9" w:qFormat="1"/>
     <w:lsdException w:name="heading 2" w:semiHidden="1" w:uiPriority="9" w:unhideWhenUsed="1" w:qFormat="1"/>
@@ -4466,15 +10032,15 @@
     <w:lsdException w:name="List Table 5 Dark Accent 6" w:uiPriority="50"/>
     <w:lsdException w:name="List Table 6 Colorful Accent 6" w:uiPriority="51"/>
     <w:lsdException w:name="List Table 7 Colorful Accent 6" w:uiPriority="52"/>
-    <w:lsdException w:name="Mention" w:semiHidden="1" w:unhideWhenUsed="1"/>
-    <w:lsdException w:name="Smart Hyperlink" w:semiHidden="1" w:unhideWhenUsed="1"/>
-    <w:lsdException w:name="Hashtag" w:semiHidden="1" w:unhideWhenUsed="1"/>
-    <w:lsdException w:name="Unresolved Mention" w:semiHidden="1" w:unhideWhenUsed="1"/>
-    <w:lsdException w:name="Smart Link" w:semiHidden="1" w:unhideWhenUsed="1"/>
   </w:latentStyles>
   <w:style w:type="paragraph" w:default="1" w:styleId="Normal">
     <w:name w:val="Normal"/>
     <w:qFormat/>
+    <w:rsid w:val="00147EC5"/>
+    <w:rPr>
+      <w:rFonts w:ascii="Arial" w:hAnsi="Arial"/>
+      <w:sz w:val="22"/>
+    </w:rPr>
   </w:style>
   <w:style w:type="paragraph" w:styleId="Heading1">
     <w:name w:val="heading 1"/>
@@ -4516,6 +10082,28 @@
       <w:color w:val="2F5496" w:themeColor="accent1" w:themeShade="BF"/>
       <w:sz w:val="26"/>
       <w:szCs w:val="26"/>
+    </w:rPr>
+  </w:style>
+  <w:style w:type="paragraph" w:styleId="Heading3">
+    <w:name w:val="heading 3"/>
+    <w:basedOn w:val="Normal"/>
+    <w:next w:val="Normal"/>
+    <w:link w:val="Heading3Char"/>
+    <w:uiPriority w:val="9"/>
+    <w:semiHidden/>
+    <w:unhideWhenUsed/>
+    <w:qFormat/>
+    <w:rsid w:val="00AC7EB7"/>
+    <w:pPr>
+      <w:keepNext/>
+      <w:keepLines/>
+      <w:spacing w:before="40" w:after="0"/>
+      <w:outlineLvl w:val="2"/>
+    </w:pPr>
+    <w:rPr>
+      <w:rFonts w:asciiTheme="majorHAnsi" w:eastAsiaTheme="majorEastAsia" w:hAnsiTheme="majorHAnsi" w:cstheme="majorBidi"/>
+      <w:color w:val="1F3763" w:themeColor="accent1" w:themeShade="7F"/>
+      <w:sz w:val="24"/>
     </w:rPr>
   </w:style>
   <w:style w:type="character" w:default="1" w:styleId="DefaultParagraphFont">
@@ -4574,7 +10162,6 @@
     <w:name w:val="Normal (Web)"/>
     <w:basedOn w:val="Normal"/>
     <w:uiPriority w:val="99"/>
-    <w:semiHidden/>
     <w:unhideWhenUsed/>
     <w:rsid w:val="00D705F7"/>
     <w:pPr>
@@ -4616,6 +10203,31 @@
     <w:rPr>
       <w:i/>
       <w:iCs/>
+    </w:rPr>
+  </w:style>
+  <w:style w:type="character" w:styleId="Hyperlink">
+    <w:name w:val="Hyperlink"/>
+    <w:basedOn w:val="DefaultParagraphFont"/>
+    <w:uiPriority w:val="99"/>
+    <w:semiHidden/>
+    <w:unhideWhenUsed/>
+    <w:rsid w:val="00490C7E"/>
+    <w:rPr>
+      <w:color w:val="0000FF"/>
+      <w:u w:val="single"/>
+    </w:rPr>
+  </w:style>
+  <w:style w:type="character" w:customStyle="1" w:styleId="Heading3Char">
+    <w:name w:val="Heading 3 Char"/>
+    <w:basedOn w:val="DefaultParagraphFont"/>
+    <w:link w:val="Heading3"/>
+    <w:uiPriority w:val="9"/>
+    <w:semiHidden/>
+    <w:rsid w:val="00AC7EB7"/>
+    <w:rPr>
+      <w:rFonts w:asciiTheme="majorHAnsi" w:eastAsiaTheme="majorEastAsia" w:hAnsiTheme="majorHAnsi" w:cstheme="majorBidi"/>
+      <w:color w:val="1F3763" w:themeColor="accent1" w:themeShade="7F"/>
+      <w:sz w:val="24"/>
     </w:rPr>
   </w:style>
 </w:styles>
